--- a/C++Notes.docx
+++ b/C++Notes.docx
@@ -148,17 +148,8 @@
           <w:sz w:val="28"/>
           <w:szCs w:val="28"/>
         </w:rPr>
-        <w:t xml:space="preserve">2. </w:t>
-      </w:r>
-      <w:proofErr w:type="spellStart"/>
-      <w:r>
-        <w:rPr>
-          <w:sz w:val="28"/>
-          <w:szCs w:val="28"/>
-        </w:rPr>
-        <w:t>endl</w:t>
-      </w:r>
-      <w:proofErr w:type="spellEnd"/>
+        <w:t>2. endl</w:t>
+      </w:r>
     </w:p>
     <w:p>
       <w:pPr>
@@ -265,7 +256,6 @@
           <w:szCs w:val="28"/>
         </w:rPr>
       </w:pPr>
-      <w:proofErr w:type="spellStart"/>
       <w:r>
         <w:rPr>
           <w:sz w:val="28"/>
@@ -273,7 +263,6 @@
         </w:rPr>
         <w:t>DataType</w:t>
       </w:r>
-      <w:proofErr w:type="spellEnd"/>
       <w:r>
         <w:rPr>
           <w:sz w:val="28"/>
@@ -736,7 +725,6 @@
           <w:szCs w:val="28"/>
         </w:rPr>
       </w:pPr>
-      <w:proofErr w:type="spellStart"/>
       <w:r>
         <w:rPr>
           <w:sz w:val="28"/>
@@ -744,7 +732,6 @@
         </w:rPr>
         <w:t>wchar_t</w:t>
       </w:r>
-      <w:proofErr w:type="spellEnd"/>
       <w:r>
         <w:rPr>
           <w:sz w:val="28"/>
@@ -806,23 +793,7 @@
           <w:szCs w:val="28"/>
         </w:rPr>
         <w:tab/>
-        <w:t>Explicitly UTF-</w:t>
-      </w:r>
-      <w:proofErr w:type="gramStart"/>
-      <w:r>
-        <w:rPr>
-          <w:sz w:val="28"/>
-          <w:szCs w:val="28"/>
-        </w:rPr>
-        <w:t>16 character</w:t>
-      </w:r>
-      <w:proofErr w:type="gramEnd"/>
-      <w:r>
-        <w:rPr>
-          <w:sz w:val="28"/>
-          <w:szCs w:val="28"/>
-        </w:rPr>
-        <w:t xml:space="preserve"> storage</w:t>
+        <w:t>Explicitly UTF-16 character storage</w:t>
       </w:r>
     </w:p>
     <w:p>
@@ -861,23 +832,7 @@
           <w:szCs w:val="28"/>
         </w:rPr>
         <w:tab/>
-        <w:t>Explicitly UTF-</w:t>
-      </w:r>
-      <w:proofErr w:type="gramStart"/>
-      <w:r>
-        <w:rPr>
-          <w:sz w:val="28"/>
-          <w:szCs w:val="28"/>
-        </w:rPr>
-        <w:t>32 character</w:t>
-      </w:r>
-      <w:proofErr w:type="gramEnd"/>
-      <w:r>
-        <w:rPr>
-          <w:sz w:val="28"/>
-          <w:szCs w:val="28"/>
-        </w:rPr>
-        <w:t xml:space="preserve"> storage</w:t>
+        <w:t>Explicitly UTF-32 character storage</w:t>
       </w:r>
     </w:p>
     <w:p>
@@ -916,22 +871,7 @@
           <w:szCs w:val="28"/>
         </w:rPr>
         <w:tab/>
-      </w:r>
-      <w:proofErr w:type="gramStart"/>
-      <w:r>
-        <w:rPr>
-          <w:sz w:val="28"/>
-          <w:szCs w:val="28"/>
-        </w:rPr>
-        <w:t>True(</w:t>
-      </w:r>
-      <w:proofErr w:type="gramEnd"/>
-      <w:r>
-        <w:rPr>
-          <w:sz w:val="28"/>
-          <w:szCs w:val="28"/>
-        </w:rPr>
-        <w:t>1) or false (0)</w:t>
+        <w:t>True(1) or false (0)</w:t>
       </w:r>
     </w:p>
     <w:p>
@@ -966,62 +906,37 @@
           <w:szCs w:val="28"/>
         </w:rPr>
       </w:pPr>
-      <w:proofErr w:type="spellStart"/>
-      <w:r>
-        <w:rPr>
-          <w:sz w:val="28"/>
-          <w:szCs w:val="28"/>
-        </w:rPr>
-        <w:t>cin</w:t>
-      </w:r>
-      <w:proofErr w:type="spellEnd"/>
-      <w:r>
-        <w:rPr>
-          <w:sz w:val="28"/>
-          <w:szCs w:val="28"/>
-        </w:rPr>
-        <w:t>&gt;&gt; to get input</w:t>
-      </w:r>
-    </w:p>
-    <w:p>
-      <w:pPr>
-        <w:rPr>
-          <w:b/>
-          <w:bCs/>
-          <w:sz w:val="28"/>
-          <w:szCs w:val="28"/>
-        </w:rPr>
-      </w:pPr>
-    </w:p>
-    <w:p>
-      <w:pPr>
-        <w:rPr>
-          <w:sz w:val="28"/>
-          <w:szCs w:val="28"/>
-        </w:rPr>
-      </w:pPr>
-      <w:r>
-        <w:rPr>
-          <w:sz w:val="28"/>
-          <w:szCs w:val="28"/>
-        </w:rPr>
-        <w:t xml:space="preserve">Both </w:t>
-      </w:r>
-      <w:proofErr w:type="spellStart"/>
-      <w:r>
-        <w:rPr>
-          <w:sz w:val="28"/>
-          <w:szCs w:val="28"/>
-        </w:rPr>
-        <w:t>cin</w:t>
-      </w:r>
-      <w:proofErr w:type="spellEnd"/>
-      <w:r>
-        <w:rPr>
-          <w:sz w:val="28"/>
-          <w:szCs w:val="28"/>
-        </w:rPr>
-        <w:t xml:space="preserve"> and out belongs to &lt;iostream&gt; </w:t>
+      <w:r>
+        <w:rPr>
+          <w:sz w:val="28"/>
+          <w:szCs w:val="28"/>
+        </w:rPr>
+        <w:t>cin&gt;&gt; to get input</w:t>
+      </w:r>
+    </w:p>
+    <w:p>
+      <w:pPr>
+        <w:rPr>
+          <w:b/>
+          <w:bCs/>
+          <w:sz w:val="28"/>
+          <w:szCs w:val="28"/>
+        </w:rPr>
+      </w:pPr>
+    </w:p>
+    <w:p>
+      <w:pPr>
+        <w:rPr>
+          <w:sz w:val="28"/>
+          <w:szCs w:val="28"/>
+        </w:rPr>
+      </w:pPr>
+      <w:r>
+        <w:rPr>
+          <w:sz w:val="28"/>
+          <w:szCs w:val="28"/>
+        </w:rPr>
+        <w:t xml:space="preserve">Both cin and out belongs to &lt;iostream&gt; </w:t>
       </w:r>
     </w:p>
     <w:p>
@@ -1124,23 +1039,7 @@
           <w:sz w:val="28"/>
           <w:szCs w:val="28"/>
         </w:rPr>
-        <w:t xml:space="preserve">* </w:t>
-      </w:r>
-      <w:proofErr w:type="gramStart"/>
-      <w:r>
-        <w:rPr>
-          <w:sz w:val="28"/>
-          <w:szCs w:val="28"/>
-        </w:rPr>
-        <w:t>auto</w:t>
-      </w:r>
-      <w:proofErr w:type="gramEnd"/>
-      <w:r>
-        <w:rPr>
-          <w:sz w:val="28"/>
-          <w:szCs w:val="28"/>
-        </w:rPr>
-        <w:t> only works when you assign a value at the same time (You can't declare auto x; without assigning a value)</w:t>
+        <w:t>* auto only works when you assign a value at the same time (You can't declare auto x; without assigning a value)</w:t>
       </w:r>
     </w:p>
     <w:p>
@@ -1196,23 +1095,7 @@
           <w:sz w:val="28"/>
           <w:szCs w:val="28"/>
         </w:rPr>
-        <w:t>x = </w:t>
-      </w:r>
-      <w:proofErr w:type="gramStart"/>
-      <w:r>
-        <w:rPr>
-          <w:sz w:val="28"/>
-          <w:szCs w:val="28"/>
-        </w:rPr>
-        <w:t>10;   </w:t>
-      </w:r>
-      <w:proofErr w:type="gramEnd"/>
-      <w:r>
-        <w:rPr>
-          <w:sz w:val="28"/>
-          <w:szCs w:val="28"/>
-        </w:rPr>
-        <w:t>  // OK - still an int</w:t>
+        <w:t>x = 10;     // OK - still an int</w:t>
       </w:r>
     </w:p>
     <w:p>
@@ -1296,39 +1179,7 @@
           <w:sz w:val="28"/>
           <w:szCs w:val="28"/>
         </w:rPr>
-        <w:t xml:space="preserve">We can use both </w:t>
-      </w:r>
-      <w:proofErr w:type="gramStart"/>
-      <w:r>
-        <w:rPr>
-          <w:sz w:val="28"/>
-          <w:szCs w:val="28"/>
-        </w:rPr>
-        <w:t>length(</w:t>
-      </w:r>
-      <w:proofErr w:type="gramEnd"/>
-      <w:r>
-        <w:rPr>
-          <w:sz w:val="28"/>
-          <w:szCs w:val="28"/>
-        </w:rPr>
-        <w:t xml:space="preserve">) or </w:t>
-      </w:r>
-      <w:proofErr w:type="gramStart"/>
-      <w:r>
-        <w:rPr>
-          <w:sz w:val="28"/>
-          <w:szCs w:val="28"/>
-        </w:rPr>
-        <w:t>size(</w:t>
-      </w:r>
-      <w:proofErr w:type="gramEnd"/>
-      <w:r>
-        <w:rPr>
-          <w:sz w:val="28"/>
-          <w:szCs w:val="28"/>
-        </w:rPr>
-        <w:t xml:space="preserve">) </w:t>
+        <w:t xml:space="preserve">We can use both length() or size() </w:t>
       </w:r>
     </w:p>
     <w:p>
@@ -1361,69 +1212,35 @@
           <w:szCs w:val="28"/>
         </w:rPr>
       </w:pPr>
-      <w:proofErr w:type="gramStart"/>
-      <w:r>
-        <w:rPr>
-          <w:sz w:val="28"/>
-          <w:szCs w:val="28"/>
-        </w:rPr>
-        <w:t>myString.at(</w:t>
-      </w:r>
-      <w:proofErr w:type="gramEnd"/>
-      <w:r>
-        <w:rPr>
-          <w:sz w:val="28"/>
-          <w:szCs w:val="28"/>
-        </w:rPr>
-        <w:t>0) = ‘character’</w:t>
-      </w:r>
-    </w:p>
-    <w:p>
-      <w:pPr>
-        <w:rPr>
-          <w:sz w:val="28"/>
-          <w:szCs w:val="28"/>
-        </w:rPr>
-      </w:pPr>
-    </w:p>
-    <w:p>
-      <w:pPr>
-        <w:rPr>
-          <w:sz w:val="28"/>
-          <w:szCs w:val="28"/>
-        </w:rPr>
-      </w:pPr>
-      <w:r>
-        <w:rPr>
-          <w:sz w:val="28"/>
-          <w:szCs w:val="28"/>
-        </w:rPr>
-        <w:t xml:space="preserve">(Or) </w:t>
-      </w:r>
-      <w:proofErr w:type="spellStart"/>
-      <w:proofErr w:type="gramStart"/>
-      <w:r>
-        <w:rPr>
-          <w:sz w:val="28"/>
-          <w:szCs w:val="28"/>
-        </w:rPr>
-        <w:t>myString</w:t>
-      </w:r>
-      <w:proofErr w:type="spellEnd"/>
-      <w:r>
-        <w:rPr>
-          <w:sz w:val="28"/>
-          <w:szCs w:val="28"/>
-        </w:rPr>
-        <w:t>[</w:t>
-      </w:r>
-      <w:proofErr w:type="gramEnd"/>
-      <w:r>
-        <w:rPr>
-          <w:sz w:val="28"/>
-          <w:szCs w:val="28"/>
-        </w:rPr>
-        <w:t>0] = ‘A’</w:t>
+      <w:r>
+        <w:rPr>
+          <w:sz w:val="28"/>
+          <w:szCs w:val="28"/>
+        </w:rPr>
+        <w:t>myString.at(0) = ‘character’</w:t>
+      </w:r>
+    </w:p>
+    <w:p>
+      <w:pPr>
+        <w:rPr>
+          <w:sz w:val="28"/>
+          <w:szCs w:val="28"/>
+        </w:rPr>
+      </w:pPr>
+    </w:p>
+    <w:p>
+      <w:pPr>
+        <w:rPr>
+          <w:sz w:val="28"/>
+          <w:szCs w:val="28"/>
+        </w:rPr>
+      </w:pPr>
+      <w:r>
+        <w:rPr>
+          <w:sz w:val="28"/>
+          <w:szCs w:val="28"/>
+        </w:rPr>
+        <w:t>(Or) myString[0] = ‘A’</w:t>
       </w:r>
     </w:p>
     <w:p>
@@ -1487,21 +1304,12 @@
           <w:szCs w:val="28"/>
         </w:rPr>
       </w:pPr>
-      <w:proofErr w:type="spellStart"/>
-      <w:r>
-        <w:rPr>
-          <w:sz w:val="28"/>
-          <w:szCs w:val="28"/>
-        </w:rPr>
-        <w:t>cin</w:t>
-      </w:r>
-      <w:proofErr w:type="spellEnd"/>
-      <w:r>
-        <w:rPr>
-          <w:sz w:val="28"/>
-          <w:szCs w:val="28"/>
-        </w:rPr>
-        <w:t>&gt;&gt;name</w:t>
+      <w:r>
+        <w:rPr>
+          <w:sz w:val="28"/>
+          <w:szCs w:val="28"/>
+        </w:rPr>
+        <w:t>cin&gt;&gt;name</w:t>
       </w:r>
     </w:p>
     <w:p>
@@ -1588,39 +1396,12 @@
           <w:szCs w:val="28"/>
         </w:rPr>
       </w:pPr>
-      <w:proofErr w:type="spellStart"/>
-      <w:proofErr w:type="gramStart"/>
-      <w:r>
-        <w:rPr>
-          <w:sz w:val="28"/>
-          <w:szCs w:val="28"/>
-        </w:rPr>
-        <w:t>getLine</w:t>
-      </w:r>
-      <w:proofErr w:type="spellEnd"/>
-      <w:r>
-        <w:rPr>
-          <w:sz w:val="28"/>
-          <w:szCs w:val="28"/>
-        </w:rPr>
-        <w:t>(</w:t>
-      </w:r>
-      <w:proofErr w:type="spellStart"/>
-      <w:proofErr w:type="gramEnd"/>
-      <w:r>
-        <w:rPr>
-          <w:sz w:val="28"/>
-          <w:szCs w:val="28"/>
-        </w:rPr>
-        <w:t>cin</w:t>
-      </w:r>
-      <w:proofErr w:type="spellEnd"/>
-      <w:r>
-        <w:rPr>
-          <w:sz w:val="28"/>
-          <w:szCs w:val="28"/>
-        </w:rPr>
-        <w:t>, name);</w:t>
+      <w:r>
+        <w:rPr>
+          <w:sz w:val="28"/>
+          <w:szCs w:val="28"/>
+        </w:rPr>
+        <w:t>getLine(cin, name);</w:t>
       </w:r>
     </w:p>
     <w:p>
@@ -1702,89 +1483,37 @@
           <w:sz w:val="28"/>
           <w:szCs w:val="28"/>
         </w:rPr>
-        <w:t>#include &lt;</w:t>
-      </w:r>
-      <w:proofErr w:type="spellStart"/>
-      <w:r>
-        <w:rPr>
-          <w:sz w:val="28"/>
-          <w:szCs w:val="28"/>
-        </w:rPr>
-        <w:t>cmath</w:t>
-      </w:r>
-      <w:proofErr w:type="spellEnd"/>
-      <w:r>
-        <w:rPr>
-          <w:sz w:val="28"/>
-          <w:szCs w:val="28"/>
-        </w:rPr>
-        <w:t>&gt;</w:t>
-      </w:r>
-    </w:p>
-    <w:p>
-      <w:pPr>
-        <w:rPr>
-          <w:sz w:val="28"/>
-          <w:szCs w:val="28"/>
-        </w:rPr>
-      </w:pPr>
-      <w:r>
-        <w:rPr>
-          <w:sz w:val="28"/>
-          <w:szCs w:val="28"/>
-        </w:rPr>
-        <w:t>1. max(</w:t>
-      </w:r>
-      <w:proofErr w:type="spellStart"/>
-      <w:proofErr w:type="gramStart"/>
-      <w:r>
-        <w:rPr>
-          <w:sz w:val="28"/>
-          <w:szCs w:val="28"/>
-        </w:rPr>
-        <w:t>a,b</w:t>
-      </w:r>
-      <w:proofErr w:type="spellEnd"/>
-      <w:proofErr w:type="gramEnd"/>
-      <w:r>
-        <w:rPr>
-          <w:sz w:val="28"/>
-          <w:szCs w:val="28"/>
-        </w:rPr>
-        <w:t>)</w:t>
-      </w:r>
-    </w:p>
-    <w:p>
-      <w:pPr>
-        <w:rPr>
-          <w:sz w:val="28"/>
-          <w:szCs w:val="28"/>
-        </w:rPr>
-      </w:pPr>
-      <w:r>
-        <w:rPr>
-          <w:sz w:val="28"/>
-          <w:szCs w:val="28"/>
-        </w:rPr>
-        <w:t>2. min(</w:t>
-      </w:r>
-      <w:proofErr w:type="spellStart"/>
-      <w:proofErr w:type="gramStart"/>
-      <w:r>
-        <w:rPr>
-          <w:sz w:val="28"/>
-          <w:szCs w:val="28"/>
-        </w:rPr>
-        <w:t>a,b</w:t>
-      </w:r>
-      <w:proofErr w:type="spellEnd"/>
-      <w:proofErr w:type="gramEnd"/>
-      <w:r>
-        <w:rPr>
-          <w:sz w:val="28"/>
-          <w:szCs w:val="28"/>
-        </w:rPr>
-        <w:t>)</w:t>
+        <w:t>#include &lt;cmath&gt;</w:t>
+      </w:r>
+    </w:p>
+    <w:p>
+      <w:pPr>
+        <w:rPr>
+          <w:sz w:val="28"/>
+          <w:szCs w:val="28"/>
+        </w:rPr>
+      </w:pPr>
+      <w:r>
+        <w:rPr>
+          <w:sz w:val="28"/>
+          <w:szCs w:val="28"/>
+        </w:rPr>
+        <w:t>1. max(a,b)</w:t>
+      </w:r>
+    </w:p>
+    <w:p>
+      <w:pPr>
+        <w:rPr>
+          <w:sz w:val="28"/>
+          <w:szCs w:val="28"/>
+        </w:rPr>
+      </w:pPr>
+      <w:r>
+        <w:rPr>
+          <w:sz w:val="28"/>
+          <w:szCs w:val="28"/>
+        </w:rPr>
+        <w:t>2. min(a,b)</w:t>
       </w:r>
     </w:p>
     <w:p>
@@ -1848,17 +1577,8 @@
           <w:sz w:val="28"/>
           <w:szCs w:val="28"/>
         </w:rPr>
-        <w:t xml:space="preserve">For printing true false not as 0 and 1 use </w:t>
-      </w:r>
-      <w:proofErr w:type="spellStart"/>
-      <w:r>
-        <w:rPr>
-          <w:sz w:val="28"/>
-          <w:szCs w:val="28"/>
-        </w:rPr>
-        <w:t>boolappha</w:t>
-      </w:r>
-      <w:proofErr w:type="spellEnd"/>
+        <w:t>For printing true false not as 0 and 1 use boolappha</w:t>
+      </w:r>
     </w:p>
     <w:p>
       <w:pPr>
@@ -1901,222 +1621,83 @@
           <w:sz w:val="28"/>
           <w:szCs w:val="28"/>
         </w:rPr>
-        <w:t xml:space="preserve">bool </w:t>
-      </w:r>
-      <w:proofErr w:type="spellStart"/>
-      <w:r>
-        <w:rPr>
-          <w:sz w:val="28"/>
-          <w:szCs w:val="28"/>
-        </w:rPr>
-        <w:t>isCodingFun</w:t>
-      </w:r>
-      <w:proofErr w:type="spellEnd"/>
-      <w:r>
-        <w:rPr>
-          <w:sz w:val="28"/>
-          <w:szCs w:val="28"/>
-        </w:rPr>
-        <w:t xml:space="preserve"> = true;</w:t>
-      </w:r>
-    </w:p>
-    <w:p>
-      <w:pPr>
-        <w:rPr>
-          <w:sz w:val="28"/>
-          <w:szCs w:val="28"/>
-        </w:rPr>
-      </w:pPr>
-      <w:r>
-        <w:rPr>
-          <w:sz w:val="28"/>
-          <w:szCs w:val="28"/>
-        </w:rPr>
-        <w:t xml:space="preserve">bool </w:t>
-      </w:r>
-      <w:proofErr w:type="spellStart"/>
-      <w:r>
-        <w:rPr>
-          <w:sz w:val="28"/>
-          <w:szCs w:val="28"/>
-        </w:rPr>
-        <w:t>isFishTasty</w:t>
-      </w:r>
-      <w:proofErr w:type="spellEnd"/>
-      <w:r>
-        <w:rPr>
-          <w:sz w:val="28"/>
-          <w:szCs w:val="28"/>
-        </w:rPr>
-        <w:t xml:space="preserve"> = false;</w:t>
-      </w:r>
-    </w:p>
-    <w:p>
-      <w:pPr>
-        <w:rPr>
-          <w:sz w:val="28"/>
-          <w:szCs w:val="28"/>
-        </w:rPr>
-      </w:pPr>
-    </w:p>
-    <w:p>
-      <w:pPr>
-        <w:rPr>
-          <w:sz w:val="28"/>
-          <w:szCs w:val="28"/>
-        </w:rPr>
-      </w:pPr>
-      <w:proofErr w:type="spellStart"/>
-      <w:r>
-        <w:rPr>
-          <w:sz w:val="28"/>
-          <w:szCs w:val="28"/>
-        </w:rPr>
-        <w:t>cout</w:t>
-      </w:r>
-      <w:proofErr w:type="spellEnd"/>
-      <w:r>
-        <w:rPr>
-          <w:sz w:val="28"/>
-          <w:szCs w:val="28"/>
-        </w:rPr>
-        <w:t xml:space="preserve"> &lt;&lt; </w:t>
-      </w:r>
-      <w:proofErr w:type="spellStart"/>
-      <w:r>
-        <w:rPr>
-          <w:sz w:val="28"/>
-          <w:szCs w:val="28"/>
-        </w:rPr>
-        <w:t>boolalpha</w:t>
-      </w:r>
-      <w:proofErr w:type="spellEnd"/>
-      <w:r>
-        <w:rPr>
-          <w:sz w:val="28"/>
-          <w:szCs w:val="28"/>
-        </w:rPr>
-        <w:t>; // enable printing "true"/"false"</w:t>
-      </w:r>
-    </w:p>
-    <w:p>
-      <w:pPr>
-        <w:rPr>
-          <w:sz w:val="28"/>
-          <w:szCs w:val="28"/>
-        </w:rPr>
-      </w:pPr>
-    </w:p>
-    <w:p>
-      <w:pPr>
-        <w:rPr>
-          <w:sz w:val="28"/>
-          <w:szCs w:val="28"/>
-        </w:rPr>
-      </w:pPr>
-      <w:proofErr w:type="spellStart"/>
-      <w:r>
-        <w:rPr>
-          <w:sz w:val="28"/>
-          <w:szCs w:val="28"/>
-        </w:rPr>
-        <w:t>cout</w:t>
-      </w:r>
-      <w:proofErr w:type="spellEnd"/>
-      <w:r>
-        <w:rPr>
-          <w:sz w:val="28"/>
-          <w:szCs w:val="28"/>
-        </w:rPr>
-        <w:t xml:space="preserve"> &lt;&lt; </w:t>
-      </w:r>
-      <w:proofErr w:type="spellStart"/>
-      <w:r>
-        <w:rPr>
-          <w:sz w:val="28"/>
-          <w:szCs w:val="28"/>
-        </w:rPr>
-        <w:t>isCodingFun</w:t>
-      </w:r>
-      <w:proofErr w:type="spellEnd"/>
-      <w:r>
-        <w:rPr>
-          <w:sz w:val="28"/>
-          <w:szCs w:val="28"/>
-        </w:rPr>
-        <w:t xml:space="preserve"> &lt;&lt; "\n</w:t>
-      </w:r>
-      <w:proofErr w:type="gramStart"/>
-      <w:r>
-        <w:rPr>
-          <w:sz w:val="28"/>
-          <w:szCs w:val="28"/>
-        </w:rPr>
-        <w:t xml:space="preserve">";   </w:t>
-      </w:r>
-      <w:proofErr w:type="gramEnd"/>
-      <w:r>
-        <w:rPr>
-          <w:sz w:val="28"/>
-          <w:szCs w:val="28"/>
-        </w:rPr>
-        <w:t>// Outputs true</w:t>
-      </w:r>
-    </w:p>
-    <w:p>
-      <w:pPr>
-        <w:rPr>
-          <w:sz w:val="28"/>
-          <w:szCs w:val="28"/>
-        </w:rPr>
-      </w:pPr>
-      <w:proofErr w:type="spellStart"/>
-      <w:r>
-        <w:rPr>
-          <w:sz w:val="28"/>
-          <w:szCs w:val="28"/>
-        </w:rPr>
-        <w:t>cout</w:t>
-      </w:r>
-      <w:proofErr w:type="spellEnd"/>
-      <w:r>
-        <w:rPr>
-          <w:sz w:val="28"/>
-          <w:szCs w:val="28"/>
-        </w:rPr>
-        <w:t xml:space="preserve"> &lt;&lt; </w:t>
-      </w:r>
-      <w:proofErr w:type="spellStart"/>
-      <w:r>
-        <w:rPr>
-          <w:sz w:val="28"/>
-          <w:szCs w:val="28"/>
-        </w:rPr>
-        <w:t>isFishTasty</w:t>
-      </w:r>
-      <w:proofErr w:type="spellEnd"/>
-      <w:r>
-        <w:rPr>
-          <w:sz w:val="28"/>
-          <w:szCs w:val="28"/>
-        </w:rPr>
-        <w:t xml:space="preserve"> &lt;&lt; "\n</w:t>
-      </w:r>
-      <w:proofErr w:type="gramStart"/>
-      <w:r>
-        <w:rPr>
-          <w:sz w:val="28"/>
-          <w:szCs w:val="28"/>
-        </w:rPr>
-        <w:t>";  /</w:t>
-      </w:r>
-      <w:proofErr w:type="gramEnd"/>
-      <w:r>
-        <w:rPr>
-          <w:sz w:val="28"/>
-          <w:szCs w:val="28"/>
-        </w:rPr>
-        <w:t>/ Outputs false</w:t>
+        <w:t>bool isCodingFun = true;</w:t>
+      </w:r>
+    </w:p>
+    <w:p>
+      <w:pPr>
+        <w:rPr>
+          <w:sz w:val="28"/>
+          <w:szCs w:val="28"/>
+        </w:rPr>
+      </w:pPr>
+      <w:r>
+        <w:rPr>
+          <w:sz w:val="28"/>
+          <w:szCs w:val="28"/>
+        </w:rPr>
+        <w:t>bool isFishTasty = false;</w:t>
+      </w:r>
+    </w:p>
+    <w:p>
+      <w:pPr>
+        <w:rPr>
+          <w:sz w:val="28"/>
+          <w:szCs w:val="28"/>
+        </w:rPr>
+      </w:pPr>
+    </w:p>
+    <w:p>
+      <w:pPr>
+        <w:rPr>
+          <w:sz w:val="28"/>
+          <w:szCs w:val="28"/>
+        </w:rPr>
+      </w:pPr>
+      <w:r>
+        <w:rPr>
+          <w:sz w:val="28"/>
+          <w:szCs w:val="28"/>
+        </w:rPr>
+        <w:t>cout &lt;&lt; boolalpha; // enable printing "true"/"false"</w:t>
+      </w:r>
+    </w:p>
+    <w:p>
+      <w:pPr>
+        <w:rPr>
+          <w:sz w:val="28"/>
+          <w:szCs w:val="28"/>
+        </w:rPr>
+      </w:pPr>
+    </w:p>
+    <w:p>
+      <w:pPr>
+        <w:rPr>
+          <w:sz w:val="28"/>
+          <w:szCs w:val="28"/>
+        </w:rPr>
+      </w:pPr>
+      <w:r>
+        <w:rPr>
+          <w:sz w:val="28"/>
+          <w:szCs w:val="28"/>
+        </w:rPr>
+        <w:t>cout &lt;&lt; isCodingFun &lt;&lt; "\n";   // Outputs true</w:t>
+      </w:r>
+    </w:p>
+    <w:p>
+      <w:pPr>
+        <w:rPr>
+          <w:sz w:val="28"/>
+          <w:szCs w:val="28"/>
+        </w:rPr>
+      </w:pPr>
+      <w:r>
+        <w:rPr>
+          <w:sz w:val="28"/>
+          <w:szCs w:val="28"/>
+        </w:rPr>
+        <w:t>cout &lt;&lt; isFishTasty &lt;&lt; "\n";  // Outputs false</w:t>
       </w:r>
     </w:p>
     <w:p>
@@ -2165,390 +1746,144 @@
           <w:sz w:val="28"/>
           <w:szCs w:val="28"/>
         </w:rPr>
-        <w:t xml:space="preserve">bool </w:t>
-      </w:r>
-      <w:proofErr w:type="spellStart"/>
-      <w:r>
-        <w:rPr>
-          <w:sz w:val="28"/>
-          <w:szCs w:val="28"/>
-        </w:rPr>
-        <w:t>isCodingFun</w:t>
-      </w:r>
-      <w:proofErr w:type="spellEnd"/>
-      <w:r>
-        <w:rPr>
-          <w:sz w:val="28"/>
-          <w:szCs w:val="28"/>
-        </w:rPr>
-        <w:t xml:space="preserve"> = true;</w:t>
-      </w:r>
-    </w:p>
-    <w:p>
-      <w:pPr>
-        <w:rPr>
-          <w:sz w:val="28"/>
-          <w:szCs w:val="28"/>
-        </w:rPr>
-      </w:pPr>
-      <w:r>
-        <w:rPr>
-          <w:sz w:val="28"/>
-          <w:szCs w:val="28"/>
-        </w:rPr>
-        <w:t xml:space="preserve">bool </w:t>
-      </w:r>
-      <w:proofErr w:type="spellStart"/>
-      <w:r>
-        <w:rPr>
-          <w:sz w:val="28"/>
-          <w:szCs w:val="28"/>
-        </w:rPr>
-        <w:t>isFishTasty</w:t>
-      </w:r>
-      <w:proofErr w:type="spellEnd"/>
-      <w:r>
-        <w:rPr>
-          <w:sz w:val="28"/>
-          <w:szCs w:val="28"/>
-        </w:rPr>
-        <w:t xml:space="preserve"> = false;</w:t>
-      </w:r>
-    </w:p>
-    <w:p>
-      <w:pPr>
-        <w:rPr>
-          <w:sz w:val="28"/>
-          <w:szCs w:val="28"/>
-        </w:rPr>
-      </w:pPr>
-    </w:p>
-    <w:p>
-      <w:pPr>
-        <w:rPr>
-          <w:sz w:val="28"/>
-          <w:szCs w:val="28"/>
-        </w:rPr>
-      </w:pPr>
-      <w:proofErr w:type="spellStart"/>
-      <w:r>
-        <w:rPr>
-          <w:sz w:val="28"/>
-          <w:szCs w:val="28"/>
-        </w:rPr>
-        <w:t>cout</w:t>
-      </w:r>
-      <w:proofErr w:type="spellEnd"/>
-      <w:r>
-        <w:rPr>
-          <w:sz w:val="28"/>
-          <w:szCs w:val="28"/>
-        </w:rPr>
-        <w:t xml:space="preserve"> &lt;&lt; </w:t>
-      </w:r>
-      <w:proofErr w:type="spellStart"/>
-      <w:r>
-        <w:rPr>
-          <w:sz w:val="28"/>
-          <w:szCs w:val="28"/>
-        </w:rPr>
-        <w:t>boolalpha</w:t>
-      </w:r>
-      <w:proofErr w:type="spellEnd"/>
-      <w:r>
-        <w:rPr>
-          <w:sz w:val="28"/>
-          <w:szCs w:val="28"/>
-        </w:rPr>
-        <w:t>; // enable printing "true"/"false"</w:t>
-      </w:r>
-    </w:p>
-    <w:p>
-      <w:pPr>
-        <w:rPr>
-          <w:sz w:val="28"/>
-          <w:szCs w:val="28"/>
-        </w:rPr>
-      </w:pPr>
-    </w:p>
-    <w:p>
-      <w:pPr>
-        <w:rPr>
-          <w:sz w:val="28"/>
-          <w:szCs w:val="28"/>
-        </w:rPr>
-      </w:pPr>
-      <w:proofErr w:type="spellStart"/>
-      <w:r>
-        <w:rPr>
-          <w:sz w:val="28"/>
-          <w:szCs w:val="28"/>
-        </w:rPr>
-        <w:t>cout</w:t>
-      </w:r>
-      <w:proofErr w:type="spellEnd"/>
-      <w:r>
-        <w:rPr>
-          <w:sz w:val="28"/>
-          <w:szCs w:val="28"/>
-        </w:rPr>
-        <w:t xml:space="preserve"> &lt;&lt; </w:t>
-      </w:r>
-      <w:proofErr w:type="spellStart"/>
-      <w:r>
-        <w:rPr>
-          <w:sz w:val="28"/>
-          <w:szCs w:val="28"/>
-        </w:rPr>
-        <w:t>isCodingFun</w:t>
-      </w:r>
-      <w:proofErr w:type="spellEnd"/>
-      <w:r>
-        <w:rPr>
-          <w:sz w:val="28"/>
-          <w:szCs w:val="28"/>
-        </w:rPr>
-        <w:t xml:space="preserve"> &lt;&lt; "\n</w:t>
-      </w:r>
-      <w:proofErr w:type="gramStart"/>
-      <w:r>
-        <w:rPr>
-          <w:sz w:val="28"/>
-          <w:szCs w:val="28"/>
-        </w:rPr>
-        <w:t xml:space="preserve">";   </w:t>
-      </w:r>
-      <w:proofErr w:type="gramEnd"/>
-      <w:r>
-        <w:rPr>
-          <w:sz w:val="28"/>
-          <w:szCs w:val="28"/>
-        </w:rPr>
-        <w:t>// Outputs true</w:t>
-      </w:r>
-    </w:p>
-    <w:p>
-      <w:pPr>
-        <w:rPr>
-          <w:sz w:val="28"/>
-          <w:szCs w:val="28"/>
-        </w:rPr>
-      </w:pPr>
-      <w:proofErr w:type="spellStart"/>
-      <w:r>
-        <w:rPr>
-          <w:sz w:val="28"/>
-          <w:szCs w:val="28"/>
-        </w:rPr>
-        <w:t>cout</w:t>
-      </w:r>
-      <w:proofErr w:type="spellEnd"/>
-      <w:r>
-        <w:rPr>
-          <w:sz w:val="28"/>
-          <w:szCs w:val="28"/>
-        </w:rPr>
-        <w:t xml:space="preserve"> &lt;&lt; </w:t>
-      </w:r>
-      <w:proofErr w:type="spellStart"/>
-      <w:r>
-        <w:rPr>
-          <w:sz w:val="28"/>
-          <w:szCs w:val="28"/>
-        </w:rPr>
-        <w:t>isFishTasty</w:t>
-      </w:r>
-      <w:proofErr w:type="spellEnd"/>
-      <w:r>
-        <w:rPr>
-          <w:sz w:val="28"/>
-          <w:szCs w:val="28"/>
-        </w:rPr>
-        <w:t xml:space="preserve"> &lt;&lt; "\n</w:t>
-      </w:r>
-      <w:proofErr w:type="gramStart"/>
-      <w:r>
-        <w:rPr>
-          <w:sz w:val="28"/>
-          <w:szCs w:val="28"/>
-        </w:rPr>
-        <w:t>";  /</w:t>
-      </w:r>
-      <w:proofErr w:type="gramEnd"/>
-      <w:r>
-        <w:rPr>
-          <w:sz w:val="28"/>
-          <w:szCs w:val="28"/>
-        </w:rPr>
-        <w:t>/ Outputs false</w:t>
-      </w:r>
-    </w:p>
-    <w:p>
-      <w:pPr>
-        <w:rPr>
-          <w:sz w:val="28"/>
-          <w:szCs w:val="28"/>
-        </w:rPr>
-      </w:pPr>
-    </w:p>
-    <w:p>
-      <w:pPr>
-        <w:rPr>
-          <w:sz w:val="28"/>
-          <w:szCs w:val="28"/>
-        </w:rPr>
-      </w:pPr>
-      <w:proofErr w:type="spellStart"/>
-      <w:r>
-        <w:rPr>
-          <w:sz w:val="28"/>
-          <w:szCs w:val="28"/>
-        </w:rPr>
-        <w:t>cout</w:t>
-      </w:r>
-      <w:proofErr w:type="spellEnd"/>
-      <w:r>
-        <w:rPr>
-          <w:sz w:val="28"/>
-          <w:szCs w:val="28"/>
-        </w:rPr>
-        <w:t xml:space="preserve"> &lt;&lt; </w:t>
-      </w:r>
-      <w:proofErr w:type="spellStart"/>
-      <w:r>
-        <w:rPr>
-          <w:sz w:val="28"/>
-          <w:szCs w:val="28"/>
-        </w:rPr>
-        <w:t>noboolalpha</w:t>
-      </w:r>
-      <w:proofErr w:type="spellEnd"/>
-      <w:r>
-        <w:rPr>
-          <w:sz w:val="28"/>
-          <w:szCs w:val="28"/>
-        </w:rPr>
-        <w:t>; // enable printing reset to 0 and 1</w:t>
-      </w:r>
-    </w:p>
-    <w:p>
-      <w:pPr>
-        <w:rPr>
-          <w:sz w:val="28"/>
-          <w:szCs w:val="28"/>
-        </w:rPr>
-      </w:pPr>
-    </w:p>
-    <w:p>
-      <w:pPr>
-        <w:rPr>
-          <w:sz w:val="28"/>
-          <w:szCs w:val="28"/>
-        </w:rPr>
-      </w:pPr>
-      <w:proofErr w:type="spellStart"/>
-      <w:r>
-        <w:rPr>
-          <w:sz w:val="28"/>
-          <w:szCs w:val="28"/>
-        </w:rPr>
-        <w:t>cout</w:t>
-      </w:r>
-      <w:proofErr w:type="spellEnd"/>
-      <w:r>
-        <w:rPr>
-          <w:sz w:val="28"/>
-          <w:szCs w:val="28"/>
-        </w:rPr>
-        <w:t xml:space="preserve"> &lt;&lt; </w:t>
-      </w:r>
-      <w:proofErr w:type="spellStart"/>
-      <w:r>
-        <w:rPr>
-          <w:sz w:val="28"/>
-          <w:szCs w:val="28"/>
-        </w:rPr>
-        <w:t>isCodingFun</w:t>
-      </w:r>
-      <w:proofErr w:type="spellEnd"/>
-      <w:r>
-        <w:rPr>
-          <w:sz w:val="28"/>
-          <w:szCs w:val="28"/>
-        </w:rPr>
-        <w:t xml:space="preserve"> &lt;&lt; "\n</w:t>
-      </w:r>
-      <w:proofErr w:type="gramStart"/>
-      <w:r>
-        <w:rPr>
-          <w:sz w:val="28"/>
-          <w:szCs w:val="28"/>
-        </w:rPr>
-        <w:t xml:space="preserve">";   </w:t>
-      </w:r>
-      <w:proofErr w:type="gramEnd"/>
-      <w:r>
-        <w:rPr>
-          <w:sz w:val="28"/>
-          <w:szCs w:val="28"/>
-        </w:rPr>
-        <w:t>// Outputs 1</w:t>
-      </w:r>
-    </w:p>
-    <w:p>
-      <w:pPr>
-        <w:rPr>
-          <w:sz w:val="28"/>
-          <w:szCs w:val="28"/>
-        </w:rPr>
-      </w:pPr>
-      <w:proofErr w:type="spellStart"/>
-      <w:r>
-        <w:rPr>
-          <w:sz w:val="28"/>
-          <w:szCs w:val="28"/>
-        </w:rPr>
-        <w:t>cout</w:t>
-      </w:r>
-      <w:proofErr w:type="spellEnd"/>
-      <w:r>
-        <w:rPr>
-          <w:sz w:val="28"/>
-          <w:szCs w:val="28"/>
-        </w:rPr>
-        <w:t xml:space="preserve"> &lt;&lt; </w:t>
-      </w:r>
-      <w:proofErr w:type="spellStart"/>
-      <w:r>
-        <w:rPr>
-          <w:sz w:val="28"/>
-          <w:szCs w:val="28"/>
-        </w:rPr>
-        <w:t>isFishTasty</w:t>
-      </w:r>
-      <w:proofErr w:type="spellEnd"/>
-      <w:r>
-        <w:rPr>
-          <w:sz w:val="28"/>
-          <w:szCs w:val="28"/>
-        </w:rPr>
-        <w:t xml:space="preserve"> &lt;&lt; "\n</w:t>
-      </w:r>
-      <w:proofErr w:type="gramStart"/>
-      <w:r>
-        <w:rPr>
-          <w:sz w:val="28"/>
-          <w:szCs w:val="28"/>
-        </w:rPr>
-        <w:t>";  /</w:t>
-      </w:r>
-      <w:proofErr w:type="gramEnd"/>
-      <w:r>
-        <w:rPr>
-          <w:sz w:val="28"/>
-          <w:szCs w:val="28"/>
-        </w:rPr>
-        <w:t>/ Outputs 0</w:t>
+        <w:t>bool isCodingFun = true;</w:t>
+      </w:r>
+    </w:p>
+    <w:p>
+      <w:pPr>
+        <w:rPr>
+          <w:sz w:val="28"/>
+          <w:szCs w:val="28"/>
+        </w:rPr>
+      </w:pPr>
+      <w:r>
+        <w:rPr>
+          <w:sz w:val="28"/>
+          <w:szCs w:val="28"/>
+        </w:rPr>
+        <w:t>bool isFishTasty = false;</w:t>
+      </w:r>
+    </w:p>
+    <w:p>
+      <w:pPr>
+        <w:rPr>
+          <w:sz w:val="28"/>
+          <w:szCs w:val="28"/>
+        </w:rPr>
+      </w:pPr>
+    </w:p>
+    <w:p>
+      <w:pPr>
+        <w:rPr>
+          <w:sz w:val="28"/>
+          <w:szCs w:val="28"/>
+        </w:rPr>
+      </w:pPr>
+      <w:r>
+        <w:rPr>
+          <w:sz w:val="28"/>
+          <w:szCs w:val="28"/>
+        </w:rPr>
+        <w:t>cout &lt;&lt; boolalpha; // enable printing "true"/"false"</w:t>
+      </w:r>
+    </w:p>
+    <w:p>
+      <w:pPr>
+        <w:rPr>
+          <w:sz w:val="28"/>
+          <w:szCs w:val="28"/>
+        </w:rPr>
+      </w:pPr>
+    </w:p>
+    <w:p>
+      <w:pPr>
+        <w:rPr>
+          <w:sz w:val="28"/>
+          <w:szCs w:val="28"/>
+        </w:rPr>
+      </w:pPr>
+      <w:r>
+        <w:rPr>
+          <w:sz w:val="28"/>
+          <w:szCs w:val="28"/>
+        </w:rPr>
+        <w:t>cout &lt;&lt; isCodingFun &lt;&lt; "\n";   // Outputs true</w:t>
+      </w:r>
+    </w:p>
+    <w:p>
+      <w:pPr>
+        <w:rPr>
+          <w:sz w:val="28"/>
+          <w:szCs w:val="28"/>
+        </w:rPr>
+      </w:pPr>
+      <w:r>
+        <w:rPr>
+          <w:sz w:val="28"/>
+          <w:szCs w:val="28"/>
+        </w:rPr>
+        <w:t>cout &lt;&lt; isFishTasty &lt;&lt; "\n";  // Outputs false</w:t>
+      </w:r>
+    </w:p>
+    <w:p>
+      <w:pPr>
+        <w:rPr>
+          <w:sz w:val="28"/>
+          <w:szCs w:val="28"/>
+        </w:rPr>
+      </w:pPr>
+    </w:p>
+    <w:p>
+      <w:pPr>
+        <w:rPr>
+          <w:sz w:val="28"/>
+          <w:szCs w:val="28"/>
+        </w:rPr>
+      </w:pPr>
+      <w:r>
+        <w:rPr>
+          <w:sz w:val="28"/>
+          <w:szCs w:val="28"/>
+        </w:rPr>
+        <w:t>cout &lt;&lt; noboolalpha; // enable printing reset to 0 and 1</w:t>
+      </w:r>
+    </w:p>
+    <w:p>
+      <w:pPr>
+        <w:rPr>
+          <w:sz w:val="28"/>
+          <w:szCs w:val="28"/>
+        </w:rPr>
+      </w:pPr>
+    </w:p>
+    <w:p>
+      <w:pPr>
+        <w:rPr>
+          <w:sz w:val="28"/>
+          <w:szCs w:val="28"/>
+        </w:rPr>
+      </w:pPr>
+      <w:r>
+        <w:rPr>
+          <w:sz w:val="28"/>
+          <w:szCs w:val="28"/>
+        </w:rPr>
+        <w:t>cout &lt;&lt; isCodingFun &lt;&lt; "\n";   // Outputs 1</w:t>
+      </w:r>
+    </w:p>
+    <w:p>
+      <w:pPr>
+        <w:rPr>
+          <w:sz w:val="28"/>
+          <w:szCs w:val="28"/>
+        </w:rPr>
+      </w:pPr>
+      <w:r>
+        <w:rPr>
+          <w:sz w:val="28"/>
+          <w:szCs w:val="28"/>
+        </w:rPr>
+        <w:t>cout &lt;&lt; isFishTasty &lt;&lt; "\n";  // Outputs 0</w:t>
       </w:r>
     </w:p>
     <w:p>
@@ -2631,215 +1966,60 @@
           <w:sz w:val="28"/>
           <w:szCs w:val="28"/>
         </w:rPr>
-        <w:t>int </w:t>
-      </w:r>
-      <w:proofErr w:type="spellStart"/>
-      <w:proofErr w:type="gramStart"/>
-      <w:r>
-        <w:rPr>
-          <w:sz w:val="28"/>
-          <w:szCs w:val="28"/>
-        </w:rPr>
-        <w:t>myNumbers</w:t>
-      </w:r>
-      <w:proofErr w:type="spellEnd"/>
-      <w:r>
-        <w:rPr>
-          <w:sz w:val="28"/>
-          <w:szCs w:val="28"/>
-        </w:rPr>
-        <w:t>[</w:t>
-      </w:r>
-      <w:proofErr w:type="gramEnd"/>
-      <w:r>
-        <w:rPr>
-          <w:sz w:val="28"/>
-          <w:szCs w:val="28"/>
-        </w:rPr>
-        <w:t>5] = {10, 20, 30, 40, 50};</w:t>
-      </w:r>
-    </w:p>
-    <w:p>
-      <w:pPr>
-        <w:rPr>
-          <w:sz w:val="28"/>
-          <w:szCs w:val="28"/>
-        </w:rPr>
-      </w:pPr>
-      <w:r>
-        <w:rPr>
-          <w:sz w:val="28"/>
-          <w:szCs w:val="28"/>
-        </w:rPr>
-        <w:t>int </w:t>
-      </w:r>
-      <w:proofErr w:type="spellStart"/>
-      <w:r>
-        <w:rPr>
-          <w:sz w:val="28"/>
-          <w:szCs w:val="28"/>
-        </w:rPr>
-        <w:t>getArrayLength</w:t>
-      </w:r>
-      <w:proofErr w:type="spellEnd"/>
-      <w:r>
-        <w:rPr>
-          <w:sz w:val="28"/>
-          <w:szCs w:val="28"/>
-        </w:rPr>
-        <w:t xml:space="preserve"> = </w:t>
-      </w:r>
-      <w:proofErr w:type="spellStart"/>
-      <w:r>
-        <w:rPr>
-          <w:sz w:val="28"/>
-          <w:szCs w:val="28"/>
-        </w:rPr>
-        <w:t>sizeof</w:t>
-      </w:r>
-      <w:proofErr w:type="spellEnd"/>
-      <w:r>
-        <w:rPr>
-          <w:sz w:val="28"/>
-          <w:szCs w:val="28"/>
-        </w:rPr>
-        <w:t>(</w:t>
-      </w:r>
-      <w:proofErr w:type="spellStart"/>
-      <w:r>
-        <w:rPr>
-          <w:sz w:val="28"/>
-          <w:szCs w:val="28"/>
-        </w:rPr>
-        <w:t>myNumbers</w:t>
-      </w:r>
-      <w:proofErr w:type="spellEnd"/>
-      <w:r>
-        <w:rPr>
-          <w:sz w:val="28"/>
-          <w:szCs w:val="28"/>
-        </w:rPr>
-        <w:t xml:space="preserve">) / </w:t>
-      </w:r>
-      <w:proofErr w:type="spellStart"/>
-      <w:r>
-        <w:rPr>
-          <w:sz w:val="28"/>
-          <w:szCs w:val="28"/>
-        </w:rPr>
-        <w:t>sizeof</w:t>
-      </w:r>
-      <w:proofErr w:type="spellEnd"/>
-      <w:r>
-        <w:rPr>
-          <w:sz w:val="28"/>
-          <w:szCs w:val="28"/>
-        </w:rPr>
-        <w:t>(</w:t>
-      </w:r>
-      <w:proofErr w:type="spellStart"/>
-      <w:proofErr w:type="gramStart"/>
-      <w:r>
-        <w:rPr>
-          <w:sz w:val="28"/>
-          <w:szCs w:val="28"/>
-        </w:rPr>
-        <w:t>myNumbers</w:t>
-      </w:r>
-      <w:proofErr w:type="spellEnd"/>
-      <w:r>
-        <w:rPr>
-          <w:sz w:val="28"/>
-          <w:szCs w:val="28"/>
-        </w:rPr>
-        <w:t>[</w:t>
-      </w:r>
-      <w:proofErr w:type="gramEnd"/>
-      <w:r>
-        <w:rPr>
-          <w:sz w:val="28"/>
-          <w:szCs w:val="28"/>
-        </w:rPr>
-        <w:t>0]);</w:t>
-      </w:r>
-    </w:p>
-    <w:p>
-      <w:pPr>
-        <w:rPr>
-          <w:sz w:val="28"/>
-          <w:szCs w:val="28"/>
-        </w:rPr>
-      </w:pPr>
-      <w:proofErr w:type="spellStart"/>
-      <w:r>
-        <w:rPr>
-          <w:sz w:val="28"/>
-          <w:szCs w:val="28"/>
-        </w:rPr>
-        <w:t>cout</w:t>
-      </w:r>
-      <w:proofErr w:type="spellEnd"/>
-      <w:r>
-        <w:rPr>
-          <w:sz w:val="28"/>
-          <w:szCs w:val="28"/>
-        </w:rPr>
-        <w:t xml:space="preserve"> &lt;&lt; </w:t>
-      </w:r>
-      <w:proofErr w:type="spellStart"/>
-      <w:r>
-        <w:rPr>
-          <w:sz w:val="28"/>
-          <w:szCs w:val="28"/>
-        </w:rPr>
-        <w:t>getArrayLength</w:t>
-      </w:r>
-      <w:proofErr w:type="spellEnd"/>
-      <w:r>
-        <w:rPr>
-          <w:sz w:val="28"/>
-          <w:szCs w:val="28"/>
-        </w:rPr>
-        <w:t>;</w:t>
-      </w:r>
-    </w:p>
-    <w:p>
-      <w:pPr>
-        <w:rPr>
-          <w:sz w:val="28"/>
-          <w:szCs w:val="28"/>
-        </w:rPr>
-      </w:pPr>
-    </w:p>
-    <w:p>
-      <w:pPr>
-        <w:rPr>
-          <w:sz w:val="28"/>
-          <w:szCs w:val="28"/>
-        </w:rPr>
-      </w:pPr>
-      <w:r>
-        <w:rPr>
-          <w:sz w:val="28"/>
-          <w:szCs w:val="28"/>
-        </w:rPr>
-        <w:t xml:space="preserve">We can’t pass array as </w:t>
-      </w:r>
-      <w:proofErr w:type="gramStart"/>
-      <w:r>
-        <w:rPr>
-          <w:sz w:val="28"/>
-          <w:szCs w:val="28"/>
-        </w:rPr>
-        <w:t>an</w:t>
-      </w:r>
-      <w:proofErr w:type="gramEnd"/>
-      <w:r>
-        <w:rPr>
-          <w:sz w:val="28"/>
-          <w:szCs w:val="28"/>
-        </w:rPr>
-        <w:t xml:space="preserve"> parameter and </w:t>
+        <w:t>int myNumbers[5] = {10, 20, 30, 40, 50};</w:t>
+      </w:r>
+    </w:p>
+    <w:p>
+      <w:pPr>
+        <w:rPr>
+          <w:sz w:val="28"/>
+          <w:szCs w:val="28"/>
+        </w:rPr>
+      </w:pPr>
+      <w:r>
+        <w:rPr>
+          <w:sz w:val="28"/>
+          <w:szCs w:val="28"/>
+        </w:rPr>
+        <w:t>int getArrayLength = sizeof(myNumbers) / sizeof(myNumbers[0]);</w:t>
+      </w:r>
+    </w:p>
+    <w:p>
+      <w:pPr>
+        <w:rPr>
+          <w:sz w:val="28"/>
+          <w:szCs w:val="28"/>
+        </w:rPr>
+      </w:pPr>
+      <w:r>
+        <w:rPr>
+          <w:sz w:val="28"/>
+          <w:szCs w:val="28"/>
+        </w:rPr>
+        <w:t>cout &lt;&lt; getArrayLength;</w:t>
+      </w:r>
+    </w:p>
+    <w:p>
+      <w:pPr>
+        <w:rPr>
+          <w:sz w:val="28"/>
+          <w:szCs w:val="28"/>
+        </w:rPr>
+      </w:pPr>
+    </w:p>
+    <w:p>
+      <w:pPr>
+        <w:rPr>
+          <w:sz w:val="28"/>
+          <w:szCs w:val="28"/>
+        </w:rPr>
+      </w:pPr>
+      <w:r>
+        <w:rPr>
+          <w:sz w:val="28"/>
+          <w:szCs w:val="28"/>
+        </w:rPr>
+        <w:t xml:space="preserve">We can’t pass array as an parameter and </w:t>
       </w:r>
       <w:r>
         <w:rPr>
@@ -2847,55 +2027,7 @@
           <w:szCs w:val="28"/>
         </w:rPr>
         <w:tab/>
-        <w:t xml:space="preserve">use it in </w:t>
-      </w:r>
-      <w:proofErr w:type="spellStart"/>
-      <w:r>
-        <w:rPr>
-          <w:sz w:val="28"/>
-          <w:szCs w:val="28"/>
-        </w:rPr>
-        <w:t>forEach</w:t>
-      </w:r>
-      <w:proofErr w:type="spellEnd"/>
-      <w:r>
-        <w:rPr>
-          <w:sz w:val="28"/>
-          <w:szCs w:val="28"/>
-        </w:rPr>
-        <w:t xml:space="preserve"> because it </w:t>
-      </w:r>
-      <w:proofErr w:type="gramStart"/>
-      <w:r>
-        <w:rPr>
-          <w:sz w:val="28"/>
-          <w:szCs w:val="28"/>
-        </w:rPr>
-        <w:t>pass</w:t>
-      </w:r>
-      <w:proofErr w:type="gramEnd"/>
-      <w:r>
-        <w:rPr>
-          <w:sz w:val="28"/>
-          <w:szCs w:val="28"/>
-        </w:rPr>
-        <w:t xml:space="preserve"> as </w:t>
-      </w:r>
-      <w:proofErr w:type="gramStart"/>
-      <w:r>
-        <w:rPr>
-          <w:sz w:val="28"/>
-          <w:szCs w:val="28"/>
-        </w:rPr>
-        <w:t>an</w:t>
-      </w:r>
-      <w:proofErr w:type="gramEnd"/>
-      <w:r>
-        <w:rPr>
-          <w:sz w:val="28"/>
-          <w:szCs w:val="28"/>
-        </w:rPr>
-        <w:t xml:space="preserve"> pointer we can use it only by traditional loop </w:t>
+        <w:t xml:space="preserve">use it in forEach because it pass as an pointer we can use it only by traditional loop </w:t>
       </w:r>
     </w:p>
     <w:p>
@@ -3084,278 +2216,144 @@
           <w:sz w:val="28"/>
           <w:szCs w:val="28"/>
         </w:rPr>
-        <w:t>  int </w:t>
-      </w:r>
-      <w:proofErr w:type="spellStart"/>
-      <w:r>
-        <w:rPr>
-          <w:sz w:val="28"/>
-          <w:szCs w:val="28"/>
-        </w:rPr>
-        <w:t>myNum</w:t>
-      </w:r>
-      <w:proofErr w:type="spellEnd"/>
-      <w:r>
-        <w:rPr>
-          <w:sz w:val="28"/>
-          <w:szCs w:val="28"/>
-        </w:rPr>
-        <w:t>;</w:t>
-      </w:r>
-    </w:p>
-    <w:p>
-      <w:pPr>
-        <w:rPr>
-          <w:sz w:val="28"/>
-          <w:szCs w:val="28"/>
-        </w:rPr>
-      </w:pPr>
-      <w:r>
-        <w:rPr>
-          <w:sz w:val="28"/>
-          <w:szCs w:val="28"/>
-        </w:rPr>
-        <w:t xml:space="preserve">  string </w:t>
-      </w:r>
-      <w:proofErr w:type="spellStart"/>
-      <w:r>
-        <w:rPr>
-          <w:sz w:val="28"/>
-          <w:szCs w:val="28"/>
-        </w:rPr>
-        <w:t>myString</w:t>
-      </w:r>
-      <w:proofErr w:type="spellEnd"/>
-      <w:r>
-        <w:rPr>
-          <w:sz w:val="28"/>
-          <w:szCs w:val="28"/>
-        </w:rPr>
-        <w:t>;</w:t>
-      </w:r>
-    </w:p>
-    <w:p>
-      <w:pPr>
-        <w:rPr>
-          <w:sz w:val="28"/>
-          <w:szCs w:val="28"/>
-        </w:rPr>
-      </w:pPr>
-      <w:r>
-        <w:rPr>
-          <w:sz w:val="28"/>
-          <w:szCs w:val="28"/>
-        </w:rPr>
-        <w:t xml:space="preserve">} </w:t>
-      </w:r>
-      <w:proofErr w:type="spellStart"/>
-      <w:r>
-        <w:rPr>
-          <w:sz w:val="28"/>
-          <w:szCs w:val="28"/>
-        </w:rPr>
-        <w:t>myStructure</w:t>
-      </w:r>
-      <w:proofErr w:type="spellEnd"/>
-      <w:r>
-        <w:rPr>
-          <w:sz w:val="28"/>
-          <w:szCs w:val="28"/>
-        </w:rPr>
-        <w:t>;</w:t>
-      </w:r>
-    </w:p>
-    <w:p>
-      <w:pPr>
-        <w:rPr>
-          <w:sz w:val="28"/>
-          <w:szCs w:val="28"/>
-        </w:rPr>
-      </w:pPr>
-    </w:p>
-    <w:p>
-      <w:pPr>
-        <w:rPr>
-          <w:sz w:val="28"/>
-          <w:szCs w:val="28"/>
-        </w:rPr>
-      </w:pPr>
-      <w:r>
-        <w:rPr>
-          <w:sz w:val="28"/>
-          <w:szCs w:val="28"/>
-        </w:rPr>
-        <w:t xml:space="preserve">// Assign values to members of </w:t>
-      </w:r>
-      <w:proofErr w:type="spellStart"/>
-      <w:r>
-        <w:rPr>
-          <w:sz w:val="28"/>
-          <w:szCs w:val="28"/>
-        </w:rPr>
-        <w:t>myStructure</w:t>
-      </w:r>
-      <w:proofErr w:type="spellEnd"/>
-    </w:p>
-    <w:p>
-      <w:pPr>
-        <w:rPr>
-          <w:sz w:val="28"/>
-          <w:szCs w:val="28"/>
-        </w:rPr>
-      </w:pPr>
-      <w:proofErr w:type="spellStart"/>
-      <w:r>
-        <w:rPr>
-          <w:sz w:val="28"/>
-          <w:szCs w:val="28"/>
-        </w:rPr>
-        <w:t>myStructure.myNum</w:t>
-      </w:r>
-      <w:proofErr w:type="spellEnd"/>
-      <w:r>
-        <w:rPr>
-          <w:sz w:val="28"/>
-          <w:szCs w:val="28"/>
-        </w:rPr>
-        <w:t> = 1;</w:t>
-      </w:r>
-    </w:p>
-    <w:p>
-      <w:pPr>
-        <w:rPr>
-          <w:sz w:val="28"/>
-          <w:szCs w:val="28"/>
-        </w:rPr>
-      </w:pPr>
-      <w:proofErr w:type="spellStart"/>
-      <w:r>
-        <w:rPr>
-          <w:sz w:val="28"/>
-          <w:szCs w:val="28"/>
-        </w:rPr>
-        <w:t>myStructure.myString</w:t>
-      </w:r>
-      <w:proofErr w:type="spellEnd"/>
-      <w:r>
-        <w:rPr>
-          <w:sz w:val="28"/>
-          <w:szCs w:val="28"/>
-        </w:rPr>
-        <w:t> = "Hello World!";</w:t>
-      </w:r>
-    </w:p>
-    <w:p>
-      <w:pPr>
-        <w:rPr>
-          <w:sz w:val="28"/>
-          <w:szCs w:val="28"/>
-        </w:rPr>
-      </w:pPr>
-    </w:p>
-    <w:p>
-      <w:pPr>
-        <w:rPr>
-          <w:sz w:val="28"/>
-          <w:szCs w:val="28"/>
-        </w:rPr>
-      </w:pPr>
-      <w:r>
-        <w:rPr>
-          <w:sz w:val="28"/>
-          <w:szCs w:val="28"/>
-        </w:rPr>
-        <w:t xml:space="preserve">// Print members of </w:t>
-      </w:r>
-      <w:proofErr w:type="spellStart"/>
-      <w:r>
-        <w:rPr>
-          <w:sz w:val="28"/>
-          <w:szCs w:val="28"/>
-        </w:rPr>
-        <w:t>myStructure</w:t>
-      </w:r>
-      <w:proofErr w:type="spellEnd"/>
-    </w:p>
-    <w:p>
-      <w:pPr>
-        <w:rPr>
-          <w:sz w:val="28"/>
-          <w:szCs w:val="28"/>
-        </w:rPr>
-      </w:pPr>
-      <w:proofErr w:type="spellStart"/>
-      <w:r>
-        <w:rPr>
-          <w:sz w:val="28"/>
-          <w:szCs w:val="28"/>
-        </w:rPr>
-        <w:t>cout</w:t>
-      </w:r>
-      <w:proofErr w:type="spellEnd"/>
-      <w:r>
-        <w:rPr>
-          <w:sz w:val="28"/>
-          <w:szCs w:val="28"/>
-        </w:rPr>
-        <w:t xml:space="preserve"> &lt;&lt; </w:t>
-      </w:r>
-      <w:proofErr w:type="spellStart"/>
-      <w:r>
-        <w:rPr>
-          <w:sz w:val="28"/>
-          <w:szCs w:val="28"/>
-        </w:rPr>
-        <w:t>myStructure.myNum</w:t>
-      </w:r>
-      <w:proofErr w:type="spellEnd"/>
-      <w:r>
-        <w:rPr>
-          <w:sz w:val="28"/>
-          <w:szCs w:val="28"/>
-        </w:rPr>
-        <w:t> &lt;&lt; "\n";</w:t>
-      </w:r>
-    </w:p>
-    <w:p>
-      <w:pPr>
-        <w:rPr>
-          <w:sz w:val="28"/>
-          <w:szCs w:val="28"/>
-        </w:rPr>
-      </w:pPr>
-      <w:proofErr w:type="spellStart"/>
+        <w:t>  int myNum;</w:t>
+      </w:r>
+    </w:p>
+    <w:p>
+      <w:pPr>
+        <w:rPr>
+          <w:sz w:val="28"/>
+          <w:szCs w:val="28"/>
+        </w:rPr>
+      </w:pPr>
+      <w:r>
+        <w:rPr>
+          <w:sz w:val="28"/>
+          <w:szCs w:val="28"/>
+        </w:rPr>
+        <w:t>  string myString;</w:t>
+      </w:r>
+    </w:p>
+    <w:p>
+      <w:pPr>
+        <w:rPr>
+          <w:sz w:val="28"/>
+          <w:szCs w:val="28"/>
+        </w:rPr>
+      </w:pPr>
+      <w:r>
+        <w:rPr>
+          <w:sz w:val="28"/>
+          <w:szCs w:val="28"/>
+        </w:rPr>
+        <w:t>} myStructure;</w:t>
+      </w:r>
+    </w:p>
+    <w:p>
+      <w:pPr>
+        <w:rPr>
+          <w:sz w:val="28"/>
+          <w:szCs w:val="28"/>
+        </w:rPr>
+      </w:pPr>
+    </w:p>
+    <w:p>
+      <w:pPr>
+        <w:rPr>
+          <w:sz w:val="28"/>
+          <w:szCs w:val="28"/>
+        </w:rPr>
+      </w:pPr>
+      <w:r>
+        <w:rPr>
+          <w:sz w:val="28"/>
+          <w:szCs w:val="28"/>
+        </w:rPr>
+        <w:t>// Assign values to members of myStructure</w:t>
+      </w:r>
+    </w:p>
+    <w:p>
+      <w:pPr>
+        <w:rPr>
+          <w:sz w:val="28"/>
+          <w:szCs w:val="28"/>
+        </w:rPr>
+      </w:pPr>
+      <w:r>
+        <w:rPr>
+          <w:sz w:val="28"/>
+          <w:szCs w:val="28"/>
+        </w:rPr>
+        <w:t>myStructure.myNum = 1;</w:t>
+      </w:r>
+    </w:p>
+    <w:p>
+      <w:pPr>
+        <w:rPr>
+          <w:sz w:val="28"/>
+          <w:szCs w:val="28"/>
+        </w:rPr>
+      </w:pPr>
+      <w:r>
+        <w:rPr>
+          <w:sz w:val="28"/>
+          <w:szCs w:val="28"/>
+        </w:rPr>
+        <w:t>myStructure.myString = "Hello World!";</w:t>
+      </w:r>
+    </w:p>
+    <w:p>
+      <w:pPr>
+        <w:rPr>
+          <w:sz w:val="28"/>
+          <w:szCs w:val="28"/>
+        </w:rPr>
+      </w:pPr>
+    </w:p>
+    <w:p>
+      <w:pPr>
+        <w:rPr>
+          <w:sz w:val="28"/>
+          <w:szCs w:val="28"/>
+        </w:rPr>
+      </w:pPr>
+      <w:r>
+        <w:rPr>
+          <w:sz w:val="28"/>
+          <w:szCs w:val="28"/>
+        </w:rPr>
+        <w:t>// Print members of myStructure</w:t>
+      </w:r>
+    </w:p>
+    <w:p>
+      <w:pPr>
+        <w:rPr>
+          <w:sz w:val="28"/>
+          <w:szCs w:val="28"/>
+        </w:rPr>
+      </w:pPr>
+      <w:r>
+        <w:rPr>
+          <w:sz w:val="28"/>
+          <w:szCs w:val="28"/>
+        </w:rPr>
+        <w:t>cout &lt;&lt; myStructure.myNum &lt;&lt; "\n";</w:t>
+      </w:r>
+    </w:p>
+    <w:p>
+      <w:pPr>
+        <w:rPr>
+          <w:sz w:val="28"/>
+          <w:szCs w:val="28"/>
+        </w:rPr>
+      </w:pPr>
       <w:r>
         <w:rPr>
           <w:sz w:val="28"/>
           <w:szCs w:val="28"/>
         </w:rPr>
         <w:lastRenderedPageBreak/>
-        <w:t>cout</w:t>
-      </w:r>
-      <w:proofErr w:type="spellEnd"/>
-      <w:r>
-        <w:rPr>
-          <w:sz w:val="28"/>
-          <w:szCs w:val="28"/>
-        </w:rPr>
-        <w:t xml:space="preserve"> &lt;&lt; </w:t>
-      </w:r>
-      <w:proofErr w:type="spellStart"/>
-      <w:r>
-        <w:rPr>
-          <w:sz w:val="28"/>
-          <w:szCs w:val="28"/>
-        </w:rPr>
-        <w:t>myStructure.myString</w:t>
-      </w:r>
-      <w:proofErr w:type="spellEnd"/>
-      <w:r>
-        <w:rPr>
-          <w:sz w:val="28"/>
-          <w:szCs w:val="28"/>
-        </w:rPr>
-        <w:t> &lt;&lt; "\n";</w:t>
+        <w:t>cout &lt;&lt; myStructure.myString &lt;&lt; "\n";</w:t>
       </w:r>
     </w:p>
     <w:p>
@@ -3414,21 +2412,12 @@
           <w:szCs w:val="28"/>
         </w:rPr>
       </w:pPr>
-      <w:proofErr w:type="spellStart"/>
-      <w:r>
-        <w:rPr>
-          <w:sz w:val="28"/>
-          <w:szCs w:val="28"/>
-        </w:rPr>
-        <w:t>enum</w:t>
-      </w:r>
-      <w:proofErr w:type="spellEnd"/>
-      <w:r>
-        <w:rPr>
-          <w:sz w:val="28"/>
-          <w:szCs w:val="28"/>
-        </w:rPr>
-        <w:t> Level {</w:t>
+      <w:r>
+        <w:rPr>
+          <w:sz w:val="28"/>
+          <w:szCs w:val="28"/>
+        </w:rPr>
+        <w:t>enum Level {</w:t>
       </w:r>
     </w:p>
     <w:p>
@@ -3511,109 +2500,45 @@
           <w:sz w:val="28"/>
           <w:szCs w:val="28"/>
         </w:rPr>
-        <w:t>int </w:t>
-      </w:r>
-      <w:proofErr w:type="gramStart"/>
-      <w:r>
-        <w:rPr>
-          <w:sz w:val="28"/>
-          <w:szCs w:val="28"/>
-        </w:rPr>
-        <w:t>main(</w:t>
-      </w:r>
-      <w:proofErr w:type="gramEnd"/>
-      <w:r>
-        <w:rPr>
-          <w:sz w:val="28"/>
-          <w:szCs w:val="28"/>
-        </w:rPr>
-        <w:t>) {</w:t>
-      </w:r>
-    </w:p>
-    <w:p>
-      <w:pPr>
-        <w:rPr>
-          <w:sz w:val="28"/>
-          <w:szCs w:val="28"/>
-        </w:rPr>
-      </w:pPr>
-      <w:r>
-        <w:rPr>
-          <w:sz w:val="28"/>
-          <w:szCs w:val="28"/>
-        </w:rPr>
-        <w:t>  </w:t>
-      </w:r>
-      <w:proofErr w:type="spellStart"/>
-      <w:r>
-        <w:rPr>
-          <w:sz w:val="28"/>
-          <w:szCs w:val="28"/>
-        </w:rPr>
-        <w:t>enum</w:t>
-      </w:r>
-      <w:proofErr w:type="spellEnd"/>
-      <w:r>
-        <w:rPr>
-          <w:sz w:val="28"/>
-          <w:szCs w:val="28"/>
-        </w:rPr>
-        <w:t xml:space="preserve"> Level </w:t>
-      </w:r>
-      <w:proofErr w:type="spellStart"/>
-      <w:r>
-        <w:rPr>
-          <w:sz w:val="28"/>
-          <w:szCs w:val="28"/>
-        </w:rPr>
-        <w:t>myVar</w:t>
-      </w:r>
-      <w:proofErr w:type="spellEnd"/>
-      <w:r>
-        <w:rPr>
-          <w:sz w:val="28"/>
-          <w:szCs w:val="28"/>
-        </w:rPr>
-        <w:t xml:space="preserve"> = MEDIUM;</w:t>
-      </w:r>
-    </w:p>
-    <w:p>
-      <w:pPr>
-        <w:rPr>
-          <w:sz w:val="28"/>
-          <w:szCs w:val="28"/>
-        </w:rPr>
-      </w:pPr>
-    </w:p>
-    <w:p>
-      <w:pPr>
-        <w:rPr>
-          <w:sz w:val="28"/>
-          <w:szCs w:val="28"/>
-        </w:rPr>
-      </w:pPr>
-      <w:r>
-        <w:rPr>
-          <w:sz w:val="28"/>
-          <w:szCs w:val="28"/>
-        </w:rPr>
-        <w:t>  switch (</w:t>
-      </w:r>
-      <w:proofErr w:type="spellStart"/>
-      <w:r>
-        <w:rPr>
-          <w:sz w:val="28"/>
-          <w:szCs w:val="28"/>
-        </w:rPr>
-        <w:t>myVar</w:t>
-      </w:r>
-      <w:proofErr w:type="spellEnd"/>
-      <w:r>
-        <w:rPr>
-          <w:sz w:val="28"/>
-          <w:szCs w:val="28"/>
-        </w:rPr>
-        <w:t>) {</w:t>
+        <w:t>int main() {</w:t>
+      </w:r>
+    </w:p>
+    <w:p>
+      <w:pPr>
+        <w:rPr>
+          <w:sz w:val="28"/>
+          <w:szCs w:val="28"/>
+        </w:rPr>
+      </w:pPr>
+      <w:r>
+        <w:rPr>
+          <w:sz w:val="28"/>
+          <w:szCs w:val="28"/>
+        </w:rPr>
+        <w:t>  enum Level myVar = MEDIUM;</w:t>
+      </w:r>
+    </w:p>
+    <w:p>
+      <w:pPr>
+        <w:rPr>
+          <w:sz w:val="28"/>
+          <w:szCs w:val="28"/>
+        </w:rPr>
+      </w:pPr>
+    </w:p>
+    <w:p>
+      <w:pPr>
+        <w:rPr>
+          <w:sz w:val="28"/>
+          <w:szCs w:val="28"/>
+        </w:rPr>
+      </w:pPr>
+      <w:r>
+        <w:rPr>
+          <w:sz w:val="28"/>
+          <w:szCs w:val="28"/>
+        </w:rPr>
+        <w:t>  switch (myVar) {</w:t>
       </w:r>
     </w:p>
     <w:p>
@@ -3643,23 +2568,7 @@
           <w:sz w:val="28"/>
           <w:szCs w:val="28"/>
         </w:rPr>
-        <w:t xml:space="preserve">      </w:t>
-      </w:r>
-      <w:proofErr w:type="spellStart"/>
-      <w:r>
-        <w:rPr>
-          <w:sz w:val="28"/>
-          <w:szCs w:val="28"/>
-        </w:rPr>
-        <w:t>cout</w:t>
-      </w:r>
-      <w:proofErr w:type="spellEnd"/>
-      <w:r>
-        <w:rPr>
-          <w:sz w:val="28"/>
-          <w:szCs w:val="28"/>
-        </w:rPr>
-        <w:t xml:space="preserve"> &lt;&lt; "Low Level";</w:t>
+        <w:t>      cout &lt;&lt; "Low Level";</w:t>
       </w:r>
     </w:p>
     <w:p>
@@ -3704,23 +2613,7 @@
           <w:sz w:val="28"/>
           <w:szCs w:val="28"/>
         </w:rPr>
-        <w:t>      </w:t>
-      </w:r>
-      <w:proofErr w:type="spellStart"/>
-      <w:r>
-        <w:rPr>
-          <w:sz w:val="28"/>
-          <w:szCs w:val="28"/>
-        </w:rPr>
-        <w:t>cout</w:t>
-      </w:r>
-      <w:proofErr w:type="spellEnd"/>
-      <w:r>
-        <w:rPr>
-          <w:sz w:val="28"/>
-          <w:szCs w:val="28"/>
-        </w:rPr>
-        <w:t xml:space="preserve"> &lt;&lt; "Medium level";</w:t>
+        <w:t>      cout &lt;&lt; "Medium level";</w:t>
       </w:r>
     </w:p>
     <w:p>
@@ -3765,23 +2658,7 @@
           <w:sz w:val="28"/>
           <w:szCs w:val="28"/>
         </w:rPr>
-        <w:t xml:space="preserve">      </w:t>
-      </w:r>
-      <w:proofErr w:type="spellStart"/>
-      <w:r>
-        <w:rPr>
-          <w:sz w:val="28"/>
-          <w:szCs w:val="28"/>
-        </w:rPr>
-        <w:t>cout</w:t>
-      </w:r>
-      <w:proofErr w:type="spellEnd"/>
-      <w:r>
-        <w:rPr>
-          <w:sz w:val="28"/>
-          <w:szCs w:val="28"/>
-        </w:rPr>
-        <w:t xml:space="preserve"> &lt;&lt; "High level";</w:t>
+        <w:t>      cout &lt;&lt; "High level";</w:t>
       </w:r>
     </w:p>
     <w:p>
@@ -3967,77 +2844,27 @@
           <w:szCs w:val="28"/>
         </w:rPr>
       </w:pPr>
-      <w:proofErr w:type="spellStart"/>
-      <w:r>
-        <w:rPr>
-          <w:sz w:val="28"/>
-          <w:szCs w:val="28"/>
-        </w:rPr>
-        <w:t>cout</w:t>
-      </w:r>
-      <w:proofErr w:type="spellEnd"/>
-      <w:r>
-        <w:rPr>
-          <w:sz w:val="28"/>
-          <w:szCs w:val="28"/>
-        </w:rPr>
-        <w:t xml:space="preserve"> &lt;&lt; food &lt;&lt; "\n</w:t>
-      </w:r>
-      <w:proofErr w:type="gramStart"/>
-      <w:r>
-        <w:rPr>
-          <w:sz w:val="28"/>
-          <w:szCs w:val="28"/>
-        </w:rPr>
-        <w:t>";  /</w:t>
-      </w:r>
-      <w:proofErr w:type="gramEnd"/>
-      <w:r>
-        <w:rPr>
-          <w:sz w:val="28"/>
-          <w:szCs w:val="28"/>
-        </w:rPr>
-        <w:t>/ Outputs Pizza</w:t>
-      </w:r>
-    </w:p>
-    <w:p>
-      <w:pPr>
-        <w:rPr>
-          <w:sz w:val="28"/>
-          <w:szCs w:val="28"/>
-        </w:rPr>
-      </w:pPr>
-      <w:proofErr w:type="spellStart"/>
-      <w:r>
-        <w:rPr>
-          <w:sz w:val="28"/>
-          <w:szCs w:val="28"/>
-        </w:rPr>
-        <w:t>cout</w:t>
-      </w:r>
-      <w:proofErr w:type="spellEnd"/>
-      <w:r>
-        <w:rPr>
-          <w:sz w:val="28"/>
-          <w:szCs w:val="28"/>
-        </w:rPr>
-        <w:t xml:space="preserve"> &lt;&lt; meal &lt;&lt; "\n</w:t>
-      </w:r>
-      <w:proofErr w:type="gramStart"/>
-      <w:r>
-        <w:rPr>
-          <w:sz w:val="28"/>
-          <w:szCs w:val="28"/>
-        </w:rPr>
-        <w:t>";  /</w:t>
-      </w:r>
-      <w:proofErr w:type="gramEnd"/>
-      <w:r>
-        <w:rPr>
-          <w:sz w:val="28"/>
-          <w:szCs w:val="28"/>
-        </w:rPr>
-        <w:t>/ Outputs Pizza</w:t>
+      <w:r>
+        <w:rPr>
+          <w:sz w:val="28"/>
+          <w:szCs w:val="28"/>
+        </w:rPr>
+        <w:t>cout &lt;&lt; food &lt;&lt; "\n";  // Outputs Pizza</w:t>
+      </w:r>
+    </w:p>
+    <w:p>
+      <w:pPr>
+        <w:rPr>
+          <w:sz w:val="28"/>
+          <w:szCs w:val="28"/>
+        </w:rPr>
+      </w:pPr>
+      <w:r>
+        <w:rPr>
+          <w:sz w:val="28"/>
+          <w:szCs w:val="28"/>
+        </w:rPr>
+        <w:t>cout &lt;&lt; meal &lt;&lt; "\n";  // Outputs Pizza</w:t>
       </w:r>
     </w:p>
     <w:p>
@@ -4098,23 +2925,7 @@
           <w:sz w:val="28"/>
           <w:szCs w:val="28"/>
         </w:rPr>
-        <w:t xml:space="preserve">string &amp;meal = </w:t>
-      </w:r>
-      <w:proofErr w:type="gramStart"/>
-      <w:r>
-        <w:rPr>
-          <w:sz w:val="28"/>
-          <w:szCs w:val="28"/>
-        </w:rPr>
-        <w:t>food;   </w:t>
-      </w:r>
-      <w:proofErr w:type="gramEnd"/>
-      <w:r>
-        <w:rPr>
-          <w:sz w:val="28"/>
-          <w:szCs w:val="28"/>
-        </w:rPr>
-        <w:t>// reference to food</w:t>
+        <w:t>string &amp;meal = food;   // reference to food</w:t>
       </w:r>
     </w:p>
     <w:p>
@@ -4155,45 +2966,27 @@
           <w:szCs w:val="28"/>
         </w:rPr>
       </w:pPr>
-      <w:proofErr w:type="spellStart"/>
-      <w:r>
-        <w:rPr>
-          <w:sz w:val="28"/>
-          <w:szCs w:val="28"/>
-        </w:rPr>
-        <w:t>cout</w:t>
-      </w:r>
-      <w:proofErr w:type="spellEnd"/>
-      <w:r>
-        <w:rPr>
-          <w:sz w:val="28"/>
-          <w:szCs w:val="28"/>
-        </w:rPr>
-        <w:t xml:space="preserve"> &lt;&lt; food &lt;&lt; "\n"; // Outputs Burger</w:t>
-      </w:r>
-    </w:p>
-    <w:p>
-      <w:pPr>
-        <w:rPr>
-          <w:sz w:val="28"/>
-          <w:szCs w:val="28"/>
-        </w:rPr>
-      </w:pPr>
-      <w:proofErr w:type="spellStart"/>
-      <w:r>
-        <w:rPr>
-          <w:sz w:val="28"/>
-          <w:szCs w:val="28"/>
-        </w:rPr>
-        <w:t>cout</w:t>
-      </w:r>
-      <w:proofErr w:type="spellEnd"/>
-      <w:r>
-        <w:rPr>
-          <w:sz w:val="28"/>
-          <w:szCs w:val="28"/>
-        </w:rPr>
-        <w:t xml:space="preserve"> &lt;&lt; meal &lt;&lt; "\n"; // Outputs Burger</w:t>
+      <w:r>
+        <w:rPr>
+          <w:sz w:val="28"/>
+          <w:szCs w:val="28"/>
+        </w:rPr>
+        <w:t>cout &lt;&lt; food &lt;&lt; "\n"; // Outputs Burger</w:t>
+      </w:r>
+    </w:p>
+    <w:p>
+      <w:pPr>
+        <w:rPr>
+          <w:sz w:val="28"/>
+          <w:szCs w:val="28"/>
+        </w:rPr>
+      </w:pPr>
+      <w:r>
+        <w:rPr>
+          <w:sz w:val="28"/>
+          <w:szCs w:val="28"/>
+        </w:rPr>
+        <w:t>cout &lt;&lt; meal &lt;&lt; "\n"; // Outputs Burger</w:t>
       </w:r>
     </w:p>
     <w:p>
@@ -4371,86 +3164,22 @@
           <w:sz w:val="28"/>
           <w:szCs w:val="28"/>
         </w:rPr>
-        <w:t>string food = "Pizza</w:t>
-      </w:r>
-      <w:proofErr w:type="gramStart"/>
-      <w:r>
-        <w:rPr>
-          <w:sz w:val="28"/>
-          <w:szCs w:val="28"/>
-        </w:rPr>
-        <w:t>";  /</w:t>
-      </w:r>
-      <w:proofErr w:type="gramEnd"/>
-      <w:r>
-        <w:rPr>
-          <w:sz w:val="28"/>
-          <w:szCs w:val="28"/>
-        </w:rPr>
-        <w:t>/ A food variable of type string</w:t>
-      </w:r>
-    </w:p>
-    <w:p>
-      <w:pPr>
-        <w:rPr>
-          <w:sz w:val="28"/>
-          <w:szCs w:val="28"/>
-        </w:rPr>
-      </w:pPr>
-      <w:r>
-        <w:rPr>
-          <w:sz w:val="28"/>
-          <w:szCs w:val="28"/>
-        </w:rPr>
-        <w:t xml:space="preserve">string* </w:t>
-      </w:r>
-      <w:proofErr w:type="spellStart"/>
-      <w:r>
-        <w:rPr>
-          <w:sz w:val="28"/>
-          <w:szCs w:val="28"/>
-        </w:rPr>
-        <w:t>ptr</w:t>
-      </w:r>
-      <w:proofErr w:type="spellEnd"/>
-      <w:r>
-        <w:rPr>
-          <w:sz w:val="28"/>
-          <w:szCs w:val="28"/>
-        </w:rPr>
-        <w:t xml:space="preserve"> = &amp;</w:t>
-      </w:r>
-      <w:proofErr w:type="gramStart"/>
-      <w:r>
-        <w:rPr>
-          <w:sz w:val="28"/>
-          <w:szCs w:val="28"/>
-        </w:rPr>
-        <w:t>food;   </w:t>
-      </w:r>
-      <w:proofErr w:type="gramEnd"/>
-      <w:r>
-        <w:rPr>
-          <w:sz w:val="28"/>
-          <w:szCs w:val="28"/>
-        </w:rPr>
-        <w:t xml:space="preserve"> // A pointer variable, with the name </w:t>
-      </w:r>
-      <w:proofErr w:type="spellStart"/>
-      <w:r>
-        <w:rPr>
-          <w:sz w:val="28"/>
-          <w:szCs w:val="28"/>
-        </w:rPr>
-        <w:t>ptr</w:t>
-      </w:r>
-      <w:proofErr w:type="spellEnd"/>
-      <w:r>
-        <w:rPr>
-          <w:sz w:val="28"/>
-          <w:szCs w:val="28"/>
-        </w:rPr>
-        <w:t>, that stores the address of food</w:t>
+        <w:t>string food = "Pizza";  // A food variable of type string</w:t>
+      </w:r>
+    </w:p>
+    <w:p>
+      <w:pPr>
+        <w:rPr>
+          <w:sz w:val="28"/>
+          <w:szCs w:val="28"/>
+        </w:rPr>
+      </w:pPr>
+      <w:r>
+        <w:rPr>
+          <w:sz w:val="28"/>
+          <w:szCs w:val="28"/>
+        </w:rPr>
+        <w:t>string* ptr = &amp;food;    // A pointer variable, with the name ptr, that stores the address of food</w:t>
       </w:r>
     </w:p>
     <w:p>
@@ -4483,21 +3212,12 @@
           <w:szCs w:val="28"/>
         </w:rPr>
       </w:pPr>
-      <w:proofErr w:type="spellStart"/>
-      <w:r>
-        <w:rPr>
-          <w:sz w:val="28"/>
-          <w:szCs w:val="28"/>
-        </w:rPr>
-        <w:t>cout</w:t>
-      </w:r>
-      <w:proofErr w:type="spellEnd"/>
-      <w:r>
-        <w:rPr>
-          <w:sz w:val="28"/>
-          <w:szCs w:val="28"/>
-        </w:rPr>
-        <w:t xml:space="preserve"> &lt;&lt; food &lt;&lt; "\n";</w:t>
+      <w:r>
+        <w:rPr>
+          <w:sz w:val="28"/>
+          <w:szCs w:val="28"/>
+        </w:rPr>
+        <w:t>cout &lt;&lt; food &lt;&lt; "\n";</w:t>
       </w:r>
     </w:p>
     <w:p>
@@ -4530,21 +3250,12 @@
           <w:szCs w:val="28"/>
         </w:rPr>
       </w:pPr>
-      <w:proofErr w:type="spellStart"/>
-      <w:r>
-        <w:rPr>
-          <w:sz w:val="28"/>
-          <w:szCs w:val="28"/>
-        </w:rPr>
-        <w:t>cout</w:t>
-      </w:r>
-      <w:proofErr w:type="spellEnd"/>
-      <w:r>
-        <w:rPr>
-          <w:sz w:val="28"/>
-          <w:szCs w:val="28"/>
-        </w:rPr>
-        <w:t xml:space="preserve"> &lt;&lt; &amp;food &lt;&lt; "\n";</w:t>
+      <w:r>
+        <w:rPr>
+          <w:sz w:val="28"/>
+          <w:szCs w:val="28"/>
+        </w:rPr>
+        <w:t>cout &lt;&lt; &amp;food &lt;&lt; "\n";</w:t>
       </w:r>
     </w:p>
     <w:p>
@@ -4577,37 +3288,12 @@
           <w:szCs w:val="28"/>
         </w:rPr>
       </w:pPr>
-      <w:proofErr w:type="spellStart"/>
-      <w:r>
-        <w:rPr>
-          <w:sz w:val="28"/>
-          <w:szCs w:val="28"/>
-        </w:rPr>
-        <w:t>cout</w:t>
-      </w:r>
-      <w:proofErr w:type="spellEnd"/>
-      <w:r>
-        <w:rPr>
-          <w:sz w:val="28"/>
-          <w:szCs w:val="28"/>
-        </w:rPr>
-        <w:t xml:space="preserve"> &lt;&lt; </w:t>
-      </w:r>
-      <w:proofErr w:type="spellStart"/>
-      <w:r>
-        <w:rPr>
-          <w:sz w:val="28"/>
-          <w:szCs w:val="28"/>
-        </w:rPr>
-        <w:t>ptr</w:t>
-      </w:r>
-      <w:proofErr w:type="spellEnd"/>
-      <w:r>
-        <w:rPr>
-          <w:sz w:val="28"/>
-          <w:szCs w:val="28"/>
-        </w:rPr>
-        <w:t xml:space="preserve"> &lt;&lt; "\n";</w:t>
+      <w:r>
+        <w:rPr>
+          <w:sz w:val="28"/>
+          <w:szCs w:val="28"/>
+        </w:rPr>
+        <w:t>cout &lt;&lt; ptr &lt;&lt; "\n";</w:t>
       </w:r>
     </w:p>
     <w:p>
@@ -4661,107 +3347,58 @@
           <w:sz w:val="28"/>
           <w:szCs w:val="28"/>
         </w:rPr>
-        <w:t xml:space="preserve">1. string* </w:t>
-      </w:r>
-      <w:proofErr w:type="spellStart"/>
-      <w:r>
-        <w:rPr>
-          <w:sz w:val="28"/>
-          <w:szCs w:val="28"/>
-        </w:rPr>
-        <w:t>mystring</w:t>
-      </w:r>
-      <w:proofErr w:type="spellEnd"/>
-      <w:r>
-        <w:rPr>
-          <w:sz w:val="28"/>
-          <w:szCs w:val="28"/>
-        </w:rPr>
-        <w:t>; // Preferred</w:t>
-      </w:r>
-    </w:p>
-    <w:p>
-      <w:pPr>
-        <w:rPr>
-          <w:sz w:val="28"/>
-          <w:szCs w:val="28"/>
-        </w:rPr>
-      </w:pPr>
-      <w:r>
-        <w:rPr>
-          <w:sz w:val="28"/>
-          <w:szCs w:val="28"/>
-        </w:rPr>
-        <w:t>2. string *</w:t>
-      </w:r>
-      <w:proofErr w:type="spellStart"/>
-      <w:r>
-        <w:rPr>
-          <w:sz w:val="28"/>
-          <w:szCs w:val="28"/>
-        </w:rPr>
-        <w:t>mystring</w:t>
-      </w:r>
-      <w:proofErr w:type="spellEnd"/>
-      <w:r>
-        <w:rPr>
-          <w:sz w:val="28"/>
-          <w:szCs w:val="28"/>
-        </w:rPr>
-        <w:t>;</w:t>
-      </w:r>
-    </w:p>
-    <w:p>
-      <w:pPr>
-        <w:rPr>
-          <w:sz w:val="28"/>
-          <w:szCs w:val="28"/>
-        </w:rPr>
-      </w:pPr>
-      <w:r>
-        <w:rPr>
-          <w:sz w:val="28"/>
-          <w:szCs w:val="28"/>
-        </w:rPr>
-        <w:t xml:space="preserve">3. string * </w:t>
-      </w:r>
-      <w:proofErr w:type="spellStart"/>
-      <w:r>
-        <w:rPr>
-          <w:sz w:val="28"/>
-          <w:szCs w:val="28"/>
-        </w:rPr>
-        <w:t>mystring</w:t>
-      </w:r>
-      <w:proofErr w:type="spellEnd"/>
-      <w:r>
-        <w:rPr>
-          <w:sz w:val="28"/>
-          <w:szCs w:val="28"/>
-        </w:rPr>
-        <w:t>;</w:t>
-      </w:r>
-    </w:p>
-    <w:p>
-      <w:pPr>
-        <w:rPr>
-          <w:b/>
-          <w:bCs/>
-          <w:sz w:val="28"/>
-          <w:szCs w:val="28"/>
-        </w:rPr>
-      </w:pPr>
-    </w:p>
-    <w:p>
-      <w:pPr>
-        <w:rPr>
-          <w:b/>
-          <w:bCs/>
-          <w:sz w:val="28"/>
-          <w:szCs w:val="28"/>
-        </w:rPr>
-      </w:pPr>
-      <w:proofErr w:type="spellStart"/>
+        <w:t>1. string* mystring; // Preferred</w:t>
+      </w:r>
+    </w:p>
+    <w:p>
+      <w:pPr>
+        <w:rPr>
+          <w:sz w:val="28"/>
+          <w:szCs w:val="28"/>
+        </w:rPr>
+      </w:pPr>
+      <w:r>
+        <w:rPr>
+          <w:sz w:val="28"/>
+          <w:szCs w:val="28"/>
+        </w:rPr>
+        <w:t>2. string *mystring;</w:t>
+      </w:r>
+    </w:p>
+    <w:p>
+      <w:pPr>
+        <w:rPr>
+          <w:sz w:val="28"/>
+          <w:szCs w:val="28"/>
+        </w:rPr>
+      </w:pPr>
+      <w:r>
+        <w:rPr>
+          <w:sz w:val="28"/>
+          <w:szCs w:val="28"/>
+        </w:rPr>
+        <w:t>3. string * mystring;</w:t>
+      </w:r>
+    </w:p>
+    <w:p>
+      <w:pPr>
+        <w:rPr>
+          <w:b/>
+          <w:bCs/>
+          <w:sz w:val="28"/>
+          <w:szCs w:val="28"/>
+        </w:rPr>
+      </w:pPr>
+    </w:p>
+    <w:p>
+      <w:pPr>
+        <w:rPr>
+          <w:b/>
+          <w:bCs/>
+          <w:sz w:val="28"/>
+          <w:szCs w:val="28"/>
+        </w:rPr>
+      </w:pPr>
       <w:r>
         <w:rPr>
           <w:b/>
@@ -4771,7 +3408,6 @@
         </w:rPr>
         <w:t>Deferencing</w:t>
       </w:r>
-      <w:proofErr w:type="spellEnd"/>
     </w:p>
     <w:p>
       <w:pPr>
@@ -4818,70 +3454,22 @@
           <w:sz w:val="28"/>
           <w:szCs w:val="28"/>
         </w:rPr>
-        <w:t>string food = "Pizza</w:t>
-      </w:r>
-      <w:proofErr w:type="gramStart"/>
-      <w:r>
-        <w:rPr>
-          <w:sz w:val="28"/>
-          <w:szCs w:val="28"/>
-        </w:rPr>
-        <w:t>";  /</w:t>
-      </w:r>
-      <w:proofErr w:type="gramEnd"/>
-      <w:r>
-        <w:rPr>
-          <w:sz w:val="28"/>
-          <w:szCs w:val="28"/>
-        </w:rPr>
-        <w:t>/ Variable declaration</w:t>
-      </w:r>
-    </w:p>
-    <w:p>
-      <w:pPr>
-        <w:rPr>
-          <w:sz w:val="28"/>
-          <w:szCs w:val="28"/>
-        </w:rPr>
-      </w:pPr>
-      <w:r>
-        <w:rPr>
-          <w:sz w:val="28"/>
-          <w:szCs w:val="28"/>
-        </w:rPr>
-        <w:t xml:space="preserve">string* </w:t>
-      </w:r>
-      <w:proofErr w:type="spellStart"/>
-      <w:r>
-        <w:rPr>
-          <w:sz w:val="28"/>
-          <w:szCs w:val="28"/>
-        </w:rPr>
-        <w:t>ptr</w:t>
-      </w:r>
-      <w:proofErr w:type="spellEnd"/>
-      <w:r>
-        <w:rPr>
-          <w:sz w:val="28"/>
-          <w:szCs w:val="28"/>
-        </w:rPr>
-        <w:t xml:space="preserve"> = &amp;</w:t>
-      </w:r>
-      <w:proofErr w:type="gramStart"/>
-      <w:r>
-        <w:rPr>
-          <w:sz w:val="28"/>
-          <w:szCs w:val="28"/>
-        </w:rPr>
-        <w:t>food;   </w:t>
-      </w:r>
-      <w:proofErr w:type="gramEnd"/>
-      <w:r>
-        <w:rPr>
-          <w:sz w:val="28"/>
-          <w:szCs w:val="28"/>
-        </w:rPr>
-        <w:t> // Pointer declaration</w:t>
+        <w:t>string food = "Pizza";  // Variable declaration</w:t>
+      </w:r>
+    </w:p>
+    <w:p>
+      <w:pPr>
+        <w:rPr>
+          <w:sz w:val="28"/>
+          <w:szCs w:val="28"/>
+        </w:rPr>
+      </w:pPr>
+      <w:r>
+        <w:rPr>
+          <w:sz w:val="28"/>
+          <w:szCs w:val="28"/>
+        </w:rPr>
+        <w:t>string* ptr = &amp;food;    // Pointer declaration</w:t>
       </w:r>
     </w:p>
     <w:p>
@@ -4914,37 +3502,12 @@
           <w:szCs w:val="28"/>
         </w:rPr>
       </w:pPr>
-      <w:proofErr w:type="spellStart"/>
-      <w:r>
-        <w:rPr>
-          <w:sz w:val="28"/>
-          <w:szCs w:val="28"/>
-        </w:rPr>
-        <w:t>cout</w:t>
-      </w:r>
-      <w:proofErr w:type="spellEnd"/>
-      <w:r>
-        <w:rPr>
-          <w:sz w:val="28"/>
-          <w:szCs w:val="28"/>
-        </w:rPr>
-        <w:t xml:space="preserve"> &lt;&lt; </w:t>
-      </w:r>
-      <w:proofErr w:type="spellStart"/>
-      <w:r>
-        <w:rPr>
-          <w:sz w:val="28"/>
-          <w:szCs w:val="28"/>
-        </w:rPr>
-        <w:t>ptr</w:t>
-      </w:r>
-      <w:proofErr w:type="spellEnd"/>
-      <w:r>
-        <w:rPr>
-          <w:sz w:val="28"/>
-          <w:szCs w:val="28"/>
-        </w:rPr>
-        <w:t xml:space="preserve"> &lt;&lt; "\n";</w:t>
+      <w:r>
+        <w:rPr>
+          <w:sz w:val="28"/>
+          <w:szCs w:val="28"/>
+        </w:rPr>
+        <w:t>cout &lt;&lt; ptr &lt;&lt; "\n";</w:t>
       </w:r>
     </w:p>
     <w:p>
@@ -4977,37 +3540,12 @@
           <w:szCs w:val="28"/>
         </w:rPr>
       </w:pPr>
-      <w:proofErr w:type="spellStart"/>
-      <w:r>
-        <w:rPr>
-          <w:sz w:val="28"/>
-          <w:szCs w:val="28"/>
-        </w:rPr>
-        <w:t>cout</w:t>
-      </w:r>
-      <w:proofErr w:type="spellEnd"/>
-      <w:r>
-        <w:rPr>
-          <w:sz w:val="28"/>
-          <w:szCs w:val="28"/>
-        </w:rPr>
-        <w:t xml:space="preserve"> &lt;&lt; *</w:t>
-      </w:r>
-      <w:proofErr w:type="spellStart"/>
-      <w:r>
-        <w:rPr>
-          <w:sz w:val="28"/>
-          <w:szCs w:val="28"/>
-        </w:rPr>
-        <w:t>ptr</w:t>
-      </w:r>
-      <w:proofErr w:type="spellEnd"/>
-      <w:r>
-        <w:rPr>
-          <w:sz w:val="28"/>
-          <w:szCs w:val="28"/>
-        </w:rPr>
-        <w:t xml:space="preserve"> &lt;&lt; "\n";</w:t>
+      <w:r>
+        <w:rPr>
+          <w:sz w:val="28"/>
+          <w:szCs w:val="28"/>
+        </w:rPr>
+        <w:t>cout &lt;&lt; *ptr &lt;&lt; "\n";</w:t>
       </w:r>
     </w:p>
     <w:p>
@@ -5045,54 +3583,22 @@
           <w:sz w:val="28"/>
           <w:szCs w:val="28"/>
         </w:rPr>
-        <w:t xml:space="preserve">* When used in declaration (string* </w:t>
-      </w:r>
-      <w:proofErr w:type="spellStart"/>
-      <w:r>
-        <w:rPr>
-          <w:sz w:val="28"/>
-          <w:szCs w:val="28"/>
-        </w:rPr>
-        <w:t>ptr</w:t>
-      </w:r>
-      <w:proofErr w:type="spellEnd"/>
-      <w:r>
-        <w:rPr>
-          <w:sz w:val="28"/>
-          <w:szCs w:val="28"/>
-        </w:rPr>
-        <w:t>), it creates a pointer variable.</w:t>
-      </w:r>
-    </w:p>
-    <w:p>
-      <w:pPr>
-        <w:rPr>
-          <w:sz w:val="28"/>
-          <w:szCs w:val="28"/>
-        </w:rPr>
-      </w:pPr>
-      <w:r>
-        <w:rPr>
-          <w:sz w:val="28"/>
-          <w:szCs w:val="28"/>
-        </w:rPr>
-        <w:t xml:space="preserve">* When not used in declaration, it </w:t>
-      </w:r>
-      <w:proofErr w:type="gramStart"/>
-      <w:r>
-        <w:rPr>
-          <w:sz w:val="28"/>
-          <w:szCs w:val="28"/>
-        </w:rPr>
-        <w:t>act</w:t>
-      </w:r>
-      <w:proofErr w:type="gramEnd"/>
-      <w:r>
-        <w:rPr>
-          <w:sz w:val="28"/>
-          <w:szCs w:val="28"/>
-        </w:rPr>
-        <w:t xml:space="preserve"> as a dereference operator.</w:t>
+        <w:t>* When used in declaration (string* ptr), it creates a pointer variable.</w:t>
+      </w:r>
+    </w:p>
+    <w:p>
+      <w:pPr>
+        <w:rPr>
+          <w:sz w:val="28"/>
+          <w:szCs w:val="28"/>
+        </w:rPr>
+      </w:pPr>
+      <w:r>
+        <w:rPr>
+          <w:sz w:val="28"/>
+          <w:szCs w:val="28"/>
+        </w:rPr>
+        <w:t>* When not used in declaration, it act as a dereference operator.</w:t>
       </w:r>
     </w:p>
     <w:p>
@@ -5234,94 +3740,37 @@
           <w:sz w:val="28"/>
           <w:szCs w:val="28"/>
         </w:rPr>
-        <w:t xml:space="preserve">int* </w:t>
-      </w:r>
-      <w:proofErr w:type="spellStart"/>
-      <w:r>
-        <w:rPr>
-          <w:sz w:val="28"/>
-          <w:szCs w:val="28"/>
-        </w:rPr>
-        <w:t>ptr</w:t>
-      </w:r>
-      <w:proofErr w:type="spellEnd"/>
-      <w:r>
-        <w:rPr>
-          <w:sz w:val="28"/>
-          <w:szCs w:val="28"/>
-        </w:rPr>
-        <w:t xml:space="preserve"> = new int;</w:t>
-      </w:r>
-    </w:p>
-    <w:p>
-      <w:pPr>
-        <w:rPr>
-          <w:sz w:val="28"/>
-          <w:szCs w:val="28"/>
-        </w:rPr>
-      </w:pPr>
-      <w:r>
-        <w:rPr>
-          <w:sz w:val="28"/>
-          <w:szCs w:val="28"/>
-        </w:rPr>
-        <w:t>*</w:t>
-      </w:r>
-      <w:proofErr w:type="spellStart"/>
-      <w:r>
-        <w:rPr>
-          <w:sz w:val="28"/>
-          <w:szCs w:val="28"/>
-        </w:rPr>
-        <w:t>ptr</w:t>
-      </w:r>
-      <w:proofErr w:type="spellEnd"/>
-      <w:r>
-        <w:rPr>
-          <w:sz w:val="28"/>
-          <w:szCs w:val="28"/>
-        </w:rPr>
-        <w:t xml:space="preserve"> = 35;</w:t>
-      </w:r>
-    </w:p>
-    <w:p>
-      <w:pPr>
-        <w:rPr>
-          <w:sz w:val="28"/>
-          <w:szCs w:val="28"/>
-        </w:rPr>
-      </w:pPr>
-      <w:proofErr w:type="spellStart"/>
-      <w:r>
-        <w:rPr>
-          <w:sz w:val="28"/>
-          <w:szCs w:val="28"/>
-        </w:rPr>
-        <w:t>cout</w:t>
-      </w:r>
-      <w:proofErr w:type="spellEnd"/>
-      <w:r>
-        <w:rPr>
-          <w:sz w:val="28"/>
-          <w:szCs w:val="28"/>
-        </w:rPr>
-        <w:t xml:space="preserve"> &lt;&lt; *</w:t>
-      </w:r>
-      <w:proofErr w:type="spellStart"/>
-      <w:r>
-        <w:rPr>
-          <w:sz w:val="28"/>
-          <w:szCs w:val="28"/>
-        </w:rPr>
-        <w:t>ptr</w:t>
-      </w:r>
-      <w:proofErr w:type="spellEnd"/>
-      <w:r>
-        <w:rPr>
-          <w:sz w:val="28"/>
-          <w:szCs w:val="28"/>
-        </w:rPr>
-        <w:t>;</w:t>
+        <w:t>int* ptr = new int;</w:t>
+      </w:r>
+    </w:p>
+    <w:p>
+      <w:pPr>
+        <w:rPr>
+          <w:sz w:val="28"/>
+          <w:szCs w:val="28"/>
+        </w:rPr>
+      </w:pPr>
+      <w:r>
+        <w:rPr>
+          <w:sz w:val="28"/>
+          <w:szCs w:val="28"/>
+        </w:rPr>
+        <w:t>*ptr = 35;</w:t>
+      </w:r>
+    </w:p>
+    <w:p>
+      <w:pPr>
+        <w:rPr>
+          <w:sz w:val="28"/>
+          <w:szCs w:val="28"/>
+        </w:rPr>
+      </w:pPr>
+      <w:r>
+        <w:rPr>
+          <w:sz w:val="28"/>
+          <w:szCs w:val="28"/>
+        </w:rPr>
+        <w:t>cout &lt;&lt; *ptr;</w:t>
       </w:r>
     </w:p>
     <w:p>
@@ -5355,23 +3804,7 @@
           <w:sz w:val="28"/>
           <w:szCs w:val="28"/>
         </w:rPr>
-        <w:t>delete </w:t>
-      </w:r>
-      <w:proofErr w:type="spellStart"/>
-      <w:r>
-        <w:rPr>
-          <w:sz w:val="28"/>
-          <w:szCs w:val="28"/>
-        </w:rPr>
-        <w:t>ptr</w:t>
-      </w:r>
-      <w:proofErr w:type="spellEnd"/>
-      <w:r>
-        <w:rPr>
-          <w:sz w:val="28"/>
-          <w:szCs w:val="28"/>
-        </w:rPr>
-        <w:t>;</w:t>
+        <w:t>delete ptr;</w:t>
       </w:r>
     </w:p>
     <w:p>
@@ -5493,63 +3926,22 @@
           <w:sz w:val="28"/>
           <w:szCs w:val="28"/>
         </w:rPr>
-        <w:t>void </w:t>
-      </w:r>
-      <w:proofErr w:type="spellStart"/>
-      <w:proofErr w:type="gramStart"/>
-      <w:r>
-        <w:rPr>
-          <w:sz w:val="28"/>
-          <w:szCs w:val="28"/>
-        </w:rPr>
-        <w:t>myFunction</w:t>
-      </w:r>
-      <w:proofErr w:type="spellEnd"/>
-      <w:r>
-        <w:rPr>
-          <w:sz w:val="28"/>
-          <w:szCs w:val="28"/>
-        </w:rPr>
-        <w:t>(</w:t>
-      </w:r>
-      <w:proofErr w:type="gramEnd"/>
-      <w:r>
-        <w:rPr>
-          <w:sz w:val="28"/>
-          <w:szCs w:val="28"/>
-        </w:rPr>
-        <w:t>string country = "Norway") {</w:t>
-      </w:r>
-    </w:p>
-    <w:p>
-      <w:pPr>
-        <w:rPr>
-          <w:sz w:val="28"/>
-          <w:szCs w:val="28"/>
-        </w:rPr>
-      </w:pPr>
-      <w:r>
-        <w:rPr>
-          <w:sz w:val="28"/>
-          <w:szCs w:val="28"/>
-        </w:rPr>
-        <w:t xml:space="preserve">  </w:t>
-      </w:r>
-      <w:proofErr w:type="spellStart"/>
-      <w:r>
-        <w:rPr>
-          <w:sz w:val="28"/>
-          <w:szCs w:val="28"/>
-        </w:rPr>
-        <w:t>cout</w:t>
-      </w:r>
-      <w:proofErr w:type="spellEnd"/>
-      <w:r>
-        <w:rPr>
-          <w:sz w:val="28"/>
-          <w:szCs w:val="28"/>
-        </w:rPr>
-        <w:t> &lt;&lt; country &lt;&lt; "\n";</w:t>
+        <w:t>void myFunction(string country = "Norway") {</w:t>
+      </w:r>
+    </w:p>
+    <w:p>
+      <w:pPr>
+        <w:rPr>
+          <w:sz w:val="28"/>
+          <w:szCs w:val="28"/>
+        </w:rPr>
+      </w:pPr>
+      <w:r>
+        <w:rPr>
+          <w:sz w:val="28"/>
+          <w:szCs w:val="28"/>
+        </w:rPr>
+        <w:t>  cout &lt;&lt; country &lt;&lt; "\n";</w:t>
       </w:r>
     </w:p>
     <w:p>
@@ -5606,79 +3998,22 @@
           <w:sz w:val="28"/>
           <w:szCs w:val="28"/>
         </w:rPr>
-        <w:t>void </w:t>
-      </w:r>
-      <w:proofErr w:type="spellStart"/>
-      <w:proofErr w:type="gramStart"/>
-      <w:r>
-        <w:rPr>
-          <w:sz w:val="28"/>
-          <w:szCs w:val="28"/>
-        </w:rPr>
-        <w:t>changeValue</w:t>
-      </w:r>
-      <w:proofErr w:type="spellEnd"/>
-      <w:r>
-        <w:rPr>
-          <w:sz w:val="28"/>
-          <w:szCs w:val="28"/>
-        </w:rPr>
-        <w:t>(</w:t>
-      </w:r>
-      <w:proofErr w:type="gramEnd"/>
-      <w:r>
-        <w:rPr>
-          <w:sz w:val="28"/>
-          <w:szCs w:val="28"/>
-        </w:rPr>
-        <w:t>int &amp;</w:t>
-      </w:r>
-      <w:proofErr w:type="spellStart"/>
-      <w:r>
-        <w:rPr>
-          <w:sz w:val="28"/>
-          <w:szCs w:val="28"/>
-        </w:rPr>
-        <w:t>num</w:t>
-      </w:r>
-      <w:proofErr w:type="spellEnd"/>
-      <w:r>
-        <w:rPr>
-          <w:sz w:val="28"/>
-          <w:szCs w:val="28"/>
-        </w:rPr>
-        <w:t>) {</w:t>
-      </w:r>
-    </w:p>
-    <w:p>
-      <w:pPr>
-        <w:rPr>
-          <w:sz w:val="28"/>
-          <w:szCs w:val="28"/>
-        </w:rPr>
-      </w:pPr>
-      <w:r>
-        <w:rPr>
-          <w:sz w:val="28"/>
-          <w:szCs w:val="28"/>
-        </w:rPr>
-        <w:t xml:space="preserve">  </w:t>
-      </w:r>
-      <w:proofErr w:type="spellStart"/>
-      <w:r>
-        <w:rPr>
-          <w:sz w:val="28"/>
-          <w:szCs w:val="28"/>
-        </w:rPr>
-        <w:t>num</w:t>
-      </w:r>
-      <w:proofErr w:type="spellEnd"/>
-      <w:r>
-        <w:rPr>
-          <w:sz w:val="28"/>
-          <w:szCs w:val="28"/>
-        </w:rPr>
-        <w:t xml:space="preserve"> = 50;</w:t>
+        <w:t>void changeValue(int &amp;num) {</w:t>
+      </w:r>
+    </w:p>
+    <w:p>
+      <w:pPr>
+        <w:rPr>
+          <w:sz w:val="28"/>
+          <w:szCs w:val="28"/>
+        </w:rPr>
+      </w:pPr>
+      <w:r>
+        <w:rPr>
+          <w:sz w:val="28"/>
+          <w:szCs w:val="28"/>
+        </w:rPr>
+        <w:t>  num = 50;</w:t>
       </w:r>
     </w:p>
     <w:p>
@@ -5716,23 +4051,7 @@
           <w:sz w:val="28"/>
           <w:szCs w:val="28"/>
         </w:rPr>
-        <w:t>int </w:t>
-      </w:r>
-      <w:proofErr w:type="gramStart"/>
-      <w:r>
-        <w:rPr>
-          <w:sz w:val="28"/>
-          <w:szCs w:val="28"/>
-        </w:rPr>
-        <w:t>main(</w:t>
-      </w:r>
-      <w:proofErr w:type="gramEnd"/>
-      <w:r>
-        <w:rPr>
-          <w:sz w:val="28"/>
-          <w:szCs w:val="28"/>
-        </w:rPr>
-        <w:t>) {</w:t>
+        <w:t>int main() {</w:t>
       </w:r>
     </w:p>
     <w:p>
@@ -5762,70 +4081,22 @@
           <w:sz w:val="28"/>
           <w:szCs w:val="28"/>
         </w:rPr>
-        <w:t xml:space="preserve">  </w:t>
-      </w:r>
-      <w:proofErr w:type="spellStart"/>
-      <w:r>
-        <w:rPr>
-          <w:sz w:val="28"/>
-          <w:szCs w:val="28"/>
-        </w:rPr>
-        <w:t>changeValue</w:t>
-      </w:r>
-      <w:proofErr w:type="spellEnd"/>
-      <w:r>
-        <w:rPr>
-          <w:sz w:val="28"/>
-          <w:szCs w:val="28"/>
-        </w:rPr>
-        <w:t>(value</w:t>
-      </w:r>
-      <w:proofErr w:type="gramStart"/>
-      <w:r>
-        <w:rPr>
-          <w:sz w:val="28"/>
-          <w:szCs w:val="28"/>
-        </w:rPr>
-        <w:t>);  /</w:t>
-      </w:r>
-      <w:proofErr w:type="gramEnd"/>
-      <w:r>
-        <w:rPr>
-          <w:sz w:val="28"/>
-          <w:szCs w:val="28"/>
-        </w:rPr>
-        <w:t>/ Call the function and change the value to 50</w:t>
-      </w:r>
-    </w:p>
-    <w:p>
-      <w:pPr>
-        <w:rPr>
-          <w:sz w:val="28"/>
-          <w:szCs w:val="28"/>
-        </w:rPr>
-      </w:pPr>
-      <w:r>
-        <w:rPr>
-          <w:sz w:val="28"/>
-          <w:szCs w:val="28"/>
-        </w:rPr>
-        <w:t xml:space="preserve">  </w:t>
-      </w:r>
-      <w:proofErr w:type="spellStart"/>
-      <w:r>
-        <w:rPr>
-          <w:sz w:val="28"/>
-          <w:szCs w:val="28"/>
-        </w:rPr>
-        <w:t>cout</w:t>
-      </w:r>
-      <w:proofErr w:type="spellEnd"/>
-      <w:r>
-        <w:rPr>
-          <w:sz w:val="28"/>
-          <w:szCs w:val="28"/>
-        </w:rPr>
-        <w:t xml:space="preserve"> &lt;&lt; value; </w:t>
+        <w:t>  changeValue(value);  // Call the function and change the value to 50</w:t>
+      </w:r>
+    </w:p>
+    <w:p>
+      <w:pPr>
+        <w:rPr>
+          <w:sz w:val="28"/>
+          <w:szCs w:val="28"/>
+        </w:rPr>
+      </w:pPr>
+      <w:r>
+        <w:rPr>
+          <w:sz w:val="28"/>
+          <w:szCs w:val="28"/>
+        </w:rPr>
+        <w:t>  cout &lt;&lt; value; </w:t>
       </w:r>
     </w:p>
     <w:p>
@@ -5961,63 +4232,22 @@
           <w:sz w:val="28"/>
           <w:szCs w:val="28"/>
         </w:rPr>
-        <w:t>void </w:t>
-      </w:r>
-      <w:proofErr w:type="spellStart"/>
-      <w:proofErr w:type="gramStart"/>
-      <w:r>
-        <w:rPr>
-          <w:sz w:val="28"/>
-          <w:szCs w:val="28"/>
-        </w:rPr>
-        <w:t>updateYear</w:t>
-      </w:r>
-      <w:proofErr w:type="spellEnd"/>
-      <w:r>
-        <w:rPr>
-          <w:sz w:val="28"/>
-          <w:szCs w:val="28"/>
-        </w:rPr>
-        <w:t>(</w:t>
-      </w:r>
-      <w:proofErr w:type="gramEnd"/>
-      <w:r>
-        <w:rPr>
-          <w:sz w:val="28"/>
-          <w:szCs w:val="28"/>
-        </w:rPr>
-        <w:t>Car &amp;c) {</w:t>
-      </w:r>
-    </w:p>
-    <w:p>
-      <w:pPr>
-        <w:rPr>
-          <w:sz w:val="28"/>
-          <w:szCs w:val="28"/>
-        </w:rPr>
-      </w:pPr>
-      <w:r>
-        <w:rPr>
-          <w:sz w:val="28"/>
-          <w:szCs w:val="28"/>
-        </w:rPr>
-        <w:t>  </w:t>
-      </w:r>
-      <w:proofErr w:type="spellStart"/>
-      <w:r>
-        <w:rPr>
-          <w:sz w:val="28"/>
-          <w:szCs w:val="28"/>
-        </w:rPr>
-        <w:t>c.year</w:t>
-      </w:r>
-      <w:proofErr w:type="spellEnd"/>
-      <w:r>
-        <w:rPr>
-          <w:sz w:val="28"/>
-          <w:szCs w:val="28"/>
-        </w:rPr>
-        <w:t>++;</w:t>
+        <w:t>void updateYear(Car &amp;c) {</w:t>
+      </w:r>
+    </w:p>
+    <w:p>
+      <w:pPr>
+        <w:rPr>
+          <w:sz w:val="28"/>
+          <w:szCs w:val="28"/>
+        </w:rPr>
+      </w:pPr>
+      <w:r>
+        <w:rPr>
+          <w:sz w:val="28"/>
+          <w:szCs w:val="28"/>
+        </w:rPr>
+        <w:t>  c.year++;</w:t>
       </w:r>
     </w:p>
     <w:p>
@@ -6055,54 +4285,22 @@
           <w:sz w:val="28"/>
           <w:szCs w:val="28"/>
         </w:rPr>
-        <w:t>int </w:t>
-      </w:r>
-      <w:proofErr w:type="gramStart"/>
-      <w:r>
-        <w:rPr>
-          <w:sz w:val="28"/>
-          <w:szCs w:val="28"/>
-        </w:rPr>
-        <w:t>main(</w:t>
-      </w:r>
-      <w:proofErr w:type="gramEnd"/>
-      <w:r>
-        <w:rPr>
-          <w:sz w:val="28"/>
-          <w:szCs w:val="28"/>
-        </w:rPr>
-        <w:t>) {</w:t>
-      </w:r>
-    </w:p>
-    <w:p>
-      <w:pPr>
-        <w:rPr>
-          <w:sz w:val="28"/>
-          <w:szCs w:val="28"/>
-        </w:rPr>
-      </w:pPr>
-      <w:r>
-        <w:rPr>
-          <w:sz w:val="28"/>
-          <w:szCs w:val="28"/>
-        </w:rPr>
-        <w:t xml:space="preserve">  Car </w:t>
-      </w:r>
-      <w:proofErr w:type="spellStart"/>
-      <w:r>
-        <w:rPr>
-          <w:sz w:val="28"/>
-          <w:szCs w:val="28"/>
-        </w:rPr>
-        <w:t>myCar</w:t>
-      </w:r>
-      <w:proofErr w:type="spellEnd"/>
-      <w:r>
-        <w:rPr>
-          <w:sz w:val="28"/>
-          <w:szCs w:val="28"/>
-        </w:rPr>
-        <w:t xml:space="preserve"> = {"Toyota", 2020};</w:t>
+        <w:t>int main() {</w:t>
+      </w:r>
+    </w:p>
+    <w:p>
+      <w:pPr>
+        <w:rPr>
+          <w:sz w:val="28"/>
+          <w:szCs w:val="28"/>
+        </w:rPr>
+      </w:pPr>
+      <w:r>
+        <w:rPr>
+          <w:sz w:val="28"/>
+          <w:szCs w:val="28"/>
+        </w:rPr>
+        <w:t>  Car myCar = {"Toyota", 2020};</w:t>
       </w:r>
     </w:p>
     <w:p>
@@ -6118,102 +4316,22 @@
           <w:szCs w:val="28"/>
         </w:rPr>
         <w:lastRenderedPageBreak/>
-        <w:t>  </w:t>
-      </w:r>
-      <w:proofErr w:type="spellStart"/>
-      <w:r>
-        <w:rPr>
-          <w:sz w:val="28"/>
-          <w:szCs w:val="28"/>
-        </w:rPr>
-        <w:t>updateYear</w:t>
-      </w:r>
-      <w:proofErr w:type="spellEnd"/>
-      <w:r>
-        <w:rPr>
-          <w:sz w:val="28"/>
-          <w:szCs w:val="28"/>
-        </w:rPr>
-        <w:t>(</w:t>
-      </w:r>
-      <w:proofErr w:type="spellStart"/>
-      <w:r>
-        <w:rPr>
-          <w:sz w:val="28"/>
-          <w:szCs w:val="28"/>
-        </w:rPr>
-        <w:t>myCar</w:t>
-      </w:r>
-      <w:proofErr w:type="spellEnd"/>
-      <w:r>
-        <w:rPr>
-          <w:sz w:val="28"/>
-          <w:szCs w:val="28"/>
-        </w:rPr>
-        <w:t>);</w:t>
-      </w:r>
-    </w:p>
-    <w:p>
-      <w:pPr>
-        <w:rPr>
-          <w:sz w:val="28"/>
-          <w:szCs w:val="28"/>
-        </w:rPr>
-      </w:pPr>
-      <w:r>
-        <w:rPr>
-          <w:sz w:val="28"/>
-          <w:szCs w:val="28"/>
-        </w:rPr>
-        <w:t xml:space="preserve">  </w:t>
-      </w:r>
-      <w:proofErr w:type="spellStart"/>
-      <w:r>
-        <w:rPr>
-          <w:sz w:val="28"/>
-          <w:szCs w:val="28"/>
-        </w:rPr>
-        <w:t>cout</w:t>
-      </w:r>
-      <w:proofErr w:type="spellEnd"/>
-      <w:r>
-        <w:rPr>
-          <w:sz w:val="28"/>
-          <w:szCs w:val="28"/>
-        </w:rPr>
-        <w:t xml:space="preserve"> &lt;&lt; "The " &lt;&lt; </w:t>
-      </w:r>
-      <w:proofErr w:type="spellStart"/>
-      <w:r>
-        <w:rPr>
-          <w:sz w:val="28"/>
-          <w:szCs w:val="28"/>
-        </w:rPr>
-        <w:t>myCar.brand</w:t>
-      </w:r>
-      <w:proofErr w:type="spellEnd"/>
-      <w:r>
-        <w:rPr>
-          <w:sz w:val="28"/>
-          <w:szCs w:val="28"/>
-        </w:rPr>
-        <w:t xml:space="preserve"> &lt;&lt; " is now from year " &lt;&lt; </w:t>
-      </w:r>
-      <w:proofErr w:type="spellStart"/>
-      <w:r>
-        <w:rPr>
-          <w:sz w:val="28"/>
-          <w:szCs w:val="28"/>
-        </w:rPr>
-        <w:t>myCar.year</w:t>
-      </w:r>
-      <w:proofErr w:type="spellEnd"/>
-      <w:r>
-        <w:rPr>
-          <w:sz w:val="28"/>
-          <w:szCs w:val="28"/>
-        </w:rPr>
-        <w:t> &lt;&lt; ".\n";</w:t>
+        <w:t>  updateYear(myCar);</w:t>
+      </w:r>
+    </w:p>
+    <w:p>
+      <w:pPr>
+        <w:rPr>
+          <w:sz w:val="28"/>
+          <w:szCs w:val="28"/>
+        </w:rPr>
+      </w:pPr>
+      <w:r>
+        <w:rPr>
+          <w:sz w:val="28"/>
+          <w:szCs w:val="28"/>
+        </w:rPr>
+        <w:t>  cout &lt;&lt; "The " &lt;&lt; myCar.brand &lt;&lt; " is now from year " &lt;&lt; myCar.year &lt;&lt; ".\n";</w:t>
       </w:r>
     </w:p>
     <w:p>
@@ -6323,23 +4441,7 @@
           <w:sz w:val="28"/>
           <w:szCs w:val="28"/>
         </w:rPr>
-        <w:t xml:space="preserve">[capture] (parameters) </w:t>
-      </w:r>
-      <w:proofErr w:type="gramStart"/>
-      <w:r>
-        <w:rPr>
-          <w:sz w:val="28"/>
-          <w:szCs w:val="28"/>
-        </w:rPr>
-        <w:t>{ code</w:t>
-      </w:r>
-      <w:proofErr w:type="gramEnd"/>
-      <w:r>
-        <w:rPr>
-          <w:sz w:val="28"/>
-          <w:szCs w:val="28"/>
-        </w:rPr>
-        <w:t> };</w:t>
+        <w:t>[capture] (parameters) { code };</w:t>
       </w:r>
       <w:r>
         <w:rPr>
@@ -6409,54 +4511,22 @@
           <w:sz w:val="28"/>
           <w:szCs w:val="28"/>
         </w:rPr>
-        <w:t>int </w:t>
-      </w:r>
-      <w:proofErr w:type="gramStart"/>
-      <w:r>
-        <w:rPr>
-          <w:sz w:val="28"/>
-          <w:szCs w:val="28"/>
-        </w:rPr>
-        <w:t>main(</w:t>
-      </w:r>
-      <w:proofErr w:type="gramEnd"/>
-      <w:r>
-        <w:rPr>
-          <w:sz w:val="28"/>
-          <w:szCs w:val="28"/>
-        </w:rPr>
-        <w:t>) {</w:t>
-      </w:r>
-    </w:p>
-    <w:p>
-      <w:pPr>
-        <w:rPr>
-          <w:sz w:val="28"/>
-          <w:szCs w:val="28"/>
-        </w:rPr>
-      </w:pPr>
-      <w:r>
-        <w:rPr>
-          <w:sz w:val="28"/>
-          <w:szCs w:val="28"/>
-        </w:rPr>
-        <w:t xml:space="preserve">  auto add = </w:t>
-      </w:r>
-      <w:proofErr w:type="gramStart"/>
-      <w:r>
-        <w:rPr>
-          <w:sz w:val="28"/>
-          <w:szCs w:val="28"/>
-        </w:rPr>
-        <w:t>[](</w:t>
-      </w:r>
-      <w:proofErr w:type="gramEnd"/>
-      <w:r>
-        <w:rPr>
-          <w:sz w:val="28"/>
-          <w:szCs w:val="28"/>
-        </w:rPr>
-        <w:t>int a, int b) {</w:t>
+        <w:t>int main() {</w:t>
+      </w:r>
+    </w:p>
+    <w:p>
+      <w:pPr>
+        <w:rPr>
+          <w:sz w:val="28"/>
+          <w:szCs w:val="28"/>
+        </w:rPr>
+      </w:pPr>
+      <w:r>
+        <w:rPr>
+          <w:sz w:val="28"/>
+          <w:szCs w:val="28"/>
+        </w:rPr>
+        <w:t>  auto add = [](int a, int b) {</w:t>
       </w:r>
     </w:p>
     <w:p>
@@ -6509,39 +4579,7 @@
           <w:sz w:val="28"/>
           <w:szCs w:val="28"/>
         </w:rPr>
-        <w:t>  </w:t>
-      </w:r>
-      <w:proofErr w:type="spellStart"/>
-      <w:r>
-        <w:rPr>
-          <w:sz w:val="28"/>
-          <w:szCs w:val="28"/>
-        </w:rPr>
-        <w:t>cout</w:t>
-      </w:r>
-      <w:proofErr w:type="spellEnd"/>
-      <w:r>
-        <w:rPr>
-          <w:sz w:val="28"/>
-          <w:szCs w:val="28"/>
-        </w:rPr>
-        <w:t xml:space="preserve"> &lt;&lt; </w:t>
-      </w:r>
-      <w:proofErr w:type="gramStart"/>
-      <w:r>
-        <w:rPr>
-          <w:sz w:val="28"/>
-          <w:szCs w:val="28"/>
-        </w:rPr>
-        <w:t>add(</w:t>
-      </w:r>
-      <w:proofErr w:type="gramEnd"/>
-      <w:r>
-        <w:rPr>
-          <w:sz w:val="28"/>
-          <w:szCs w:val="28"/>
-        </w:rPr>
-        <w:t>3, 4);</w:t>
+        <w:t>  cout &lt;&lt; add(3, 4);</w:t>
       </w:r>
     </w:p>
     <w:p>
@@ -6615,23 +4653,7 @@
           <w:sz w:val="28"/>
           <w:szCs w:val="28"/>
         </w:rPr>
-        <w:t>You can use the </w:t>
-      </w:r>
-      <w:proofErr w:type="gramStart"/>
-      <w:r>
-        <w:rPr>
-          <w:sz w:val="28"/>
-          <w:szCs w:val="28"/>
-        </w:rPr>
-        <w:t>[ ]</w:t>
-      </w:r>
-      <w:proofErr w:type="gramEnd"/>
-      <w:r>
-        <w:rPr>
-          <w:sz w:val="28"/>
-          <w:szCs w:val="28"/>
-        </w:rPr>
-        <w:t> brackets to give a lambda access to variables outside of it.</w:t>
+        <w:t>You can use the [ ] brackets to give a lambda access to variables outside of it.</w:t>
       </w:r>
     </w:p>
     <w:p>
@@ -6753,23 +4775,7 @@
           <w:sz w:val="28"/>
           <w:szCs w:val="28"/>
         </w:rPr>
-        <w:t>int </w:t>
-      </w:r>
-      <w:proofErr w:type="gramStart"/>
-      <w:r>
-        <w:rPr>
-          <w:sz w:val="28"/>
-          <w:szCs w:val="28"/>
-        </w:rPr>
-        <w:t>main(</w:t>
-      </w:r>
-      <w:proofErr w:type="gramEnd"/>
-      <w:r>
-        <w:rPr>
-          <w:sz w:val="28"/>
-          <w:szCs w:val="28"/>
-        </w:rPr>
-        <w:t>) {</w:t>
+        <w:t>int main() {</w:t>
       </w:r>
     </w:p>
     <w:p>
@@ -6799,54 +4805,22 @@
           <w:sz w:val="28"/>
           <w:szCs w:val="28"/>
         </w:rPr>
-        <w:t>  auto show = [&amp;</w:t>
-      </w:r>
-      <w:proofErr w:type="gramStart"/>
-      <w:r>
-        <w:rPr>
-          <w:sz w:val="28"/>
-          <w:szCs w:val="28"/>
-        </w:rPr>
-        <w:t>x](</w:t>
-      </w:r>
-      <w:proofErr w:type="gramEnd"/>
-      <w:r>
-        <w:rPr>
-          <w:sz w:val="28"/>
-          <w:szCs w:val="28"/>
-        </w:rPr>
-        <w:t>) {</w:t>
-      </w:r>
-    </w:p>
-    <w:p>
-      <w:pPr>
-        <w:rPr>
-          <w:sz w:val="28"/>
-          <w:szCs w:val="28"/>
-        </w:rPr>
-      </w:pPr>
-      <w:r>
-        <w:rPr>
-          <w:sz w:val="28"/>
-          <w:szCs w:val="28"/>
-        </w:rPr>
-        <w:t>    </w:t>
-      </w:r>
-      <w:proofErr w:type="spellStart"/>
-      <w:r>
-        <w:rPr>
-          <w:sz w:val="28"/>
-          <w:szCs w:val="28"/>
-        </w:rPr>
-        <w:t>cout</w:t>
-      </w:r>
-      <w:proofErr w:type="spellEnd"/>
-      <w:r>
-        <w:rPr>
-          <w:sz w:val="28"/>
-          <w:szCs w:val="28"/>
-        </w:rPr>
-        <w:t xml:space="preserve"> &lt;&lt; x;</w:t>
+        <w:t>  auto show = [&amp;x]() {</w:t>
+      </w:r>
+    </w:p>
+    <w:p>
+      <w:pPr>
+        <w:rPr>
+          <w:sz w:val="28"/>
+          <w:szCs w:val="28"/>
+        </w:rPr>
+      </w:pPr>
+      <w:r>
+        <w:rPr>
+          <w:sz w:val="28"/>
+          <w:szCs w:val="28"/>
+        </w:rPr>
+        <w:t>    cout &lt;&lt; x;</w:t>
       </w:r>
     </w:p>
     <w:p>
@@ -6884,62 +4858,30 @@
           <w:sz w:val="28"/>
           <w:szCs w:val="28"/>
         </w:rPr>
-        <w:t>  x = </w:t>
-      </w:r>
-      <w:proofErr w:type="gramStart"/>
-      <w:r>
-        <w:rPr>
-          <w:sz w:val="28"/>
-          <w:szCs w:val="28"/>
-        </w:rPr>
-        <w:t>20;  /</w:t>
-      </w:r>
-      <w:proofErr w:type="gramEnd"/>
-      <w:r>
-        <w:rPr>
-          <w:sz w:val="28"/>
-          <w:szCs w:val="28"/>
-        </w:rPr>
-        <w:t>/ Change x after the lambda is created</w:t>
-      </w:r>
-    </w:p>
-    <w:p>
-      <w:pPr>
-        <w:rPr>
-          <w:sz w:val="28"/>
-          <w:szCs w:val="28"/>
-        </w:rPr>
-      </w:pPr>
-    </w:p>
-    <w:p>
-      <w:pPr>
-        <w:rPr>
-          <w:sz w:val="28"/>
-          <w:szCs w:val="28"/>
-        </w:rPr>
-      </w:pPr>
-      <w:r>
-        <w:rPr>
-          <w:sz w:val="28"/>
-          <w:szCs w:val="28"/>
-        </w:rPr>
-        <w:t>  </w:t>
-      </w:r>
-      <w:proofErr w:type="gramStart"/>
-      <w:r>
-        <w:rPr>
-          <w:sz w:val="28"/>
-          <w:szCs w:val="28"/>
-        </w:rPr>
-        <w:t>show(</w:t>
-      </w:r>
-      <w:proofErr w:type="gramEnd"/>
-      <w:r>
-        <w:rPr>
-          <w:sz w:val="28"/>
-          <w:szCs w:val="28"/>
-        </w:rPr>
-        <w:t>);</w:t>
+        <w:t>  x = 20;  // Change x after the lambda is created</w:t>
+      </w:r>
+    </w:p>
+    <w:p>
+      <w:pPr>
+        <w:rPr>
+          <w:sz w:val="28"/>
+          <w:szCs w:val="28"/>
+        </w:rPr>
+      </w:pPr>
+    </w:p>
+    <w:p>
+      <w:pPr>
+        <w:rPr>
+          <w:sz w:val="28"/>
+          <w:szCs w:val="28"/>
+        </w:rPr>
+      </w:pPr>
+      <w:r>
+        <w:rPr>
+          <w:sz w:val="28"/>
+          <w:szCs w:val="28"/>
+        </w:rPr>
+        <w:t>  show();</w:t>
       </w:r>
     </w:p>
     <w:p>
@@ -7019,12 +4961,16 @@
     <w:p>
       <w:pPr>
         <w:rPr>
-          <w:sz w:val="28"/>
-          <w:szCs w:val="28"/>
-        </w:rPr>
-      </w:pPr>
-      <w:r>
-        <w:rPr>
+          <w:b/>
+          <w:bCs/>
+          <w:sz w:val="28"/>
+          <w:szCs w:val="28"/>
+        </w:rPr>
+      </w:pPr>
+      <w:r>
+        <w:rPr>
+          <w:b/>
+          <w:bCs/>
           <w:sz w:val="28"/>
           <w:szCs w:val="28"/>
         </w:rPr>
@@ -7080,12 +5026,16 @@
     <w:p>
       <w:pPr>
         <w:rPr>
-          <w:sz w:val="28"/>
-          <w:szCs w:val="28"/>
-        </w:rPr>
-      </w:pPr>
-      <w:r>
-        <w:rPr>
+          <w:b/>
+          <w:bCs/>
+          <w:sz w:val="28"/>
+          <w:szCs w:val="28"/>
+        </w:rPr>
+      </w:pPr>
+      <w:r>
+        <w:rPr>
+          <w:b/>
+          <w:bCs/>
           <w:sz w:val="28"/>
           <w:szCs w:val="28"/>
         </w:rPr>
@@ -7155,14 +5105,2390 @@
     <w:p>
       <w:pPr>
         <w:rPr>
-          <w:b/>
-          <w:bCs/>
-          <w:sz w:val="28"/>
-          <w:szCs w:val="28"/>
-        </w:rPr>
-      </w:pPr>
-    </w:p>
-    <w:p/>
+          <w:sz w:val="28"/>
+          <w:szCs w:val="28"/>
+        </w:rPr>
+      </w:pPr>
+    </w:p>
+    <w:p>
+      <w:pPr>
+        <w:jc w:val="center"/>
+        <w:rPr>
+          <w:b/>
+          <w:bCs/>
+          <w:sz w:val="28"/>
+          <w:szCs w:val="28"/>
+        </w:rPr>
+      </w:pPr>
+      <w:r>
+        <w:rPr>
+          <w:b/>
+          <w:bCs/>
+          <w:sz w:val="28"/>
+          <w:szCs w:val="28"/>
+        </w:rPr>
+        <w:t>OOPS</w:t>
+      </w:r>
+    </w:p>
+    <w:p>
+      <w:pPr>
+        <w:rPr>
+          <w:b/>
+          <w:bCs/>
+          <w:sz w:val="28"/>
+          <w:szCs w:val="28"/>
+        </w:rPr>
+      </w:pPr>
+      <w:r>
+        <w:rPr>
+          <w:b/>
+          <w:bCs/>
+          <w:sz w:val="28"/>
+          <w:szCs w:val="28"/>
+        </w:rPr>
+        <w:t>Create a Class</w:t>
+      </w:r>
+    </w:p>
+    <w:p>
+      <w:pPr>
+        <w:rPr>
+          <w:sz w:val="28"/>
+          <w:szCs w:val="28"/>
+        </w:rPr>
+      </w:pPr>
+      <w:r>
+        <w:rPr>
+          <w:sz w:val="28"/>
+          <w:szCs w:val="28"/>
+        </w:rPr>
+        <w:t>To create a class, use the class keyword:</w:t>
+      </w:r>
+    </w:p>
+    <w:p>
+      <w:pPr>
+        <w:rPr>
+          <w:b/>
+          <w:bCs/>
+          <w:sz w:val="28"/>
+          <w:szCs w:val="28"/>
+        </w:rPr>
+      </w:pPr>
+      <w:r>
+        <w:rPr>
+          <w:b/>
+          <w:bCs/>
+          <w:sz w:val="28"/>
+          <w:szCs w:val="28"/>
+        </w:rPr>
+        <w:t>Example</w:t>
+      </w:r>
+    </w:p>
+    <w:p>
+      <w:pPr>
+        <w:rPr>
+          <w:sz w:val="28"/>
+          <w:szCs w:val="28"/>
+        </w:rPr>
+      </w:pPr>
+      <w:r>
+        <w:rPr>
+          <w:sz w:val="28"/>
+          <w:szCs w:val="28"/>
+        </w:rPr>
+        <w:t>Create a class called "MyClass":</w:t>
+      </w:r>
+    </w:p>
+    <w:p>
+      <w:pPr>
+        <w:rPr>
+          <w:sz w:val="28"/>
+          <w:szCs w:val="28"/>
+        </w:rPr>
+      </w:pPr>
+      <w:r>
+        <w:rPr>
+          <w:sz w:val="28"/>
+          <w:szCs w:val="28"/>
+        </w:rPr>
+        <w:t>class MyClass {       // The class</w:t>
+      </w:r>
+      <w:r>
+        <w:rPr>
+          <w:sz w:val="28"/>
+          <w:szCs w:val="28"/>
+        </w:rPr>
+        <w:br/>
+        <w:t>  public:             // Access specifier</w:t>
+      </w:r>
+      <w:r>
+        <w:rPr>
+          <w:sz w:val="28"/>
+          <w:szCs w:val="28"/>
+        </w:rPr>
+        <w:br/>
+        <w:t>    int myNum;        // Attribute (int variable)</w:t>
+      </w:r>
+      <w:r>
+        <w:rPr>
+          <w:sz w:val="28"/>
+          <w:szCs w:val="28"/>
+        </w:rPr>
+        <w:br/>
+        <w:t>    string myString;  // Attribute (string variable)</w:t>
+      </w:r>
+      <w:r>
+        <w:rPr>
+          <w:sz w:val="28"/>
+          <w:szCs w:val="28"/>
+        </w:rPr>
+        <w:br/>
+        <w:t>};</w:t>
+      </w:r>
+    </w:p>
+    <w:p>
+      <w:pPr>
+        <w:rPr>
+          <w:b/>
+          <w:bCs/>
+          <w:sz w:val="28"/>
+          <w:szCs w:val="28"/>
+        </w:rPr>
+      </w:pPr>
+    </w:p>
+    <w:p>
+      <w:pPr>
+        <w:rPr>
+          <w:b/>
+          <w:bCs/>
+          <w:sz w:val="28"/>
+          <w:szCs w:val="28"/>
+        </w:rPr>
+      </w:pPr>
+      <w:r>
+        <w:rPr>
+          <w:b/>
+          <w:bCs/>
+          <w:sz w:val="28"/>
+          <w:szCs w:val="28"/>
+        </w:rPr>
+        <w:t>Class methods</w:t>
+      </w:r>
+    </w:p>
+    <w:p>
+      <w:r>
+        <w:t>Methods are </w:t>
+      </w:r>
+      <w:r>
+        <w:rPr>
+          <w:b/>
+          <w:bCs/>
+        </w:rPr>
+        <w:t>functions</w:t>
+      </w:r>
+      <w:r>
+        <w:t> that belongs to the class.</w:t>
+      </w:r>
+    </w:p>
+    <w:p>
+      <w:r>
+        <w:t>There are two ways to define functions that belongs to a class:</w:t>
+      </w:r>
+    </w:p>
+    <w:p>
+      <w:pPr>
+        <w:numPr>
+          <w:ilvl w:val="0"/>
+          <w:numId w:val="2"/>
+        </w:numPr>
+      </w:pPr>
+      <w:r>
+        <w:t>Inside class definition</w:t>
+      </w:r>
+    </w:p>
+    <w:p>
+      <w:pPr>
+        <w:numPr>
+          <w:ilvl w:val="0"/>
+          <w:numId w:val="2"/>
+        </w:numPr>
+      </w:pPr>
+      <w:r>
+        <w:t>Outside class definition</w:t>
+      </w:r>
+    </w:p>
+    <w:p>
+      <w:pPr>
+        <w:spacing w:before="150" w:after="150" w:line="240" w:lineRule="auto"/>
+        <w:ind w:left="360"/>
+        <w:outlineLvl w:val="2"/>
+        <w:rPr>
+          <w:rFonts w:eastAsia="Times New Roman" w:cstheme="minorHAnsi"/>
+          <w:b/>
+          <w:bCs/>
+          <w:color w:val="000000"/>
+          <w:kern w:val="0"/>
+          <w:sz w:val="28"/>
+          <w:szCs w:val="28"/>
+          <w:lang w:eastAsia="en-IN"/>
+          <w14:ligatures w14:val="none"/>
+        </w:rPr>
+      </w:pPr>
+      <w:r>
+        <w:rPr>
+          <w:rFonts w:eastAsia="Times New Roman" w:cstheme="minorHAnsi"/>
+          <w:b/>
+          <w:bCs/>
+          <w:color w:val="000000"/>
+          <w:kern w:val="0"/>
+          <w:sz w:val="28"/>
+          <w:szCs w:val="28"/>
+          <w:lang w:eastAsia="en-IN"/>
+          <w14:ligatures w14:val="none"/>
+        </w:rPr>
+        <w:lastRenderedPageBreak/>
+        <w:t>Inside Example</w:t>
+      </w:r>
+    </w:p>
+    <w:p>
+      <w:pPr>
+        <w:pStyle w:val="ListParagraph"/>
+        <w:shd w:val="clear" w:color="auto" w:fill="FFFFFF"/>
+        <w:spacing w:after="0" w:line="240" w:lineRule="auto"/>
+        <w:ind w:left="426"/>
+        <w:rPr>
+          <w:rFonts w:eastAsia="Times New Roman" w:cstheme="minorHAnsi"/>
+          <w:color w:val="000000" w:themeColor="text1"/>
+          <w:kern w:val="0"/>
+          <w:lang w:eastAsia="en-IN"/>
+          <w14:shadow w14:blurRad="38100" w14:dist="19050" w14:dir="2700000" w14:sx="100000" w14:sy="100000" w14:kx="0" w14:ky="0" w14:algn="tl">
+            <w14:schemeClr w14:val="dk1">
+              <w14:alpha w14:val="60000"/>
+            </w14:schemeClr>
+          </w14:shadow>
+          <w14:textOutline w14:w="0" w14:cap="flat" w14:cmpd="sng" w14:algn="ctr">
+            <w14:noFill/>
+            <w14:prstDash w14:val="solid"/>
+            <w14:round/>
+          </w14:textOutline>
+          <w14:ligatures w14:val="none"/>
+        </w:rPr>
+      </w:pPr>
+      <w:r>
+        <w:rPr>
+          <w:rFonts w:eastAsia="Times New Roman" w:cstheme="minorHAnsi"/>
+          <w:color w:val="000000" w:themeColor="text1"/>
+          <w:kern w:val="0"/>
+          <w:lang w:eastAsia="en-IN"/>
+          <w14:shadow w14:blurRad="38100" w14:dist="19050" w14:dir="2700000" w14:sx="100000" w14:sy="100000" w14:kx="0" w14:ky="0" w14:algn="tl">
+            <w14:schemeClr w14:val="dk1">
+              <w14:alpha w14:val="60000"/>
+            </w14:schemeClr>
+          </w14:shadow>
+          <w14:textOutline w14:w="0" w14:cap="flat" w14:cmpd="sng" w14:algn="ctr">
+            <w14:noFill/>
+            <w14:prstDash w14:val="solid"/>
+            <w14:round/>
+          </w14:textOutline>
+          <w14:ligatures w14:val="none"/>
+        </w:rPr>
+        <w:t>class MyClass {        // The class</w:t>
+      </w:r>
+      <w:r>
+        <w:rPr>
+          <w:rFonts w:eastAsia="Times New Roman" w:cstheme="minorHAnsi"/>
+          <w:color w:val="000000" w:themeColor="text1"/>
+          <w:kern w:val="0"/>
+          <w:lang w:eastAsia="en-IN"/>
+          <w14:shadow w14:blurRad="38100" w14:dist="19050" w14:dir="2700000" w14:sx="100000" w14:sy="100000" w14:kx="0" w14:ky="0" w14:algn="tl">
+            <w14:schemeClr w14:val="dk1">
+              <w14:alpha w14:val="60000"/>
+            </w14:schemeClr>
+          </w14:shadow>
+          <w14:textOutline w14:w="0" w14:cap="flat" w14:cmpd="sng" w14:algn="ctr">
+            <w14:noFill/>
+            <w14:prstDash w14:val="solid"/>
+            <w14:round/>
+          </w14:textOutline>
+          <w14:ligatures w14:val="none"/>
+        </w:rPr>
+        <w:br/>
+        <w:t>  public:              // Access specifier</w:t>
+      </w:r>
+      <w:r>
+        <w:rPr>
+          <w:rFonts w:eastAsia="Times New Roman" w:cstheme="minorHAnsi"/>
+          <w:color w:val="000000" w:themeColor="text1"/>
+          <w:kern w:val="0"/>
+          <w:lang w:eastAsia="en-IN"/>
+          <w14:shadow w14:blurRad="38100" w14:dist="19050" w14:dir="2700000" w14:sx="100000" w14:sy="100000" w14:kx="0" w14:ky="0" w14:algn="tl">
+            <w14:schemeClr w14:val="dk1">
+              <w14:alpha w14:val="60000"/>
+            </w14:schemeClr>
+          </w14:shadow>
+          <w14:textOutline w14:w="0" w14:cap="flat" w14:cmpd="sng" w14:algn="ctr">
+            <w14:noFill/>
+            <w14:prstDash w14:val="solid"/>
+            <w14:round/>
+          </w14:textOutline>
+          <w14:ligatures w14:val="none"/>
+        </w:rPr>
+        <w:br/>
+        <w:t>    void myMethod() {  // Method/function defined inside the class</w:t>
+      </w:r>
+      <w:r>
+        <w:rPr>
+          <w:rFonts w:eastAsia="Times New Roman" w:cstheme="minorHAnsi"/>
+          <w:color w:val="000000" w:themeColor="text1"/>
+          <w:kern w:val="0"/>
+          <w:lang w:eastAsia="en-IN"/>
+          <w14:shadow w14:blurRad="38100" w14:dist="19050" w14:dir="2700000" w14:sx="100000" w14:sy="100000" w14:kx="0" w14:ky="0" w14:algn="tl">
+            <w14:schemeClr w14:val="dk1">
+              <w14:alpha w14:val="60000"/>
+            </w14:schemeClr>
+          </w14:shadow>
+          <w14:textOutline w14:w="0" w14:cap="flat" w14:cmpd="sng" w14:algn="ctr">
+            <w14:noFill/>
+            <w14:prstDash w14:val="solid"/>
+            <w14:round/>
+          </w14:textOutline>
+          <w14:ligatures w14:val="none"/>
+        </w:rPr>
+        <w:br/>
+        <w:t>      cout &lt;&lt; "Hello World!";</w:t>
+      </w:r>
+      <w:r>
+        <w:rPr>
+          <w:rFonts w:eastAsia="Times New Roman" w:cstheme="minorHAnsi"/>
+          <w:color w:val="000000" w:themeColor="text1"/>
+          <w:kern w:val="0"/>
+          <w:lang w:eastAsia="en-IN"/>
+          <w14:shadow w14:blurRad="38100" w14:dist="19050" w14:dir="2700000" w14:sx="100000" w14:sy="100000" w14:kx="0" w14:ky="0" w14:algn="tl">
+            <w14:schemeClr w14:val="dk1">
+              <w14:alpha w14:val="60000"/>
+            </w14:schemeClr>
+          </w14:shadow>
+          <w14:textOutline w14:w="0" w14:cap="flat" w14:cmpd="sng" w14:algn="ctr">
+            <w14:noFill/>
+            <w14:prstDash w14:val="solid"/>
+            <w14:round/>
+          </w14:textOutline>
+          <w14:ligatures w14:val="none"/>
+        </w:rPr>
+        <w:br/>
+        <w:t>    }</w:t>
+      </w:r>
+      <w:r>
+        <w:rPr>
+          <w:rFonts w:eastAsia="Times New Roman" w:cstheme="minorHAnsi"/>
+          <w:color w:val="000000" w:themeColor="text1"/>
+          <w:kern w:val="0"/>
+          <w:lang w:eastAsia="en-IN"/>
+          <w14:shadow w14:blurRad="38100" w14:dist="19050" w14:dir="2700000" w14:sx="100000" w14:sy="100000" w14:kx="0" w14:ky="0" w14:algn="tl">
+            <w14:schemeClr w14:val="dk1">
+              <w14:alpha w14:val="60000"/>
+            </w14:schemeClr>
+          </w14:shadow>
+          <w14:textOutline w14:w="0" w14:cap="flat" w14:cmpd="sng" w14:algn="ctr">
+            <w14:noFill/>
+            <w14:prstDash w14:val="solid"/>
+            <w14:round/>
+          </w14:textOutline>
+          <w14:ligatures w14:val="none"/>
+        </w:rPr>
+        <w:br/>
+        <w:t>};</w:t>
+      </w:r>
+      <w:r>
+        <w:rPr>
+          <w:rFonts w:eastAsia="Times New Roman" w:cstheme="minorHAnsi"/>
+          <w:color w:val="000000" w:themeColor="text1"/>
+          <w:kern w:val="0"/>
+          <w:lang w:eastAsia="en-IN"/>
+          <w14:shadow w14:blurRad="38100" w14:dist="19050" w14:dir="2700000" w14:sx="100000" w14:sy="100000" w14:kx="0" w14:ky="0" w14:algn="tl">
+            <w14:schemeClr w14:val="dk1">
+              <w14:alpha w14:val="60000"/>
+            </w14:schemeClr>
+          </w14:shadow>
+          <w14:textOutline w14:w="0" w14:cap="flat" w14:cmpd="sng" w14:algn="ctr">
+            <w14:noFill/>
+            <w14:prstDash w14:val="solid"/>
+            <w14:round/>
+          </w14:textOutline>
+          <w14:ligatures w14:val="none"/>
+        </w:rPr>
+        <w:br/>
+      </w:r>
+      <w:r>
+        <w:rPr>
+          <w:rFonts w:eastAsia="Times New Roman" w:cstheme="minorHAnsi"/>
+          <w:color w:val="000000" w:themeColor="text1"/>
+          <w:kern w:val="0"/>
+          <w:lang w:eastAsia="en-IN"/>
+          <w14:shadow w14:blurRad="38100" w14:dist="19050" w14:dir="2700000" w14:sx="100000" w14:sy="100000" w14:kx="0" w14:ky="0" w14:algn="tl">
+            <w14:schemeClr w14:val="dk1">
+              <w14:alpha w14:val="60000"/>
+            </w14:schemeClr>
+          </w14:shadow>
+          <w14:textOutline w14:w="0" w14:cap="flat" w14:cmpd="sng" w14:algn="ctr">
+            <w14:noFill/>
+            <w14:prstDash w14:val="solid"/>
+            <w14:round/>
+          </w14:textOutline>
+          <w14:ligatures w14:val="none"/>
+        </w:rPr>
+        <w:br/>
+        <w:t>int main() {</w:t>
+      </w:r>
+      <w:r>
+        <w:rPr>
+          <w:rFonts w:eastAsia="Times New Roman" w:cstheme="minorHAnsi"/>
+          <w:color w:val="000000" w:themeColor="text1"/>
+          <w:kern w:val="0"/>
+          <w:lang w:eastAsia="en-IN"/>
+          <w14:shadow w14:blurRad="38100" w14:dist="19050" w14:dir="2700000" w14:sx="100000" w14:sy="100000" w14:kx="0" w14:ky="0" w14:algn="tl">
+            <w14:schemeClr w14:val="dk1">
+              <w14:alpha w14:val="60000"/>
+            </w14:schemeClr>
+          </w14:shadow>
+          <w14:textOutline w14:w="0" w14:cap="flat" w14:cmpd="sng" w14:algn="ctr">
+            <w14:noFill/>
+            <w14:prstDash w14:val="solid"/>
+            <w14:round/>
+          </w14:textOutline>
+          <w14:ligatures w14:val="none"/>
+        </w:rPr>
+        <w:br/>
+        <w:t>  MyClass myObj;     // Create an object of MyClass</w:t>
+      </w:r>
+      <w:r>
+        <w:rPr>
+          <w:rFonts w:eastAsia="Times New Roman" w:cstheme="minorHAnsi"/>
+          <w:color w:val="000000" w:themeColor="text1"/>
+          <w:kern w:val="0"/>
+          <w:lang w:eastAsia="en-IN"/>
+          <w14:shadow w14:blurRad="38100" w14:dist="19050" w14:dir="2700000" w14:sx="100000" w14:sy="100000" w14:kx="0" w14:ky="0" w14:algn="tl">
+            <w14:schemeClr w14:val="dk1">
+              <w14:alpha w14:val="60000"/>
+            </w14:schemeClr>
+          </w14:shadow>
+          <w14:textOutline w14:w="0" w14:cap="flat" w14:cmpd="sng" w14:algn="ctr">
+            <w14:noFill/>
+            <w14:prstDash w14:val="solid"/>
+            <w14:round/>
+          </w14:textOutline>
+          <w14:ligatures w14:val="none"/>
+        </w:rPr>
+        <w:br/>
+        <w:t>  myObj.myMethod();  // Call the method</w:t>
+      </w:r>
+      <w:r>
+        <w:rPr>
+          <w:rFonts w:eastAsia="Times New Roman" w:cstheme="minorHAnsi"/>
+          <w:color w:val="000000" w:themeColor="text1"/>
+          <w:kern w:val="0"/>
+          <w:lang w:eastAsia="en-IN"/>
+          <w14:shadow w14:blurRad="38100" w14:dist="19050" w14:dir="2700000" w14:sx="100000" w14:sy="100000" w14:kx="0" w14:ky="0" w14:algn="tl">
+            <w14:schemeClr w14:val="dk1">
+              <w14:alpha w14:val="60000"/>
+            </w14:schemeClr>
+          </w14:shadow>
+          <w14:textOutline w14:w="0" w14:cap="flat" w14:cmpd="sng" w14:algn="ctr">
+            <w14:noFill/>
+            <w14:prstDash w14:val="solid"/>
+            <w14:round/>
+          </w14:textOutline>
+          <w14:ligatures w14:val="none"/>
+        </w:rPr>
+        <w:br/>
+        <w:t>  return 0;</w:t>
+      </w:r>
+      <w:r>
+        <w:rPr>
+          <w:rFonts w:eastAsia="Times New Roman" w:cstheme="minorHAnsi"/>
+          <w:color w:val="000000" w:themeColor="text1"/>
+          <w:kern w:val="0"/>
+          <w:lang w:eastAsia="en-IN"/>
+          <w14:shadow w14:blurRad="38100" w14:dist="19050" w14:dir="2700000" w14:sx="100000" w14:sy="100000" w14:kx="0" w14:ky="0" w14:algn="tl">
+            <w14:schemeClr w14:val="dk1">
+              <w14:alpha w14:val="60000"/>
+            </w14:schemeClr>
+          </w14:shadow>
+          <w14:textOutline w14:w="0" w14:cap="flat" w14:cmpd="sng" w14:algn="ctr">
+            <w14:noFill/>
+            <w14:prstDash w14:val="solid"/>
+            <w14:round/>
+          </w14:textOutline>
+          <w14:ligatures w14:val="none"/>
+        </w:rPr>
+        <w:br/>
+        <w:t>}</w:t>
+      </w:r>
+    </w:p>
+    <w:p>
+      <w:pPr>
+        <w:pStyle w:val="ListParagraph"/>
+        <w:shd w:val="clear" w:color="auto" w:fill="FFFFFF"/>
+        <w:spacing w:after="0" w:line="240" w:lineRule="auto"/>
+        <w:ind w:left="426"/>
+        <w:rPr>
+          <w:rFonts w:ascii="Segoe UI Emoji" w:eastAsia="Times New Roman" w:hAnsi="Segoe UI Emoji" w:cs="Times New Roman"/>
+          <w:color w:val="000000" w:themeColor="text1"/>
+          <w:kern w:val="0"/>
+          <w:lang w:eastAsia="en-IN"/>
+          <w14:shadow w14:blurRad="38100" w14:dist="19050" w14:dir="2700000" w14:sx="100000" w14:sy="100000" w14:kx="0" w14:ky="0" w14:algn="tl">
+            <w14:schemeClr w14:val="dk1">
+              <w14:alpha w14:val="60000"/>
+            </w14:schemeClr>
+          </w14:shadow>
+          <w14:textOutline w14:w="0" w14:cap="flat" w14:cmpd="sng" w14:algn="ctr">
+            <w14:noFill/>
+            <w14:prstDash w14:val="solid"/>
+            <w14:round/>
+          </w14:textOutline>
+          <w14:ligatures w14:val="none"/>
+        </w:rPr>
+      </w:pPr>
+    </w:p>
+    <w:p>
+      <w:pPr>
+        <w:pStyle w:val="ListParagraph"/>
+        <w:shd w:val="clear" w:color="auto" w:fill="FFFFFF"/>
+        <w:spacing w:after="0" w:line="240" w:lineRule="auto"/>
+        <w:ind w:left="426"/>
+        <w:rPr>
+          <w:rFonts w:ascii="Segoe UI Emoji" w:eastAsia="Times New Roman" w:hAnsi="Segoe UI Emoji" w:cs="Times New Roman"/>
+          <w:color w:val="000000" w:themeColor="text1"/>
+          <w:kern w:val="0"/>
+          <w:lang w:eastAsia="en-IN"/>
+          <w14:shadow w14:blurRad="38100" w14:dist="19050" w14:dir="2700000" w14:sx="100000" w14:sy="100000" w14:kx="0" w14:ky="0" w14:algn="tl">
+            <w14:schemeClr w14:val="dk1">
+              <w14:alpha w14:val="60000"/>
+            </w14:schemeClr>
+          </w14:shadow>
+          <w14:textOutline w14:w="0" w14:cap="flat" w14:cmpd="sng" w14:algn="ctr">
+            <w14:noFill/>
+            <w14:prstDash w14:val="solid"/>
+            <w14:round/>
+          </w14:textOutline>
+          <w14:ligatures w14:val="none"/>
+        </w:rPr>
+      </w:pPr>
+    </w:p>
+    <w:p>
+      <w:pPr>
+        <w:pStyle w:val="ListParagraph"/>
+        <w:spacing w:after="0"/>
+        <w:ind w:left="284"/>
+        <w:rPr>
+          <w:rFonts w:ascii="Segoe UI Emoji" w:eastAsia="Times New Roman" w:hAnsi="Segoe UI Emoji" w:cs="Times New Roman"/>
+          <w:b/>
+          <w:bCs/>
+          <w:color w:val="000000" w:themeColor="text1"/>
+          <w:kern w:val="0"/>
+          <w:lang w:eastAsia="en-IN"/>
+          <w14:shadow w14:blurRad="38100" w14:dist="19050" w14:dir="2700000" w14:sx="100000" w14:sy="100000" w14:kx="0" w14:ky="0" w14:algn="tl">
+            <w14:schemeClr w14:val="dk1">
+              <w14:alpha w14:val="60000"/>
+            </w14:schemeClr>
+          </w14:shadow>
+          <w14:textOutline w14:w="0" w14:cap="flat" w14:cmpd="sng" w14:algn="ctr">
+            <w14:noFill/>
+            <w14:prstDash w14:val="solid"/>
+            <w14:round/>
+          </w14:textOutline>
+          <w14:ligatures w14:val="none"/>
+        </w:rPr>
+      </w:pPr>
+      <w:r>
+        <w:rPr>
+          <w:rFonts w:ascii="Segoe UI Emoji" w:eastAsia="Times New Roman" w:hAnsi="Segoe UI Emoji" w:cs="Times New Roman"/>
+          <w:b/>
+          <w:bCs/>
+          <w:color w:val="000000" w:themeColor="text1"/>
+          <w:kern w:val="0"/>
+          <w:lang w:eastAsia="en-IN"/>
+          <w14:shadow w14:blurRad="38100" w14:dist="19050" w14:dir="2700000" w14:sx="100000" w14:sy="100000" w14:kx="0" w14:ky="0" w14:algn="tl">
+            <w14:schemeClr w14:val="dk1">
+              <w14:alpha w14:val="60000"/>
+            </w14:schemeClr>
+          </w14:shadow>
+          <w14:textOutline w14:w="0" w14:cap="flat" w14:cmpd="sng" w14:algn="ctr">
+            <w14:noFill/>
+            <w14:prstDash w14:val="solid"/>
+            <w14:round/>
+          </w14:textOutline>
+          <w14:ligatures w14:val="none"/>
+        </w:rPr>
+        <w:t>Define a Method Outside the Class</w:t>
+      </w:r>
+    </w:p>
+    <w:p>
+      <w:pPr>
+        <w:ind w:left="142"/>
+      </w:pPr>
+      <w:r>
+        <w:t>class MyClass {        // The class</w:t>
+      </w:r>
+      <w:r>
+        <w:br/>
+        <w:t>  public:              // Access specifier</w:t>
+      </w:r>
+      <w:r>
+        <w:br/>
+        <w:t>    void myMethod();   // Method/function declaration</w:t>
+      </w:r>
+      <w:r>
+        <w:br/>
+        <w:t>};</w:t>
+      </w:r>
+      <w:r>
+        <w:br/>
+      </w:r>
+      <w:r>
+        <w:br/>
+        <w:t>// Method/function definition outside the class</w:t>
+      </w:r>
+      <w:r>
+        <w:br/>
+      </w:r>
+      <w:r>
+        <w:rPr>
+          <w:b/>
+          <w:bCs/>
+        </w:rPr>
+        <w:t>void</w:t>
+      </w:r>
+      <w:r>
+        <w:t> </w:t>
+      </w:r>
+      <w:r>
+        <w:rPr>
+          <w:b/>
+          <w:bCs/>
+        </w:rPr>
+        <w:t>MyClass::myMethod()</w:t>
+      </w:r>
+      <w:r>
+        <w:t> {</w:t>
+      </w:r>
+      <w:r>
+        <w:br/>
+        <w:t>  cout &lt;&lt; "Hello World!";</w:t>
+      </w:r>
+      <w:r>
+        <w:br/>
+        <w:t>}</w:t>
+      </w:r>
+      <w:r>
+        <w:br/>
+      </w:r>
+      <w:r>
+        <w:br/>
+        <w:t>int main() {</w:t>
+      </w:r>
+      <w:r>
+        <w:br/>
+        <w:t>  MyClass myObj;     // Create an object of MyClass</w:t>
+      </w:r>
+      <w:r>
+        <w:br/>
+        <w:t>  myObj.myMethod();  // Call the method</w:t>
+      </w:r>
+      <w:r>
+        <w:br/>
+        <w:t>  return 0;</w:t>
+      </w:r>
+      <w:r>
+        <w:br/>
+        <w:t>}</w:t>
+      </w:r>
+    </w:p>
+    <w:p>
+      <w:pPr>
+        <w:ind w:left="142"/>
+      </w:pPr>
+    </w:p>
+    <w:p>
+      <w:pPr>
+        <w:ind w:left="142"/>
+        <w:rPr>
+          <w:b/>
+          <w:bCs/>
+          <w:sz w:val="28"/>
+          <w:szCs w:val="28"/>
+        </w:rPr>
+      </w:pPr>
+      <w:r>
+        <w:rPr>
+          <w:b/>
+          <w:bCs/>
+          <w:sz w:val="28"/>
+          <w:szCs w:val="28"/>
+        </w:rPr>
+        <w:t>Constructors</w:t>
+      </w:r>
+    </w:p>
+    <w:p>
+      <w:pPr>
+        <w:ind w:left="142"/>
+        <w:rPr>
+          <w:sz w:val="28"/>
+          <w:szCs w:val="28"/>
+        </w:rPr>
+      </w:pPr>
+      <w:r>
+        <w:rPr>
+          <w:sz w:val="28"/>
+          <w:szCs w:val="28"/>
+        </w:rPr>
+        <w:t>A constructor is a special method that is automatically called when an object of a class is created.</w:t>
+      </w:r>
+    </w:p>
+    <w:p>
+      <w:pPr>
+        <w:ind w:left="142"/>
+        <w:rPr>
+          <w:sz w:val="28"/>
+          <w:szCs w:val="28"/>
+        </w:rPr>
+      </w:pPr>
+      <w:r>
+        <w:rPr>
+          <w:sz w:val="28"/>
+          <w:szCs w:val="28"/>
+        </w:rPr>
+        <w:t>To create a constructor, use the same name as the class, followed by parentheses ():</w:t>
+      </w:r>
+    </w:p>
+    <w:p>
+      <w:pPr>
+        <w:ind w:left="142"/>
+        <w:rPr>
+          <w:sz w:val="28"/>
+          <w:szCs w:val="28"/>
+        </w:rPr>
+      </w:pPr>
+      <w:r>
+        <w:rPr>
+          <w:sz w:val="28"/>
+          <w:szCs w:val="28"/>
+        </w:rPr>
+        <w:lastRenderedPageBreak/>
+        <w:t>Example:</w:t>
+      </w:r>
+    </w:p>
+    <w:p>
+      <w:pPr>
+        <w:ind w:left="142"/>
+        <w:rPr>
+          <w:sz w:val="28"/>
+          <w:szCs w:val="28"/>
+        </w:rPr>
+      </w:pPr>
+      <w:r>
+        <w:rPr>
+          <w:sz w:val="28"/>
+          <w:szCs w:val="28"/>
+        </w:rPr>
+        <w:t>class MyClass {     // The class</w:t>
+      </w:r>
+      <w:r>
+        <w:rPr>
+          <w:sz w:val="28"/>
+          <w:szCs w:val="28"/>
+        </w:rPr>
+        <w:br/>
+        <w:t>  public:           // Access specifier</w:t>
+      </w:r>
+      <w:r>
+        <w:rPr>
+          <w:sz w:val="28"/>
+          <w:szCs w:val="28"/>
+        </w:rPr>
+        <w:br/>
+        <w:t>    MyClass() {     // Constructor</w:t>
+      </w:r>
+      <w:r>
+        <w:rPr>
+          <w:sz w:val="28"/>
+          <w:szCs w:val="28"/>
+        </w:rPr>
+        <w:br/>
+        <w:t>      cout &lt;&lt; "Hello World!";</w:t>
+      </w:r>
+      <w:r>
+        <w:rPr>
+          <w:sz w:val="28"/>
+          <w:szCs w:val="28"/>
+        </w:rPr>
+        <w:br/>
+        <w:t>    }</w:t>
+      </w:r>
+      <w:r>
+        <w:rPr>
+          <w:sz w:val="28"/>
+          <w:szCs w:val="28"/>
+        </w:rPr>
+        <w:br/>
+        <w:t>};</w:t>
+      </w:r>
+      <w:r>
+        <w:rPr>
+          <w:sz w:val="28"/>
+          <w:szCs w:val="28"/>
+        </w:rPr>
+        <w:br/>
+      </w:r>
+      <w:r>
+        <w:rPr>
+          <w:sz w:val="28"/>
+          <w:szCs w:val="28"/>
+        </w:rPr>
+        <w:br/>
+        <w:t>int main() {</w:t>
+      </w:r>
+      <w:r>
+        <w:rPr>
+          <w:sz w:val="28"/>
+          <w:szCs w:val="28"/>
+        </w:rPr>
+        <w:br/>
+        <w:t>  MyClass myObj;    // Create an object of MyClass (this will call the constructor)</w:t>
+      </w:r>
+      <w:r>
+        <w:rPr>
+          <w:sz w:val="28"/>
+          <w:szCs w:val="28"/>
+        </w:rPr>
+        <w:br/>
+        <w:t>  return 0;</w:t>
+      </w:r>
+      <w:r>
+        <w:rPr>
+          <w:sz w:val="28"/>
+          <w:szCs w:val="28"/>
+        </w:rPr>
+        <w:br/>
+        <w:t>}</w:t>
+      </w:r>
+    </w:p>
+    <w:p>
+      <w:pPr>
+        <w:ind w:left="142"/>
+        <w:rPr>
+          <w:sz w:val="28"/>
+          <w:szCs w:val="28"/>
+        </w:rPr>
+      </w:pPr>
+    </w:p>
+    <w:p>
+      <w:pPr>
+        <w:ind w:left="142"/>
+        <w:rPr>
+          <w:sz w:val="28"/>
+          <w:szCs w:val="28"/>
+        </w:rPr>
+      </w:pPr>
+      <w:r>
+        <w:rPr>
+          <w:sz w:val="28"/>
+          <w:szCs w:val="28"/>
+        </w:rPr>
+        <w:t>Constructor Rules</w:t>
+      </w:r>
+    </w:p>
+    <w:p>
+      <w:pPr>
+        <w:numPr>
+          <w:ilvl w:val="0"/>
+          <w:numId w:val="3"/>
+        </w:numPr>
+        <w:rPr>
+          <w:sz w:val="28"/>
+          <w:szCs w:val="28"/>
+        </w:rPr>
+      </w:pPr>
+      <w:r>
+        <w:rPr>
+          <w:sz w:val="28"/>
+          <w:szCs w:val="28"/>
+        </w:rPr>
+        <w:t>The constructor has the </w:t>
+      </w:r>
+      <w:r>
+        <w:rPr>
+          <w:b/>
+          <w:bCs/>
+          <w:sz w:val="28"/>
+          <w:szCs w:val="28"/>
+        </w:rPr>
+        <w:t>same name as the class</w:t>
+      </w:r>
+      <w:r>
+        <w:rPr>
+          <w:sz w:val="28"/>
+          <w:szCs w:val="28"/>
+        </w:rPr>
+        <w:t>.</w:t>
+      </w:r>
+    </w:p>
+    <w:p>
+      <w:pPr>
+        <w:numPr>
+          <w:ilvl w:val="0"/>
+          <w:numId w:val="3"/>
+        </w:numPr>
+        <w:rPr>
+          <w:sz w:val="28"/>
+          <w:szCs w:val="28"/>
+        </w:rPr>
+      </w:pPr>
+      <w:r>
+        <w:rPr>
+          <w:sz w:val="28"/>
+          <w:szCs w:val="28"/>
+        </w:rPr>
+        <w:t>It has </w:t>
+      </w:r>
+      <w:r>
+        <w:rPr>
+          <w:b/>
+          <w:bCs/>
+          <w:sz w:val="28"/>
+          <w:szCs w:val="28"/>
+        </w:rPr>
+        <w:t>no return type</w:t>
+      </w:r>
+      <w:r>
+        <w:rPr>
+          <w:sz w:val="28"/>
+          <w:szCs w:val="28"/>
+        </w:rPr>
+        <w:t> (not even void).</w:t>
+      </w:r>
+    </w:p>
+    <w:p>
+      <w:pPr>
+        <w:numPr>
+          <w:ilvl w:val="0"/>
+          <w:numId w:val="3"/>
+        </w:numPr>
+        <w:rPr>
+          <w:sz w:val="28"/>
+          <w:szCs w:val="28"/>
+        </w:rPr>
+      </w:pPr>
+      <w:r>
+        <w:rPr>
+          <w:sz w:val="28"/>
+          <w:szCs w:val="28"/>
+        </w:rPr>
+        <w:t>It is usually declared </w:t>
+      </w:r>
+      <w:r>
+        <w:rPr>
+          <w:b/>
+          <w:bCs/>
+          <w:sz w:val="28"/>
+          <w:szCs w:val="28"/>
+        </w:rPr>
+        <w:t>public</w:t>
+      </w:r>
+      <w:r>
+        <w:rPr>
+          <w:sz w:val="28"/>
+          <w:szCs w:val="28"/>
+        </w:rPr>
+        <w:t>.</w:t>
+      </w:r>
+    </w:p>
+    <w:p>
+      <w:pPr>
+        <w:numPr>
+          <w:ilvl w:val="0"/>
+          <w:numId w:val="3"/>
+        </w:numPr>
+        <w:rPr>
+          <w:sz w:val="28"/>
+          <w:szCs w:val="28"/>
+        </w:rPr>
+      </w:pPr>
+      <w:r>
+        <w:rPr>
+          <w:sz w:val="28"/>
+          <w:szCs w:val="28"/>
+        </w:rPr>
+        <w:t>It is </w:t>
+      </w:r>
+      <w:r>
+        <w:rPr>
+          <w:b/>
+          <w:bCs/>
+          <w:sz w:val="28"/>
+          <w:szCs w:val="28"/>
+        </w:rPr>
+        <w:t>automatically called</w:t>
+      </w:r>
+      <w:r>
+        <w:rPr>
+          <w:sz w:val="28"/>
+          <w:szCs w:val="28"/>
+        </w:rPr>
+        <w:t> when an object is created.</w:t>
+      </w:r>
+    </w:p>
+    <w:p>
+      <w:pPr>
+        <w:ind w:left="142"/>
+        <w:rPr>
+          <w:sz w:val="28"/>
+          <w:szCs w:val="28"/>
+        </w:rPr>
+      </w:pPr>
+    </w:p>
+    <w:p>
+      <w:pPr>
+        <w:ind w:left="142"/>
+        <w:rPr>
+          <w:sz w:val="28"/>
+          <w:szCs w:val="28"/>
+        </w:rPr>
+      </w:pPr>
+      <w:r>
+        <w:rPr>
+          <w:b/>
+          <w:bCs/>
+          <w:sz w:val="28"/>
+          <w:szCs w:val="28"/>
+        </w:rPr>
+        <w:t>Constructor Defined Outside the Class</w:t>
+      </w:r>
+    </w:p>
+    <w:p>
+      <w:pPr>
+        <w:ind w:left="142"/>
+        <w:rPr>
+          <w:sz w:val="28"/>
+          <w:szCs w:val="28"/>
+        </w:rPr>
+      </w:pPr>
+      <w:r>
+        <w:rPr>
+          <w:sz w:val="28"/>
+          <w:szCs w:val="28"/>
+        </w:rPr>
+        <w:t>You can also define the constructor outside the class using the scope resolution operator ::.</w:t>
+      </w:r>
+    </w:p>
+    <w:p>
+      <w:pPr>
+        <w:ind w:left="142"/>
+        <w:rPr>
+          <w:sz w:val="28"/>
+          <w:szCs w:val="28"/>
+        </w:rPr>
+      </w:pPr>
+      <w:r>
+        <w:rPr>
+          <w:sz w:val="28"/>
+          <w:szCs w:val="28"/>
+        </w:rPr>
+        <w:t>Example</w:t>
+      </w:r>
+    </w:p>
+    <w:p>
+      <w:pPr>
+        <w:ind w:left="142"/>
+        <w:rPr>
+          <w:sz w:val="28"/>
+          <w:szCs w:val="28"/>
+        </w:rPr>
+      </w:pPr>
+      <w:r>
+        <w:rPr>
+          <w:sz w:val="28"/>
+          <w:szCs w:val="28"/>
+        </w:rPr>
+        <w:t>class Car {        // The class</w:t>
+      </w:r>
+      <w:r>
+        <w:rPr>
+          <w:sz w:val="28"/>
+          <w:szCs w:val="28"/>
+        </w:rPr>
+        <w:br/>
+        <w:t>  public:          // Access specifier</w:t>
+      </w:r>
+      <w:r>
+        <w:rPr>
+          <w:sz w:val="28"/>
+          <w:szCs w:val="28"/>
+        </w:rPr>
+        <w:br/>
+        <w:t>    string brand;  // Attribute</w:t>
+      </w:r>
+      <w:r>
+        <w:rPr>
+          <w:sz w:val="28"/>
+          <w:szCs w:val="28"/>
+        </w:rPr>
+        <w:br/>
+        <w:t>    string model;  // Attribute</w:t>
+      </w:r>
+      <w:r>
+        <w:rPr>
+          <w:sz w:val="28"/>
+          <w:szCs w:val="28"/>
+        </w:rPr>
+        <w:br/>
+        <w:t>    int year;      // Attribute</w:t>
+      </w:r>
+      <w:r>
+        <w:rPr>
+          <w:sz w:val="28"/>
+          <w:szCs w:val="28"/>
+        </w:rPr>
+        <w:br/>
+        <w:t>    Car(string x, string y, int z); // Constructor declaration</w:t>
+      </w:r>
+      <w:r>
+        <w:rPr>
+          <w:sz w:val="28"/>
+          <w:szCs w:val="28"/>
+        </w:rPr>
+        <w:br/>
+      </w:r>
+      <w:r>
+        <w:rPr>
+          <w:sz w:val="28"/>
+          <w:szCs w:val="28"/>
+        </w:rPr>
+        <w:lastRenderedPageBreak/>
+        <w:t>};</w:t>
+      </w:r>
+      <w:r>
+        <w:rPr>
+          <w:sz w:val="28"/>
+          <w:szCs w:val="28"/>
+        </w:rPr>
+        <w:br/>
+      </w:r>
+      <w:r>
+        <w:rPr>
+          <w:sz w:val="28"/>
+          <w:szCs w:val="28"/>
+        </w:rPr>
+        <w:br/>
+        <w:t>// Constructor definition outside the class</w:t>
+      </w:r>
+      <w:r>
+        <w:rPr>
+          <w:sz w:val="28"/>
+          <w:szCs w:val="28"/>
+        </w:rPr>
+        <w:br/>
+      </w:r>
+      <w:r>
+        <w:rPr>
+          <w:b/>
+          <w:bCs/>
+          <w:sz w:val="28"/>
+          <w:szCs w:val="28"/>
+        </w:rPr>
+        <w:t>Car::Car(string x, string y, int z)</w:t>
+      </w:r>
+      <w:r>
+        <w:rPr>
+          <w:sz w:val="28"/>
+          <w:szCs w:val="28"/>
+        </w:rPr>
+        <w:t> {</w:t>
+      </w:r>
+      <w:r>
+        <w:rPr>
+          <w:sz w:val="28"/>
+          <w:szCs w:val="28"/>
+        </w:rPr>
+        <w:br/>
+        <w:t>  brand = x;</w:t>
+      </w:r>
+      <w:r>
+        <w:rPr>
+          <w:sz w:val="28"/>
+          <w:szCs w:val="28"/>
+        </w:rPr>
+        <w:br/>
+        <w:t>  model = y;</w:t>
+      </w:r>
+      <w:r>
+        <w:rPr>
+          <w:sz w:val="28"/>
+          <w:szCs w:val="28"/>
+        </w:rPr>
+        <w:br/>
+        <w:t>  year = z;</w:t>
+      </w:r>
+      <w:r>
+        <w:rPr>
+          <w:sz w:val="28"/>
+          <w:szCs w:val="28"/>
+        </w:rPr>
+        <w:br/>
+        <w:t>}</w:t>
+      </w:r>
+      <w:r>
+        <w:rPr>
+          <w:sz w:val="28"/>
+          <w:szCs w:val="28"/>
+        </w:rPr>
+        <w:br/>
+      </w:r>
+      <w:r>
+        <w:rPr>
+          <w:sz w:val="28"/>
+          <w:szCs w:val="28"/>
+        </w:rPr>
+        <w:br/>
+        <w:t>int main() {</w:t>
+      </w:r>
+      <w:r>
+        <w:rPr>
+          <w:sz w:val="28"/>
+          <w:szCs w:val="28"/>
+        </w:rPr>
+        <w:br/>
+        <w:t>  // Create Car objects and call the constructor with different values</w:t>
+      </w:r>
+      <w:r>
+        <w:rPr>
+          <w:sz w:val="28"/>
+          <w:szCs w:val="28"/>
+        </w:rPr>
+        <w:br/>
+        <w:t>  Car carObj1("BMW", "X5", 1999);</w:t>
+      </w:r>
+      <w:r>
+        <w:rPr>
+          <w:sz w:val="28"/>
+          <w:szCs w:val="28"/>
+        </w:rPr>
+        <w:br/>
+        <w:t>  Car carObj2("Ford", "Mustang", 1969);</w:t>
+      </w:r>
+      <w:r>
+        <w:rPr>
+          <w:sz w:val="28"/>
+          <w:szCs w:val="28"/>
+        </w:rPr>
+        <w:br/>
+      </w:r>
+      <w:r>
+        <w:rPr>
+          <w:sz w:val="28"/>
+          <w:szCs w:val="28"/>
+        </w:rPr>
+        <w:br/>
+        <w:t>  // Print values</w:t>
+      </w:r>
+      <w:r>
+        <w:rPr>
+          <w:sz w:val="28"/>
+          <w:szCs w:val="28"/>
+        </w:rPr>
+        <w:br/>
+        <w:t>  cout &lt;&lt; carObj1.brand &lt;&lt; " " &lt;&lt; carObj1.model &lt;&lt; " " &lt;&lt; carObj1.year &lt;&lt; "\n";</w:t>
+      </w:r>
+      <w:r>
+        <w:rPr>
+          <w:sz w:val="28"/>
+          <w:szCs w:val="28"/>
+        </w:rPr>
+        <w:br/>
+        <w:t>  cout &lt;&lt; carObj2.brand &lt;&lt; " " &lt;&lt; carObj2.model &lt;&lt; " " &lt;&lt; carObj2.year &lt;&lt; "\n";</w:t>
+      </w:r>
+      <w:r>
+        <w:rPr>
+          <w:sz w:val="28"/>
+          <w:szCs w:val="28"/>
+        </w:rPr>
+        <w:br/>
+        <w:t>  return 0;</w:t>
+      </w:r>
+      <w:r>
+        <w:rPr>
+          <w:sz w:val="28"/>
+          <w:szCs w:val="28"/>
+        </w:rPr>
+        <w:br/>
+        <w:t>}</w:t>
+      </w:r>
+    </w:p>
+    <w:p>
+      <w:pPr>
+        <w:ind w:left="142"/>
+        <w:rPr>
+          <w:sz w:val="28"/>
+          <w:szCs w:val="28"/>
+        </w:rPr>
+      </w:pPr>
+    </w:p>
+    <w:p>
+      <w:pPr>
+        <w:ind w:left="142"/>
+        <w:rPr>
+          <w:sz w:val="28"/>
+          <w:szCs w:val="28"/>
+        </w:rPr>
+      </w:pPr>
+    </w:p>
+    <w:p>
+      <w:pPr>
+        <w:ind w:left="142"/>
+        <w:rPr>
+          <w:b/>
+          <w:bCs/>
+          <w:sz w:val="28"/>
+          <w:szCs w:val="28"/>
+        </w:rPr>
+      </w:pPr>
+      <w:r>
+        <w:rPr>
+          <w:b/>
+          <w:bCs/>
+          <w:sz w:val="28"/>
+          <w:szCs w:val="28"/>
+        </w:rPr>
+        <w:t>Access</w:t>
+      </w:r>
+      <w:r>
+        <w:rPr>
+          <w:b/>
+          <w:bCs/>
+          <w:sz w:val="28"/>
+          <w:szCs w:val="28"/>
+        </w:rPr>
+        <w:t xml:space="preserve"> Specifier</w:t>
+      </w:r>
+    </w:p>
+    <w:p>
+      <w:pPr>
+        <w:numPr>
+          <w:ilvl w:val="0"/>
+          <w:numId w:val="4"/>
+        </w:numPr>
+        <w:rPr>
+          <w:sz w:val="28"/>
+          <w:szCs w:val="28"/>
+        </w:rPr>
+      </w:pPr>
+      <w:r>
+        <w:rPr>
+          <w:b/>
+          <w:bCs/>
+          <w:sz w:val="28"/>
+          <w:szCs w:val="28"/>
+        </w:rPr>
+        <w:t>public</w:t>
+      </w:r>
+      <w:r>
+        <w:rPr>
+          <w:sz w:val="28"/>
+          <w:szCs w:val="28"/>
+        </w:rPr>
+        <w:t> - members are accessible from outside the class</w:t>
+      </w:r>
+    </w:p>
+    <w:p>
+      <w:pPr>
+        <w:numPr>
+          <w:ilvl w:val="0"/>
+          <w:numId w:val="4"/>
+        </w:numPr>
+        <w:rPr>
+          <w:sz w:val="28"/>
+          <w:szCs w:val="28"/>
+        </w:rPr>
+      </w:pPr>
+      <w:r>
+        <w:rPr>
+          <w:b/>
+          <w:bCs/>
+          <w:sz w:val="28"/>
+          <w:szCs w:val="28"/>
+        </w:rPr>
+        <w:t>private</w:t>
+      </w:r>
+      <w:r>
+        <w:rPr>
+          <w:sz w:val="28"/>
+          <w:szCs w:val="28"/>
+        </w:rPr>
+        <w:t> - members cannot be accessed (or viewed) from outside the class</w:t>
+      </w:r>
+    </w:p>
+    <w:p>
+      <w:pPr>
+        <w:numPr>
+          <w:ilvl w:val="0"/>
+          <w:numId w:val="4"/>
+        </w:numPr>
+        <w:rPr>
+          <w:sz w:val="28"/>
+          <w:szCs w:val="28"/>
+        </w:rPr>
+      </w:pPr>
+      <w:r>
+        <w:rPr>
+          <w:b/>
+          <w:bCs/>
+          <w:sz w:val="28"/>
+          <w:szCs w:val="28"/>
+        </w:rPr>
+        <w:t>protected</w:t>
+      </w:r>
+      <w:r>
+        <w:rPr>
+          <w:sz w:val="28"/>
+          <w:szCs w:val="28"/>
+        </w:rPr>
+        <w:t> - members cannot be accessed from outside the class, however, they can be accessed in inherited classes.</w:t>
+      </w:r>
+    </w:p>
+    <w:p>
+      <w:pPr>
+        <w:ind w:left="142"/>
+        <w:rPr>
+          <w:sz w:val="28"/>
+          <w:szCs w:val="28"/>
+        </w:rPr>
+      </w:pPr>
+    </w:p>
+    <w:p>
+      <w:pPr>
+        <w:ind w:left="142"/>
+        <w:rPr>
+          <w:sz w:val="28"/>
+          <w:szCs w:val="28"/>
+        </w:rPr>
+      </w:pPr>
+      <w:r>
+        <w:rPr>
+          <w:b/>
+          <w:bCs/>
+          <w:sz w:val="28"/>
+          <w:szCs w:val="28"/>
+        </w:rPr>
+        <w:t>Note:</w:t>
+      </w:r>
+      <w:r>
+        <w:rPr>
+          <w:sz w:val="28"/>
+          <w:szCs w:val="28"/>
+        </w:rPr>
+        <w:t> By default, all members of a class are private if you don't specify an access specifier:</w:t>
+      </w:r>
+    </w:p>
+    <w:p>
+      <w:pPr>
+        <w:rPr>
+          <w:b/>
+          <w:bCs/>
+          <w:sz w:val="28"/>
+          <w:szCs w:val="28"/>
+        </w:rPr>
+      </w:pPr>
+      <w:r>
+        <w:rPr>
+          <w:b/>
+          <w:bCs/>
+          <w:sz w:val="28"/>
+          <w:szCs w:val="28"/>
+        </w:rPr>
+        <w:lastRenderedPageBreak/>
+        <w:t>Private</w:t>
+      </w:r>
+      <w:r>
+        <w:rPr>
+          <w:b/>
+          <w:bCs/>
+          <w:sz w:val="28"/>
+          <w:szCs w:val="28"/>
+        </w:rPr>
+        <w:t>:</w:t>
+      </w:r>
+    </w:p>
+    <w:p>
+      <w:pPr>
+        <w:rPr>
+          <w:b/>
+          <w:bCs/>
+          <w:sz w:val="28"/>
+          <w:szCs w:val="28"/>
+        </w:rPr>
+      </w:pPr>
+      <w:r>
+        <w:rPr>
+          <w:b/>
+          <w:bCs/>
+          <w:sz w:val="28"/>
+          <w:szCs w:val="28"/>
+        </w:rPr>
+        <w:t>Friend keyword</w:t>
+      </w:r>
+    </w:p>
+    <w:p>
+      <w:pPr>
+        <w:rPr>
+          <w:sz w:val="28"/>
+          <w:szCs w:val="28"/>
+        </w:rPr>
+      </w:pPr>
+      <w:r>
+        <w:rPr>
+          <w:sz w:val="28"/>
+          <w:szCs w:val="28"/>
+        </w:rPr>
+        <w:t>Normally, private members of a class can only be accessed using public methods like </w:t>
+      </w:r>
+      <w:hyperlink r:id="rId6" w:history="1">
+        <w:r>
+          <w:rPr>
+            <w:rStyle w:val="Hyperlink"/>
+            <w:color w:val="000000" w:themeColor="text1"/>
+            <w:sz w:val="28"/>
+            <w:szCs w:val="28"/>
+            <w:u w:val="none"/>
+          </w:rPr>
+          <w:t>getters and setters</w:t>
+        </w:r>
+      </w:hyperlink>
+      <w:r>
+        <w:rPr>
+          <w:sz w:val="28"/>
+          <w:szCs w:val="28"/>
+        </w:rPr>
+        <w:t>. But in some cases, you can use a special function called a friend function to access them directly.</w:t>
+      </w:r>
+    </w:p>
+    <w:p>
+      <w:pPr>
+        <w:rPr>
+          <w:sz w:val="28"/>
+          <w:szCs w:val="28"/>
+        </w:rPr>
+      </w:pPr>
+      <w:r>
+        <w:rPr>
+          <w:sz w:val="28"/>
+          <w:szCs w:val="28"/>
+        </w:rPr>
+        <w:t>A friend function is not a member of the class, but it is allowed to access the class's private data:</w:t>
+      </w:r>
+    </w:p>
+    <w:p>
+      <w:pPr>
+        <w:rPr>
+          <w:sz w:val="28"/>
+          <w:szCs w:val="28"/>
+        </w:rPr>
+      </w:pPr>
+    </w:p>
+    <w:p>
+      <w:pPr>
+        <w:rPr>
+          <w:b/>
+          <w:bCs/>
+          <w:sz w:val="28"/>
+          <w:szCs w:val="28"/>
+        </w:rPr>
+      </w:pPr>
+      <w:r>
+        <w:rPr>
+          <w:b/>
+          <w:bCs/>
+          <w:sz w:val="28"/>
+          <w:szCs w:val="28"/>
+        </w:rPr>
+        <w:t>Example:</w:t>
+      </w:r>
+    </w:p>
+    <w:p>
+      <w:pPr>
+        <w:rPr>
+          <w:sz w:val="28"/>
+          <w:szCs w:val="28"/>
+        </w:rPr>
+      </w:pPr>
+      <w:r>
+        <w:rPr>
+          <w:sz w:val="28"/>
+          <w:szCs w:val="28"/>
+        </w:rPr>
+        <w:t>class Employee {</w:t>
+      </w:r>
+    </w:p>
+    <w:p>
+      <w:pPr>
+        <w:rPr>
+          <w:sz w:val="28"/>
+          <w:szCs w:val="28"/>
+        </w:rPr>
+      </w:pPr>
+      <w:r>
+        <w:rPr>
+          <w:sz w:val="28"/>
+          <w:szCs w:val="28"/>
+        </w:rPr>
+        <w:t xml:space="preserve">  private:</w:t>
+      </w:r>
+    </w:p>
+    <w:p>
+      <w:pPr>
+        <w:rPr>
+          <w:sz w:val="28"/>
+          <w:szCs w:val="28"/>
+        </w:rPr>
+      </w:pPr>
+      <w:r>
+        <w:rPr>
+          <w:sz w:val="28"/>
+          <w:szCs w:val="28"/>
+        </w:rPr>
+        <w:t xml:space="preserve">    int salary;</w:t>
+      </w:r>
+    </w:p>
+    <w:p>
+      <w:pPr>
+        <w:rPr>
+          <w:sz w:val="28"/>
+          <w:szCs w:val="28"/>
+        </w:rPr>
+      </w:pPr>
+      <w:r>
+        <w:rPr>
+          <w:sz w:val="28"/>
+          <w:szCs w:val="28"/>
+        </w:rPr>
+        <w:t xml:space="preserve">  public:</w:t>
+      </w:r>
+    </w:p>
+    <w:p>
+      <w:pPr>
+        <w:rPr>
+          <w:sz w:val="28"/>
+          <w:szCs w:val="28"/>
+        </w:rPr>
+      </w:pPr>
+      <w:r>
+        <w:rPr>
+          <w:sz w:val="28"/>
+          <w:szCs w:val="28"/>
+        </w:rPr>
+        <w:t xml:space="preserve">    Employee(int s) {</w:t>
+      </w:r>
+    </w:p>
+    <w:p>
+      <w:pPr>
+        <w:rPr>
+          <w:sz w:val="28"/>
+          <w:szCs w:val="28"/>
+        </w:rPr>
+      </w:pPr>
+      <w:r>
+        <w:rPr>
+          <w:sz w:val="28"/>
+          <w:szCs w:val="28"/>
+        </w:rPr>
+        <w:t xml:space="preserve">      salary = s;</w:t>
+      </w:r>
+    </w:p>
+    <w:p>
+      <w:pPr>
+        <w:rPr>
+          <w:sz w:val="28"/>
+          <w:szCs w:val="28"/>
+        </w:rPr>
+      </w:pPr>
+      <w:r>
+        <w:rPr>
+          <w:sz w:val="28"/>
+          <w:szCs w:val="28"/>
+        </w:rPr>
+        <w:t xml:space="preserve">    }</w:t>
+      </w:r>
+    </w:p>
+    <w:p>
+      <w:pPr>
+        <w:rPr>
+          <w:sz w:val="28"/>
+          <w:szCs w:val="28"/>
+        </w:rPr>
+      </w:pPr>
+      <w:r>
+        <w:rPr>
+          <w:sz w:val="28"/>
+          <w:szCs w:val="28"/>
+        </w:rPr>
+        <w:t xml:space="preserve">    // Declare friend function</w:t>
+      </w:r>
+    </w:p>
+    <w:p>
+      <w:pPr>
+        <w:rPr>
+          <w:sz w:val="28"/>
+          <w:szCs w:val="28"/>
+        </w:rPr>
+      </w:pPr>
+      <w:r>
+        <w:rPr>
+          <w:sz w:val="28"/>
+          <w:szCs w:val="28"/>
+        </w:rPr>
+        <w:t xml:space="preserve">    friend void displaySalary(Employee emp);</w:t>
+      </w:r>
+    </w:p>
+    <w:p>
+      <w:pPr>
+        <w:rPr>
+          <w:sz w:val="28"/>
+          <w:szCs w:val="28"/>
+        </w:rPr>
+      </w:pPr>
+      <w:r>
+        <w:rPr>
+          <w:sz w:val="28"/>
+          <w:szCs w:val="28"/>
+        </w:rPr>
+        <w:t>};</w:t>
+      </w:r>
+    </w:p>
+    <w:p>
+      <w:pPr>
+        <w:rPr>
+          <w:sz w:val="28"/>
+          <w:szCs w:val="28"/>
+        </w:rPr>
+      </w:pPr>
+      <w:r>
+        <w:rPr>
+          <w:sz w:val="28"/>
+          <w:szCs w:val="28"/>
+        </w:rPr>
+        <w:t>void displaySalary(Employee emp) {</w:t>
+      </w:r>
+    </w:p>
+    <w:p>
+      <w:pPr>
+        <w:rPr>
+          <w:sz w:val="28"/>
+          <w:szCs w:val="28"/>
+        </w:rPr>
+      </w:pPr>
+      <w:r>
+        <w:rPr>
+          <w:sz w:val="28"/>
+          <w:szCs w:val="28"/>
+        </w:rPr>
+        <w:t xml:space="preserve">  cout &lt;&lt; "Salary: " &lt;&lt; emp.salary;</w:t>
+      </w:r>
+    </w:p>
+    <w:p>
+      <w:pPr>
+        <w:rPr>
+          <w:sz w:val="28"/>
+          <w:szCs w:val="28"/>
+        </w:rPr>
+      </w:pPr>
+      <w:r>
+        <w:rPr>
+          <w:sz w:val="28"/>
+          <w:szCs w:val="28"/>
+        </w:rPr>
+        <w:t>}</w:t>
+      </w:r>
+    </w:p>
+    <w:p>
+      <w:pPr>
+        <w:rPr>
+          <w:sz w:val="28"/>
+          <w:szCs w:val="28"/>
+        </w:rPr>
+      </w:pPr>
+      <w:r>
+        <w:rPr>
+          <w:sz w:val="28"/>
+          <w:szCs w:val="28"/>
+        </w:rPr>
+        <w:t>int main() {</w:t>
+      </w:r>
+    </w:p>
+    <w:p>
+      <w:pPr>
+        <w:rPr>
+          <w:sz w:val="28"/>
+          <w:szCs w:val="28"/>
+        </w:rPr>
+      </w:pPr>
+      <w:r>
+        <w:rPr>
+          <w:sz w:val="28"/>
+          <w:szCs w:val="28"/>
+        </w:rPr>
+        <w:t xml:space="preserve">  Employee myEmp(50000);</w:t>
+      </w:r>
+    </w:p>
+    <w:p>
+      <w:pPr>
+        <w:rPr>
+          <w:sz w:val="28"/>
+          <w:szCs w:val="28"/>
+        </w:rPr>
+      </w:pPr>
+      <w:r>
+        <w:rPr>
+          <w:sz w:val="28"/>
+          <w:szCs w:val="28"/>
+        </w:rPr>
+        <w:t xml:space="preserve">  displaySalary(myEmp);</w:t>
+      </w:r>
+    </w:p>
+    <w:p>
+      <w:pPr>
+        <w:rPr>
+          <w:sz w:val="28"/>
+          <w:szCs w:val="28"/>
+        </w:rPr>
+      </w:pPr>
+      <w:r>
+        <w:rPr>
+          <w:sz w:val="28"/>
+          <w:szCs w:val="28"/>
+        </w:rPr>
+        <w:t xml:space="preserve">  return 0;}</w:t>
+      </w:r>
+    </w:p>
+    <w:p>
+      <w:pPr>
+        <w:rPr>
+          <w:b/>
+          <w:bCs/>
+          <w:sz w:val="28"/>
+          <w:szCs w:val="28"/>
+        </w:rPr>
+      </w:pPr>
+      <w:r>
+        <w:rPr>
+          <w:b/>
+          <w:bCs/>
+          <w:sz w:val="28"/>
+          <w:szCs w:val="28"/>
+        </w:rPr>
+        <w:lastRenderedPageBreak/>
+        <w:t>Inheritance</w:t>
+      </w:r>
+    </w:p>
+    <w:p>
+      <w:pPr>
+        <w:rPr>
+          <w:b/>
+          <w:bCs/>
+          <w:sz w:val="28"/>
+          <w:szCs w:val="28"/>
+        </w:rPr>
+      </w:pPr>
+      <w:r>
+        <w:rPr>
+          <w:b/>
+          <w:bCs/>
+          <w:sz w:val="28"/>
+          <w:szCs w:val="28"/>
+        </w:rPr>
+        <w:br/>
+      </w:r>
+      <w:r>
+        <w:rPr>
+          <w:b/>
+          <w:bCs/>
+          <w:sz w:val="28"/>
+          <w:szCs w:val="28"/>
+        </w:rPr>
+        <w:t>Why And When To Use "Inheritance"?</w:t>
+      </w:r>
+    </w:p>
+    <w:p>
+      <w:pPr>
+        <w:rPr>
+          <w:sz w:val="28"/>
+          <w:szCs w:val="28"/>
+        </w:rPr>
+      </w:pPr>
+      <w:r>
+        <w:rPr>
+          <w:sz w:val="28"/>
+          <w:szCs w:val="28"/>
+        </w:rPr>
+        <w:t>It is useful for code reusability: reuse attributes and methods of an existing class when you create a new class.</w:t>
+      </w:r>
+    </w:p>
+    <w:p>
+      <w:pPr>
+        <w:rPr>
+          <w:b/>
+          <w:bCs/>
+          <w:sz w:val="28"/>
+          <w:szCs w:val="28"/>
+        </w:rPr>
+      </w:pPr>
+    </w:p>
+    <w:p>
+      <w:pPr>
+        <w:rPr>
+          <w:b/>
+          <w:bCs/>
+          <w:sz w:val="28"/>
+          <w:szCs w:val="28"/>
+        </w:rPr>
+      </w:pPr>
+      <w:r>
+        <w:rPr>
+          <w:b/>
+          <w:bCs/>
+          <w:sz w:val="28"/>
+          <w:szCs w:val="28"/>
+        </w:rPr>
+        <w:t>Virtual Function</w:t>
+      </w:r>
+    </w:p>
+    <w:p>
+      <w:pPr>
+        <w:rPr>
+          <w:sz w:val="28"/>
+          <w:szCs w:val="28"/>
+        </w:rPr>
+      </w:pPr>
+      <w:r>
+        <w:rPr>
+          <w:sz w:val="28"/>
+          <w:szCs w:val="28"/>
+        </w:rPr>
+        <w:t>A </w:t>
+      </w:r>
+      <w:r>
+        <w:rPr>
+          <w:b/>
+          <w:bCs/>
+          <w:sz w:val="28"/>
+          <w:szCs w:val="28"/>
+        </w:rPr>
+        <w:t>virtual function</w:t>
+      </w:r>
+      <w:r>
+        <w:rPr>
+          <w:sz w:val="28"/>
+          <w:szCs w:val="28"/>
+        </w:rPr>
+        <w:t> is a member function in the base class that can be </w:t>
+      </w:r>
+      <w:r>
+        <w:rPr>
+          <w:b/>
+          <w:bCs/>
+          <w:sz w:val="28"/>
+          <w:szCs w:val="28"/>
+        </w:rPr>
+        <w:t>overridden</w:t>
+      </w:r>
+      <w:r>
+        <w:rPr>
+          <w:sz w:val="28"/>
+          <w:szCs w:val="28"/>
+        </w:rPr>
+        <w:t> in derived classes.</w:t>
+      </w:r>
+    </w:p>
+    <w:p>
+      <w:pPr>
+        <w:rPr>
+          <w:sz w:val="28"/>
+          <w:szCs w:val="28"/>
+        </w:rPr>
+      </w:pPr>
+      <w:r>
+        <w:rPr>
+          <w:sz w:val="28"/>
+          <w:szCs w:val="28"/>
+        </w:rPr>
+        <w:t>Virtual functions are a key part of </w:t>
+      </w:r>
+      <w:hyperlink r:id="rId7" w:history="1">
+        <w:r>
+          <w:rPr>
+            <w:rStyle w:val="Hyperlink"/>
+            <w:color w:val="000000" w:themeColor="text1"/>
+            <w:sz w:val="28"/>
+            <w:szCs w:val="28"/>
+            <w:u w:val="none"/>
+          </w:rPr>
+          <w:t>polymorphism</w:t>
+        </w:r>
+      </w:hyperlink>
+      <w:r>
+        <w:rPr>
+          <w:color w:val="000000" w:themeColor="text1"/>
+          <w:sz w:val="28"/>
+          <w:szCs w:val="28"/>
+        </w:rPr>
+        <w:t> </w:t>
+      </w:r>
+      <w:r>
+        <w:rPr>
+          <w:sz w:val="28"/>
+          <w:szCs w:val="28"/>
+        </w:rPr>
+        <w:t>in C++. They let different objects respond differently to the same function call.</w:t>
+      </w:r>
+    </w:p>
+    <w:p>
+      <w:pPr>
+        <w:rPr>
+          <w:sz w:val="28"/>
+          <w:szCs w:val="28"/>
+        </w:rPr>
+      </w:pPr>
+    </w:p>
+    <w:p>
+      <w:pPr>
+        <w:rPr>
+          <w:b/>
+          <w:bCs/>
+          <w:sz w:val="28"/>
+          <w:szCs w:val="28"/>
+        </w:rPr>
+      </w:pPr>
+      <w:r>
+        <w:rPr>
+          <w:b/>
+          <w:bCs/>
+          <w:sz w:val="28"/>
+          <w:szCs w:val="28"/>
+        </w:rPr>
+        <w:t>Why Use Virtual Functions?</w:t>
+      </w:r>
+    </w:p>
+    <w:p>
+      <w:pPr>
+        <w:rPr>
+          <w:sz w:val="28"/>
+          <w:szCs w:val="28"/>
+        </w:rPr>
+      </w:pPr>
+      <w:r>
+        <w:rPr>
+          <w:b/>
+          <w:bCs/>
+          <w:sz w:val="28"/>
+          <w:szCs w:val="28"/>
+        </w:rPr>
+        <w:t>Without</w:t>
+      </w:r>
+      <w:r>
+        <w:rPr>
+          <w:sz w:val="28"/>
+          <w:szCs w:val="28"/>
+        </w:rPr>
+        <w:t> virtual: the base function runs, even if the object is from a child class.</w:t>
+      </w:r>
+    </w:p>
+    <w:p>
+      <w:pPr>
+        <w:rPr>
+          <w:sz w:val="28"/>
+          <w:szCs w:val="28"/>
+        </w:rPr>
+      </w:pPr>
+      <w:r>
+        <w:rPr>
+          <w:b/>
+          <w:bCs/>
+          <w:sz w:val="28"/>
+          <w:szCs w:val="28"/>
+        </w:rPr>
+        <w:t>With</w:t>
+      </w:r>
+      <w:r>
+        <w:rPr>
+          <w:sz w:val="28"/>
+          <w:szCs w:val="28"/>
+        </w:rPr>
+        <w:t> virtual: the child's version runs, like you expect.</w:t>
+      </w:r>
+    </w:p>
+    <w:p>
+      <w:pPr>
+        <w:rPr>
+          <w:b/>
+          <w:bCs/>
+          <w:sz w:val="28"/>
+          <w:szCs w:val="28"/>
+        </w:rPr>
+      </w:pPr>
+      <w:r>
+        <w:rPr>
+          <w:b/>
+          <w:bCs/>
+          <w:sz w:val="28"/>
+          <w:szCs w:val="28"/>
+        </w:rPr>
+        <w:t>Example (With virtual keyword)</w:t>
+      </w:r>
+    </w:p>
+    <w:p>
+      <w:pPr>
+        <w:rPr>
+          <w:sz w:val="28"/>
+          <w:szCs w:val="28"/>
+        </w:rPr>
+      </w:pPr>
+      <w:r>
+        <w:rPr>
+          <w:sz w:val="28"/>
+          <w:szCs w:val="28"/>
+        </w:rPr>
+        <w:t>class Animal {</w:t>
+      </w:r>
+      <w:r>
+        <w:rPr>
+          <w:sz w:val="28"/>
+          <w:szCs w:val="28"/>
+        </w:rPr>
+        <w:br/>
+        <w:t>  public:</w:t>
+      </w:r>
+      <w:r>
+        <w:rPr>
+          <w:sz w:val="28"/>
+          <w:szCs w:val="28"/>
+        </w:rPr>
+        <w:br/>
+        <w:t>    </w:t>
+      </w:r>
+      <w:r>
+        <w:rPr>
+          <w:b/>
+          <w:bCs/>
+          <w:sz w:val="28"/>
+          <w:szCs w:val="28"/>
+        </w:rPr>
+        <w:t>virtual</w:t>
+      </w:r>
+      <w:r>
+        <w:rPr>
+          <w:sz w:val="28"/>
+          <w:szCs w:val="28"/>
+        </w:rPr>
+        <w:t> void sound() {</w:t>
+      </w:r>
+      <w:r>
+        <w:rPr>
+          <w:sz w:val="28"/>
+          <w:szCs w:val="28"/>
+        </w:rPr>
+        <w:br/>
+        <w:t>      cout &lt;&lt; "Animal sound\n";</w:t>
+      </w:r>
+      <w:r>
+        <w:rPr>
+          <w:sz w:val="28"/>
+          <w:szCs w:val="28"/>
+        </w:rPr>
+        <w:br/>
+        <w:t>    }</w:t>
+      </w:r>
+      <w:r>
+        <w:rPr>
+          <w:sz w:val="28"/>
+          <w:szCs w:val="28"/>
+        </w:rPr>
+        <w:br/>
+        <w:t>};</w:t>
+      </w:r>
+      <w:r>
+        <w:rPr>
+          <w:sz w:val="28"/>
+          <w:szCs w:val="28"/>
+        </w:rPr>
+        <w:br/>
+      </w:r>
+      <w:r>
+        <w:rPr>
+          <w:sz w:val="28"/>
+          <w:szCs w:val="28"/>
+        </w:rPr>
+        <w:br/>
+        <w:t>class Dog : public Animal {</w:t>
+      </w:r>
+      <w:r>
+        <w:rPr>
+          <w:sz w:val="28"/>
+          <w:szCs w:val="28"/>
+        </w:rPr>
+        <w:br/>
+        <w:t>  public:</w:t>
+      </w:r>
+      <w:r>
+        <w:rPr>
+          <w:sz w:val="28"/>
+          <w:szCs w:val="28"/>
+        </w:rPr>
+        <w:br/>
+        <w:t>    void sound() override {</w:t>
+      </w:r>
+      <w:r>
+        <w:rPr>
+          <w:sz w:val="28"/>
+          <w:szCs w:val="28"/>
+        </w:rPr>
+        <w:br/>
+        <w:t>      cout &lt;&lt; "Dog barks\n";</w:t>
+      </w:r>
+      <w:r>
+        <w:rPr>
+          <w:sz w:val="28"/>
+          <w:szCs w:val="28"/>
+        </w:rPr>
+        <w:br/>
+        <w:t>    }</w:t>
+      </w:r>
+      <w:r>
+        <w:rPr>
+          <w:sz w:val="28"/>
+          <w:szCs w:val="28"/>
+        </w:rPr>
+        <w:br/>
+        <w:t>};</w:t>
+      </w:r>
+      <w:r>
+        <w:rPr>
+          <w:sz w:val="28"/>
+          <w:szCs w:val="28"/>
+        </w:rPr>
+        <w:br/>
+      </w:r>
+      <w:r>
+        <w:rPr>
+          <w:sz w:val="28"/>
+          <w:szCs w:val="28"/>
+        </w:rPr>
+        <w:br/>
+      </w:r>
+      <w:r>
+        <w:rPr>
+          <w:sz w:val="28"/>
+          <w:szCs w:val="28"/>
+        </w:rPr>
+        <w:lastRenderedPageBreak/>
+        <w:t>int main() {</w:t>
+      </w:r>
+      <w:r>
+        <w:rPr>
+          <w:sz w:val="28"/>
+          <w:szCs w:val="28"/>
+        </w:rPr>
+        <w:br/>
+        <w:t>  Animal* a;</w:t>
+      </w:r>
+      <w:r>
+        <w:rPr>
+          <w:sz w:val="28"/>
+          <w:szCs w:val="28"/>
+        </w:rPr>
+        <w:br/>
+        <w:t>  Dog d;</w:t>
+      </w:r>
+      <w:r>
+        <w:rPr>
+          <w:sz w:val="28"/>
+          <w:szCs w:val="28"/>
+        </w:rPr>
+        <w:br/>
+        <w:t>  a = &amp;d;</w:t>
+      </w:r>
+      <w:r>
+        <w:rPr>
+          <w:sz w:val="28"/>
+          <w:szCs w:val="28"/>
+        </w:rPr>
+        <w:br/>
+        <w:t>  a-&gt;sound(); // Outputs: Dog barks</w:t>
+      </w:r>
+      <w:r>
+        <w:rPr>
+          <w:sz w:val="28"/>
+          <w:szCs w:val="28"/>
+        </w:rPr>
+        <w:br/>
+        <w:t>  return 0;</w:t>
+      </w:r>
+      <w:r>
+        <w:rPr>
+          <w:sz w:val="28"/>
+          <w:szCs w:val="28"/>
+        </w:rPr>
+        <w:br/>
+        <w:t>}</w:t>
+      </w:r>
+    </w:p>
+    <w:p>
+      <w:pPr>
+        <w:rPr>
+          <w:sz w:val="28"/>
+          <w:szCs w:val="28"/>
+        </w:rPr>
+      </w:pPr>
+    </w:p>
+    <w:p>
+      <w:pPr>
+        <w:ind w:left="360"/>
+        <w:rPr>
+          <w:sz w:val="28"/>
+          <w:szCs w:val="28"/>
+        </w:rPr>
+      </w:pPr>
+    </w:p>
+    <w:p>
+      <w:pPr>
+        <w:ind w:left="360"/>
+        <w:rPr>
+          <w:sz w:val="28"/>
+          <w:szCs w:val="28"/>
+        </w:rPr>
+      </w:pPr>
+    </w:p>
+    <w:p>
+      <w:pPr>
+        <w:ind w:left="360"/>
+        <w:rPr>
+          <w:sz w:val="28"/>
+          <w:szCs w:val="28"/>
+        </w:rPr>
+      </w:pPr>
+    </w:p>
+    <w:p>
+      <w:pPr>
+        <w:rPr>
+          <w:sz w:val="28"/>
+          <w:szCs w:val="28"/>
+        </w:rPr>
+      </w:pPr>
+    </w:p>
+    <w:p>
+      <w:pPr>
+        <w:rPr>
+          <w:sz w:val="28"/>
+          <w:szCs w:val="28"/>
+        </w:rPr>
+      </w:pPr>
+    </w:p>
     <w:sectPr>
       <w:pgSz w:w="11906" w:h="16838"/>
       <w:pgMar w:top="1440" w:right="1440" w:bottom="1440" w:left="1440" w:header="708" w:footer="708" w:gutter="0"/>
@@ -7176,6 +7502,602 @@
 <file path=word/numbering.xml><?xml version="1.0" encoding="utf-8"?>
 <w:numbering xmlns:wpc="http://schemas.microsoft.com/office/word/2010/wordprocessingCanvas" xmlns:cx="http://schemas.microsoft.com/office/drawing/2014/chartex" xmlns:cx1="http://schemas.microsoft.com/office/drawing/2015/9/8/chartex" xmlns:cx2="http://schemas.microsoft.com/office/drawing/2015/10/21/chartex" xmlns:cx3="http://schemas.microsoft.com/office/drawing/2016/5/9/chartex" xmlns:cx4="http://schemas.microsoft.com/office/drawing/2016/5/10/chartex" xmlns:cx5="http://schemas.microsoft.com/office/drawing/2016/5/11/chartex" xmlns:cx6="http://schemas.microsoft.com/office/drawing/2016/5/12/chartex" xmlns:cx7="http://schemas.microsoft.com/office/drawing/2016/5/13/chartex" xmlns:cx8="http://schemas.microsoft.com/office/drawing/2016/5/14/chartex" xmlns:mc="http://schemas.openxmlformats.org/markup-compatibility/2006" xmlns:aink="http://schemas.microsoft.com/office/drawing/2016/ink" xmlns:am3d="http://schemas.microsoft.com/office/drawing/2017/model3d" xmlns:o="urn:schemas-microsoft-com:office:office" xmlns:oel="http://schemas.microsoft.com/office/2019/extlst" xmlns:r="http://schemas.openxmlformats.org/officeDocument/2006/relationships" xmlns:m="http://schemas.openxmlformats.org/officeDocument/2006/math" xmlns:v="urn:schemas-microsoft-com:vml" xmlns:wp14="http://schemas.microsoft.com/office/word/2010/wordprocessingDrawing" xmlns:wp="http://schemas.openxmlformats.org/drawingml/2006/wordprocessingDrawing" xmlns:w10="urn:schemas-microsoft-com:office:word" xmlns:w="http://schemas.openxmlformats.org/wordprocessingml/2006/main" xmlns:w14="http://schemas.microsoft.com/office/word/2010/wordml" xmlns:w15="http://schemas.microsoft.com/office/word/2012/wordml" xmlns:w16cex="http://schemas.microsoft.com/office/word/2018/wordml/cex" xmlns:w16cid="http://schemas.microsoft.com/office/word/2016/wordml/cid" xmlns:w16="http://schemas.microsoft.com/office/word/2018/wordml" xmlns:w16du="http://schemas.microsoft.com/office/word/2023/wordml/word16du" xmlns:w16sdtdh="http://schemas.microsoft.com/office/word/2020/wordml/sdtdatahash" xmlns:w16sdtfl="http://schemas.microsoft.com/office/word/2024/wordml/sdtformatlock" xmlns:w16se="http://schemas.microsoft.com/office/word/2015/wordml/symex" xmlns:wpg="http://schemas.microsoft.com/office/word/2010/wordprocessingGroup" xmlns:wpi="http://schemas.microsoft.com/office/word/2010/wordprocessingInk" xmlns:wne="http://schemas.microsoft.com/office/word/2006/wordml" xmlns:wps="http://schemas.microsoft.com/office/word/2010/wordprocessingShape" mc:Ignorable="w14 w15 w16se w16cid w16 w16cex w16sdtdh w16sdtfl w16du wp14">
   <w:abstractNum w:abstractNumId="0" w15:restartNumberingAfterBreak="0">
+    <w:nsid w:val="0C42789E"/>
+    <w:multiLevelType w:val="multilevel"/>
+    <w:tmpl w:val="0D40A1A4"/>
+    <w:lvl w:ilvl="0">
+      <w:start w:val="1"/>
+      <w:numFmt w:val="bullet"/>
+      <w:lvlText w:val=""/>
+      <w:lvlJc w:val="left"/>
+      <w:pPr>
+        <w:tabs>
+          <w:tab w:val="num" w:pos="720"/>
+        </w:tabs>
+        <w:ind w:left="720" w:hanging="360"/>
+      </w:pPr>
+      <w:rPr>
+        <w:rFonts w:ascii="Symbol" w:hAnsi="Symbol" w:hint="default"/>
+        <w:sz w:val="20"/>
+      </w:rPr>
+    </w:lvl>
+    <w:lvl w:ilvl="1" w:tentative="1">
+      <w:start w:val="1"/>
+      <w:numFmt w:val="bullet"/>
+      <w:lvlText w:val="o"/>
+      <w:lvlJc w:val="left"/>
+      <w:pPr>
+        <w:tabs>
+          <w:tab w:val="num" w:pos="1440"/>
+        </w:tabs>
+        <w:ind w:left="1440" w:hanging="360"/>
+      </w:pPr>
+      <w:rPr>
+        <w:rFonts w:ascii="Courier New" w:hAnsi="Courier New" w:hint="default"/>
+        <w:sz w:val="20"/>
+      </w:rPr>
+    </w:lvl>
+    <w:lvl w:ilvl="2" w:tentative="1">
+      <w:start w:val="1"/>
+      <w:numFmt w:val="bullet"/>
+      <w:lvlText w:val=""/>
+      <w:lvlJc w:val="left"/>
+      <w:pPr>
+        <w:tabs>
+          <w:tab w:val="num" w:pos="2160"/>
+        </w:tabs>
+        <w:ind w:left="2160" w:hanging="360"/>
+      </w:pPr>
+      <w:rPr>
+        <w:rFonts w:ascii="Wingdings" w:hAnsi="Wingdings" w:hint="default"/>
+        <w:sz w:val="20"/>
+      </w:rPr>
+    </w:lvl>
+    <w:lvl w:ilvl="3" w:tentative="1">
+      <w:start w:val="1"/>
+      <w:numFmt w:val="bullet"/>
+      <w:lvlText w:val=""/>
+      <w:lvlJc w:val="left"/>
+      <w:pPr>
+        <w:tabs>
+          <w:tab w:val="num" w:pos="2880"/>
+        </w:tabs>
+        <w:ind w:left="2880" w:hanging="360"/>
+      </w:pPr>
+      <w:rPr>
+        <w:rFonts w:ascii="Wingdings" w:hAnsi="Wingdings" w:hint="default"/>
+        <w:sz w:val="20"/>
+      </w:rPr>
+    </w:lvl>
+    <w:lvl w:ilvl="4" w:tentative="1">
+      <w:start w:val="1"/>
+      <w:numFmt w:val="bullet"/>
+      <w:lvlText w:val=""/>
+      <w:lvlJc w:val="left"/>
+      <w:pPr>
+        <w:tabs>
+          <w:tab w:val="num" w:pos="3600"/>
+        </w:tabs>
+        <w:ind w:left="3600" w:hanging="360"/>
+      </w:pPr>
+      <w:rPr>
+        <w:rFonts w:ascii="Wingdings" w:hAnsi="Wingdings" w:hint="default"/>
+        <w:sz w:val="20"/>
+      </w:rPr>
+    </w:lvl>
+    <w:lvl w:ilvl="5" w:tentative="1">
+      <w:start w:val="1"/>
+      <w:numFmt w:val="bullet"/>
+      <w:lvlText w:val=""/>
+      <w:lvlJc w:val="left"/>
+      <w:pPr>
+        <w:tabs>
+          <w:tab w:val="num" w:pos="4320"/>
+        </w:tabs>
+        <w:ind w:left="4320" w:hanging="360"/>
+      </w:pPr>
+      <w:rPr>
+        <w:rFonts w:ascii="Wingdings" w:hAnsi="Wingdings" w:hint="default"/>
+        <w:sz w:val="20"/>
+      </w:rPr>
+    </w:lvl>
+    <w:lvl w:ilvl="6" w:tentative="1">
+      <w:start w:val="1"/>
+      <w:numFmt w:val="bullet"/>
+      <w:lvlText w:val=""/>
+      <w:lvlJc w:val="left"/>
+      <w:pPr>
+        <w:tabs>
+          <w:tab w:val="num" w:pos="5040"/>
+        </w:tabs>
+        <w:ind w:left="5040" w:hanging="360"/>
+      </w:pPr>
+      <w:rPr>
+        <w:rFonts w:ascii="Wingdings" w:hAnsi="Wingdings" w:hint="default"/>
+        <w:sz w:val="20"/>
+      </w:rPr>
+    </w:lvl>
+    <w:lvl w:ilvl="7" w:tentative="1">
+      <w:start w:val="1"/>
+      <w:numFmt w:val="bullet"/>
+      <w:lvlText w:val=""/>
+      <w:lvlJc w:val="left"/>
+      <w:pPr>
+        <w:tabs>
+          <w:tab w:val="num" w:pos="5760"/>
+        </w:tabs>
+        <w:ind w:left="5760" w:hanging="360"/>
+      </w:pPr>
+      <w:rPr>
+        <w:rFonts w:ascii="Wingdings" w:hAnsi="Wingdings" w:hint="default"/>
+        <w:sz w:val="20"/>
+      </w:rPr>
+    </w:lvl>
+    <w:lvl w:ilvl="8" w:tentative="1">
+      <w:start w:val="1"/>
+      <w:numFmt w:val="bullet"/>
+      <w:lvlText w:val=""/>
+      <w:lvlJc w:val="left"/>
+      <w:pPr>
+        <w:tabs>
+          <w:tab w:val="num" w:pos="6480"/>
+        </w:tabs>
+        <w:ind w:left="6480" w:hanging="360"/>
+      </w:pPr>
+      <w:rPr>
+        <w:rFonts w:ascii="Wingdings" w:hAnsi="Wingdings" w:hint="default"/>
+        <w:sz w:val="20"/>
+      </w:rPr>
+    </w:lvl>
+  </w:abstractNum>
+  <w:abstractNum w:abstractNumId="1" w15:restartNumberingAfterBreak="0">
+    <w:nsid w:val="258529C0"/>
+    <w:multiLevelType w:val="multilevel"/>
+    <w:tmpl w:val="A92ECC76"/>
+    <w:lvl w:ilvl="0">
+      <w:start w:val="1"/>
+      <w:numFmt w:val="bullet"/>
+      <w:lvlText w:val=""/>
+      <w:lvlJc w:val="left"/>
+      <w:pPr>
+        <w:tabs>
+          <w:tab w:val="num" w:pos="720"/>
+        </w:tabs>
+        <w:ind w:left="720" w:hanging="360"/>
+      </w:pPr>
+      <w:rPr>
+        <w:rFonts w:ascii="Symbol" w:hAnsi="Symbol" w:hint="default"/>
+        <w:sz w:val="20"/>
+      </w:rPr>
+    </w:lvl>
+    <w:lvl w:ilvl="1" w:tentative="1">
+      <w:start w:val="1"/>
+      <w:numFmt w:val="bullet"/>
+      <w:lvlText w:val="o"/>
+      <w:lvlJc w:val="left"/>
+      <w:pPr>
+        <w:tabs>
+          <w:tab w:val="num" w:pos="1440"/>
+        </w:tabs>
+        <w:ind w:left="1440" w:hanging="360"/>
+      </w:pPr>
+      <w:rPr>
+        <w:rFonts w:ascii="Courier New" w:hAnsi="Courier New" w:hint="default"/>
+        <w:sz w:val="20"/>
+      </w:rPr>
+    </w:lvl>
+    <w:lvl w:ilvl="2" w:tentative="1">
+      <w:start w:val="1"/>
+      <w:numFmt w:val="bullet"/>
+      <w:lvlText w:val=""/>
+      <w:lvlJc w:val="left"/>
+      <w:pPr>
+        <w:tabs>
+          <w:tab w:val="num" w:pos="2160"/>
+        </w:tabs>
+        <w:ind w:left="2160" w:hanging="360"/>
+      </w:pPr>
+      <w:rPr>
+        <w:rFonts w:ascii="Wingdings" w:hAnsi="Wingdings" w:hint="default"/>
+        <w:sz w:val="20"/>
+      </w:rPr>
+    </w:lvl>
+    <w:lvl w:ilvl="3" w:tentative="1">
+      <w:start w:val="1"/>
+      <w:numFmt w:val="bullet"/>
+      <w:lvlText w:val=""/>
+      <w:lvlJc w:val="left"/>
+      <w:pPr>
+        <w:tabs>
+          <w:tab w:val="num" w:pos="2880"/>
+        </w:tabs>
+        <w:ind w:left="2880" w:hanging="360"/>
+      </w:pPr>
+      <w:rPr>
+        <w:rFonts w:ascii="Wingdings" w:hAnsi="Wingdings" w:hint="default"/>
+        <w:sz w:val="20"/>
+      </w:rPr>
+    </w:lvl>
+    <w:lvl w:ilvl="4" w:tentative="1">
+      <w:start w:val="1"/>
+      <w:numFmt w:val="bullet"/>
+      <w:lvlText w:val=""/>
+      <w:lvlJc w:val="left"/>
+      <w:pPr>
+        <w:tabs>
+          <w:tab w:val="num" w:pos="3600"/>
+        </w:tabs>
+        <w:ind w:left="3600" w:hanging="360"/>
+      </w:pPr>
+      <w:rPr>
+        <w:rFonts w:ascii="Wingdings" w:hAnsi="Wingdings" w:hint="default"/>
+        <w:sz w:val="20"/>
+      </w:rPr>
+    </w:lvl>
+    <w:lvl w:ilvl="5" w:tentative="1">
+      <w:start w:val="1"/>
+      <w:numFmt w:val="bullet"/>
+      <w:lvlText w:val=""/>
+      <w:lvlJc w:val="left"/>
+      <w:pPr>
+        <w:tabs>
+          <w:tab w:val="num" w:pos="4320"/>
+        </w:tabs>
+        <w:ind w:left="4320" w:hanging="360"/>
+      </w:pPr>
+      <w:rPr>
+        <w:rFonts w:ascii="Wingdings" w:hAnsi="Wingdings" w:hint="default"/>
+        <w:sz w:val="20"/>
+      </w:rPr>
+    </w:lvl>
+    <w:lvl w:ilvl="6" w:tentative="1">
+      <w:start w:val="1"/>
+      <w:numFmt w:val="bullet"/>
+      <w:lvlText w:val=""/>
+      <w:lvlJc w:val="left"/>
+      <w:pPr>
+        <w:tabs>
+          <w:tab w:val="num" w:pos="5040"/>
+        </w:tabs>
+        <w:ind w:left="5040" w:hanging="360"/>
+      </w:pPr>
+      <w:rPr>
+        <w:rFonts w:ascii="Wingdings" w:hAnsi="Wingdings" w:hint="default"/>
+        <w:sz w:val="20"/>
+      </w:rPr>
+    </w:lvl>
+    <w:lvl w:ilvl="7" w:tentative="1">
+      <w:start w:val="1"/>
+      <w:numFmt w:val="bullet"/>
+      <w:lvlText w:val=""/>
+      <w:lvlJc w:val="left"/>
+      <w:pPr>
+        <w:tabs>
+          <w:tab w:val="num" w:pos="5760"/>
+        </w:tabs>
+        <w:ind w:left="5760" w:hanging="360"/>
+      </w:pPr>
+      <w:rPr>
+        <w:rFonts w:ascii="Wingdings" w:hAnsi="Wingdings" w:hint="default"/>
+        <w:sz w:val="20"/>
+      </w:rPr>
+    </w:lvl>
+    <w:lvl w:ilvl="8" w:tentative="1">
+      <w:start w:val="1"/>
+      <w:numFmt w:val="bullet"/>
+      <w:lvlText w:val=""/>
+      <w:lvlJc w:val="left"/>
+      <w:pPr>
+        <w:tabs>
+          <w:tab w:val="num" w:pos="6480"/>
+        </w:tabs>
+        <w:ind w:left="6480" w:hanging="360"/>
+      </w:pPr>
+      <w:rPr>
+        <w:rFonts w:ascii="Wingdings" w:hAnsi="Wingdings" w:hint="default"/>
+        <w:sz w:val="20"/>
+      </w:rPr>
+    </w:lvl>
+  </w:abstractNum>
+  <w:abstractNum w:abstractNumId="2" w15:restartNumberingAfterBreak="0">
+    <w:nsid w:val="28EA5FC2"/>
+    <w:multiLevelType w:val="multilevel"/>
+    <w:tmpl w:val="D2FC8DB2"/>
+    <w:lvl w:ilvl="0">
+      <w:start w:val="1"/>
+      <w:numFmt w:val="bullet"/>
+      <w:lvlText w:val=""/>
+      <w:lvlJc w:val="left"/>
+      <w:pPr>
+        <w:tabs>
+          <w:tab w:val="num" w:pos="720"/>
+        </w:tabs>
+        <w:ind w:left="720" w:hanging="360"/>
+      </w:pPr>
+      <w:rPr>
+        <w:rFonts w:ascii="Symbol" w:hAnsi="Symbol" w:hint="default"/>
+        <w:sz w:val="20"/>
+      </w:rPr>
+    </w:lvl>
+    <w:lvl w:ilvl="1" w:tentative="1">
+      <w:start w:val="1"/>
+      <w:numFmt w:val="bullet"/>
+      <w:lvlText w:val="o"/>
+      <w:lvlJc w:val="left"/>
+      <w:pPr>
+        <w:tabs>
+          <w:tab w:val="num" w:pos="1440"/>
+        </w:tabs>
+        <w:ind w:left="1440" w:hanging="360"/>
+      </w:pPr>
+      <w:rPr>
+        <w:rFonts w:ascii="Courier New" w:hAnsi="Courier New" w:hint="default"/>
+        <w:sz w:val="20"/>
+      </w:rPr>
+    </w:lvl>
+    <w:lvl w:ilvl="2" w:tentative="1">
+      <w:start w:val="1"/>
+      <w:numFmt w:val="bullet"/>
+      <w:lvlText w:val=""/>
+      <w:lvlJc w:val="left"/>
+      <w:pPr>
+        <w:tabs>
+          <w:tab w:val="num" w:pos="2160"/>
+        </w:tabs>
+        <w:ind w:left="2160" w:hanging="360"/>
+      </w:pPr>
+      <w:rPr>
+        <w:rFonts w:ascii="Wingdings" w:hAnsi="Wingdings" w:hint="default"/>
+        <w:sz w:val="20"/>
+      </w:rPr>
+    </w:lvl>
+    <w:lvl w:ilvl="3" w:tentative="1">
+      <w:start w:val="1"/>
+      <w:numFmt w:val="bullet"/>
+      <w:lvlText w:val=""/>
+      <w:lvlJc w:val="left"/>
+      <w:pPr>
+        <w:tabs>
+          <w:tab w:val="num" w:pos="2880"/>
+        </w:tabs>
+        <w:ind w:left="2880" w:hanging="360"/>
+      </w:pPr>
+      <w:rPr>
+        <w:rFonts w:ascii="Wingdings" w:hAnsi="Wingdings" w:hint="default"/>
+        <w:sz w:val="20"/>
+      </w:rPr>
+    </w:lvl>
+    <w:lvl w:ilvl="4" w:tentative="1">
+      <w:start w:val="1"/>
+      <w:numFmt w:val="bullet"/>
+      <w:lvlText w:val=""/>
+      <w:lvlJc w:val="left"/>
+      <w:pPr>
+        <w:tabs>
+          <w:tab w:val="num" w:pos="3600"/>
+        </w:tabs>
+        <w:ind w:left="3600" w:hanging="360"/>
+      </w:pPr>
+      <w:rPr>
+        <w:rFonts w:ascii="Wingdings" w:hAnsi="Wingdings" w:hint="default"/>
+        <w:sz w:val="20"/>
+      </w:rPr>
+    </w:lvl>
+    <w:lvl w:ilvl="5" w:tentative="1">
+      <w:start w:val="1"/>
+      <w:numFmt w:val="bullet"/>
+      <w:lvlText w:val=""/>
+      <w:lvlJc w:val="left"/>
+      <w:pPr>
+        <w:tabs>
+          <w:tab w:val="num" w:pos="4320"/>
+        </w:tabs>
+        <w:ind w:left="4320" w:hanging="360"/>
+      </w:pPr>
+      <w:rPr>
+        <w:rFonts w:ascii="Wingdings" w:hAnsi="Wingdings" w:hint="default"/>
+        <w:sz w:val="20"/>
+      </w:rPr>
+    </w:lvl>
+    <w:lvl w:ilvl="6" w:tentative="1">
+      <w:start w:val="1"/>
+      <w:numFmt w:val="bullet"/>
+      <w:lvlText w:val=""/>
+      <w:lvlJc w:val="left"/>
+      <w:pPr>
+        <w:tabs>
+          <w:tab w:val="num" w:pos="5040"/>
+        </w:tabs>
+        <w:ind w:left="5040" w:hanging="360"/>
+      </w:pPr>
+      <w:rPr>
+        <w:rFonts w:ascii="Wingdings" w:hAnsi="Wingdings" w:hint="default"/>
+        <w:sz w:val="20"/>
+      </w:rPr>
+    </w:lvl>
+    <w:lvl w:ilvl="7" w:tentative="1">
+      <w:start w:val="1"/>
+      <w:numFmt w:val="bullet"/>
+      <w:lvlText w:val=""/>
+      <w:lvlJc w:val="left"/>
+      <w:pPr>
+        <w:tabs>
+          <w:tab w:val="num" w:pos="5760"/>
+        </w:tabs>
+        <w:ind w:left="5760" w:hanging="360"/>
+      </w:pPr>
+      <w:rPr>
+        <w:rFonts w:ascii="Wingdings" w:hAnsi="Wingdings" w:hint="default"/>
+        <w:sz w:val="20"/>
+      </w:rPr>
+    </w:lvl>
+    <w:lvl w:ilvl="8" w:tentative="1">
+      <w:start w:val="1"/>
+      <w:numFmt w:val="bullet"/>
+      <w:lvlText w:val=""/>
+      <w:lvlJc w:val="left"/>
+      <w:pPr>
+        <w:tabs>
+          <w:tab w:val="num" w:pos="6480"/>
+        </w:tabs>
+        <w:ind w:left="6480" w:hanging="360"/>
+      </w:pPr>
+      <w:rPr>
+        <w:rFonts w:ascii="Wingdings" w:hAnsi="Wingdings" w:hint="default"/>
+        <w:sz w:val="20"/>
+      </w:rPr>
+    </w:lvl>
+  </w:abstractNum>
+  <w:abstractNum w:abstractNumId="3" w15:restartNumberingAfterBreak="0">
+    <w:nsid w:val="45F87A97"/>
+    <w:multiLevelType w:val="multilevel"/>
+    <w:tmpl w:val="A6A47D98"/>
+    <w:lvl w:ilvl="0">
+      <w:start w:val="1"/>
+      <w:numFmt w:val="bullet"/>
+      <w:lvlText w:val=""/>
+      <w:lvlJc w:val="left"/>
+      <w:pPr>
+        <w:tabs>
+          <w:tab w:val="num" w:pos="720"/>
+        </w:tabs>
+        <w:ind w:left="720" w:hanging="360"/>
+      </w:pPr>
+      <w:rPr>
+        <w:rFonts w:ascii="Symbol" w:hAnsi="Symbol" w:hint="default"/>
+        <w:sz w:val="20"/>
+      </w:rPr>
+    </w:lvl>
+    <w:lvl w:ilvl="1" w:tentative="1">
+      <w:start w:val="1"/>
+      <w:numFmt w:val="bullet"/>
+      <w:lvlText w:val="o"/>
+      <w:lvlJc w:val="left"/>
+      <w:pPr>
+        <w:tabs>
+          <w:tab w:val="num" w:pos="1440"/>
+        </w:tabs>
+        <w:ind w:left="1440" w:hanging="360"/>
+      </w:pPr>
+      <w:rPr>
+        <w:rFonts w:ascii="Courier New" w:hAnsi="Courier New" w:hint="default"/>
+        <w:sz w:val="20"/>
+      </w:rPr>
+    </w:lvl>
+    <w:lvl w:ilvl="2" w:tentative="1">
+      <w:start w:val="1"/>
+      <w:numFmt w:val="bullet"/>
+      <w:lvlText w:val=""/>
+      <w:lvlJc w:val="left"/>
+      <w:pPr>
+        <w:tabs>
+          <w:tab w:val="num" w:pos="2160"/>
+        </w:tabs>
+        <w:ind w:left="2160" w:hanging="360"/>
+      </w:pPr>
+      <w:rPr>
+        <w:rFonts w:ascii="Wingdings" w:hAnsi="Wingdings" w:hint="default"/>
+        <w:sz w:val="20"/>
+      </w:rPr>
+    </w:lvl>
+    <w:lvl w:ilvl="3" w:tentative="1">
+      <w:start w:val="1"/>
+      <w:numFmt w:val="bullet"/>
+      <w:lvlText w:val=""/>
+      <w:lvlJc w:val="left"/>
+      <w:pPr>
+        <w:tabs>
+          <w:tab w:val="num" w:pos="2880"/>
+        </w:tabs>
+        <w:ind w:left="2880" w:hanging="360"/>
+      </w:pPr>
+      <w:rPr>
+        <w:rFonts w:ascii="Wingdings" w:hAnsi="Wingdings" w:hint="default"/>
+        <w:sz w:val="20"/>
+      </w:rPr>
+    </w:lvl>
+    <w:lvl w:ilvl="4" w:tentative="1">
+      <w:start w:val="1"/>
+      <w:numFmt w:val="bullet"/>
+      <w:lvlText w:val=""/>
+      <w:lvlJc w:val="left"/>
+      <w:pPr>
+        <w:tabs>
+          <w:tab w:val="num" w:pos="3600"/>
+        </w:tabs>
+        <w:ind w:left="3600" w:hanging="360"/>
+      </w:pPr>
+      <w:rPr>
+        <w:rFonts w:ascii="Wingdings" w:hAnsi="Wingdings" w:hint="default"/>
+        <w:sz w:val="20"/>
+      </w:rPr>
+    </w:lvl>
+    <w:lvl w:ilvl="5" w:tentative="1">
+      <w:start w:val="1"/>
+      <w:numFmt w:val="bullet"/>
+      <w:lvlText w:val=""/>
+      <w:lvlJc w:val="left"/>
+      <w:pPr>
+        <w:tabs>
+          <w:tab w:val="num" w:pos="4320"/>
+        </w:tabs>
+        <w:ind w:left="4320" w:hanging="360"/>
+      </w:pPr>
+      <w:rPr>
+        <w:rFonts w:ascii="Wingdings" w:hAnsi="Wingdings" w:hint="default"/>
+        <w:sz w:val="20"/>
+      </w:rPr>
+    </w:lvl>
+    <w:lvl w:ilvl="6" w:tentative="1">
+      <w:start w:val="1"/>
+      <w:numFmt w:val="bullet"/>
+      <w:lvlText w:val=""/>
+      <w:lvlJc w:val="left"/>
+      <w:pPr>
+        <w:tabs>
+          <w:tab w:val="num" w:pos="5040"/>
+        </w:tabs>
+        <w:ind w:left="5040" w:hanging="360"/>
+      </w:pPr>
+      <w:rPr>
+        <w:rFonts w:ascii="Wingdings" w:hAnsi="Wingdings" w:hint="default"/>
+        <w:sz w:val="20"/>
+      </w:rPr>
+    </w:lvl>
+    <w:lvl w:ilvl="7" w:tentative="1">
+      <w:start w:val="1"/>
+      <w:numFmt w:val="bullet"/>
+      <w:lvlText w:val=""/>
+      <w:lvlJc w:val="left"/>
+      <w:pPr>
+        <w:tabs>
+          <w:tab w:val="num" w:pos="5760"/>
+        </w:tabs>
+        <w:ind w:left="5760" w:hanging="360"/>
+      </w:pPr>
+      <w:rPr>
+        <w:rFonts w:ascii="Wingdings" w:hAnsi="Wingdings" w:hint="default"/>
+        <w:sz w:val="20"/>
+      </w:rPr>
+    </w:lvl>
+    <w:lvl w:ilvl="8" w:tentative="1">
+      <w:start w:val="1"/>
+      <w:numFmt w:val="bullet"/>
+      <w:lvlText w:val=""/>
+      <w:lvlJc w:val="left"/>
+      <w:pPr>
+        <w:tabs>
+          <w:tab w:val="num" w:pos="6480"/>
+        </w:tabs>
+        <w:ind w:left="6480" w:hanging="360"/>
+      </w:pPr>
+      <w:rPr>
+        <w:rFonts w:ascii="Wingdings" w:hAnsi="Wingdings" w:hint="default"/>
+        <w:sz w:val="20"/>
+      </w:rPr>
+    </w:lvl>
+  </w:abstractNum>
+  <w:abstractNum w:abstractNumId="4" w15:restartNumberingAfterBreak="0">
     <w:nsid w:val="5A843717"/>
     <w:multiLevelType w:val="hybridMultilevel"/>
     <w:tmpl w:val="84869E82"/>
@@ -7265,6 +8187,18 @@
     </w:lvl>
   </w:abstractNum>
   <w:num w:numId="1" w16cid:durableId="55134694">
+    <w:abstractNumId w:val="4"/>
+  </w:num>
+  <w:num w:numId="2" w16cid:durableId="1147357485">
+    <w:abstractNumId w:val="1"/>
+  </w:num>
+  <w:num w:numId="3" w16cid:durableId="1427000797">
+    <w:abstractNumId w:val="3"/>
+  </w:num>
+  <w:num w:numId="4" w16cid:durableId="1202941668">
+    <w:abstractNumId w:val="2"/>
+  </w:num>
+  <w:num w:numId="5" w16cid:durableId="1137988560">
     <w:abstractNumId w:val="0"/>
   </w:num>
 </w:numbering>
@@ -7698,7 +8632,6 @@
     <w:next w:val="Normal"/>
     <w:link w:val="Heading2Char"/>
     <w:uiPriority w:val="9"/>
-    <w:semiHidden/>
     <w:unhideWhenUsed/>
     <w:qFormat/>
     <w:rsid w:val="00F97727"/>
@@ -7721,7 +8654,6 @@
     <w:next w:val="Normal"/>
     <w:link w:val="Heading3Char"/>
     <w:uiPriority w:val="9"/>
-    <w:semiHidden/>
     <w:unhideWhenUsed/>
     <w:qFormat/>
     <w:rsid w:val="00F97727"/>
@@ -7873,7 +8805,6 @@
   <w:style w:type="character" w:default="1" w:styleId="DefaultParagraphFont">
     <w:name w:val="Default Paragraph Font"/>
     <w:uiPriority w:val="1"/>
-    <w:semiHidden/>
     <w:unhideWhenUsed/>
   </w:style>
   <w:style w:type="table" w:default="1" w:styleId="TableNormal">
@@ -7915,7 +8846,6 @@
     <w:basedOn w:val="DefaultParagraphFont"/>
     <w:link w:val="Heading2"/>
     <w:uiPriority w:val="9"/>
-    <w:semiHidden/>
     <w:rsid w:val="00F97727"/>
     <w:rPr>
       <w:rFonts w:asciiTheme="majorHAnsi" w:eastAsiaTheme="majorEastAsia" w:hAnsiTheme="majorHAnsi" w:cstheme="majorBidi"/>
@@ -7929,7 +8859,6 @@
     <w:basedOn w:val="DefaultParagraphFont"/>
     <w:link w:val="Heading3"/>
     <w:uiPriority w:val="9"/>
-    <w:semiHidden/>
     <w:rsid w:val="00F97727"/>
     <w:rPr>
       <w:rFonts w:eastAsiaTheme="majorEastAsia" w:cstheme="majorBidi"/>
@@ -8185,6 +9114,70 @@
       <w:smallCaps/>
       <w:color w:val="2F5496" w:themeColor="accent1" w:themeShade="BF"/>
       <w:spacing w:val="5"/>
+    </w:rPr>
+  </w:style>
+  <w:style w:type="character" w:customStyle="1" w:styleId="javacolor">
+    <w:name w:val="javacolor"/>
+    <w:basedOn w:val="DefaultParagraphFont"/>
+    <w:rsid w:val="004C1B79"/>
+  </w:style>
+  <w:style w:type="character" w:customStyle="1" w:styleId="javanumbercolor">
+    <w:name w:val="javanumbercolor"/>
+    <w:basedOn w:val="DefaultParagraphFont"/>
+    <w:rsid w:val="004C1B79"/>
+  </w:style>
+  <w:style w:type="character" w:customStyle="1" w:styleId="javakeywordcolor">
+    <w:name w:val="javakeywordcolor"/>
+    <w:basedOn w:val="DefaultParagraphFont"/>
+    <w:rsid w:val="004C1B79"/>
+  </w:style>
+  <w:style w:type="character" w:customStyle="1" w:styleId="commentcolor">
+    <w:name w:val="commentcolor"/>
+    <w:basedOn w:val="DefaultParagraphFont"/>
+    <w:rsid w:val="004C1B79"/>
+  </w:style>
+  <w:style w:type="character" w:styleId="Strong">
+    <w:name w:val="Strong"/>
+    <w:basedOn w:val="DefaultParagraphFont"/>
+    <w:uiPriority w:val="22"/>
+    <w:qFormat/>
+    <w:rsid w:val="004C1B79"/>
+    <w:rPr>
+      <w:b/>
+      <w:bCs/>
+    </w:rPr>
+  </w:style>
+  <w:style w:type="character" w:customStyle="1" w:styleId="javastringcolor">
+    <w:name w:val="javastringcolor"/>
+    <w:basedOn w:val="DefaultParagraphFont"/>
+    <w:rsid w:val="004C1B79"/>
+  </w:style>
+  <w:style w:type="character" w:customStyle="1" w:styleId="javapropertycolor">
+    <w:name w:val="javapropertycolor"/>
+    <w:basedOn w:val="DefaultParagraphFont"/>
+    <w:rsid w:val="004C1B79"/>
+  </w:style>
+  <w:style w:type="character" w:styleId="Hyperlink">
+    <w:name w:val="Hyperlink"/>
+    <w:basedOn w:val="DefaultParagraphFont"/>
+    <w:uiPriority w:val="99"/>
+    <w:unhideWhenUsed/>
+    <w:rsid w:val="00866E9C"/>
+    <w:rPr>
+      <w:color w:val="0563C1" w:themeColor="hyperlink"/>
+      <w:u w:val="single"/>
+    </w:rPr>
+  </w:style>
+  <w:style w:type="character" w:styleId="UnresolvedMention">
+    <w:name w:val="Unresolved Mention"/>
+    <w:basedOn w:val="DefaultParagraphFont"/>
+    <w:uiPriority w:val="99"/>
+    <w:semiHidden/>
+    <w:unhideWhenUsed/>
+    <w:rsid w:val="00866E9C"/>
+    <w:rPr>
+      <w:color w:val="605E5C"/>
+      <w:shd w:val="clear" w:color="auto" w:fill="E1DFDD"/>
     </w:rPr>
   </w:style>
 </w:styles>
@@ -8483,4 +9476,16 @@
     </a:ext>
   </a:extLst>
 </a:theme>
+</file>
+
+<file path=customXml/item1.xml><?xml version="1.0" encoding="utf-8"?>
+<b:Sources xmlns:b="http://schemas.openxmlformats.org/officeDocument/2006/bibliography" xmlns="http://schemas.openxmlformats.org/officeDocument/2006/bibliography" SelectedStyle="\APASixthEditionOfficeOnline.xsl" StyleName="APA" Version="6"/>
+</file>
+
+<file path=customXml/itemProps1.xml><?xml version="1.0" encoding="utf-8"?>
+<ds:datastoreItem xmlns:ds="http://schemas.openxmlformats.org/officeDocument/2006/customXml" ds:itemID="{7BF9E34F-C402-4AB4-868A-F51C01913BEB}">
+  <ds:schemaRefs>
+    <ds:schemaRef ds:uri="http://schemas.openxmlformats.org/officeDocument/2006/bibliography"/>
+  </ds:schemaRefs>
+</ds:datastoreItem>
 </file>